--- a/TranscriptAnalysis/results/correlation_conventional/AOf-i2vLd2o/AOf-i2vLd2o_correlation_topics_n0_p15_m6.docx
+++ b/TranscriptAnalysis/results/correlation_conventional/AOf-i2vLd2o/AOf-i2vLd2o_correlation_topics_n0_p15_m6.docx
@@ -127,7 +127,38 @@
           </w:tcPr>
           <w:p>
             <w:r>
-              <w:t>frame_0000.jpg</w:t>
+              <w:drawing>
+                <wp:inline xmlns:a="http://schemas.openxmlformats.org/drawingml/2006/main" xmlns:pic="http://schemas.openxmlformats.org/drawingml/2006/picture">
+                  <wp:extent cx="1097280" cy="617220"/>
+                  <wp:docPr id="1" name="Picture 1"/>
+                  <wp:cNvGraphicFramePr>
+                    <a:graphicFrameLocks noChangeAspect="1"/>
+                  </wp:cNvGraphicFramePr>
+                  <a:graphic>
+                    <a:graphicData uri="http://schemas.openxmlformats.org/drawingml/2006/picture">
+                      <pic:pic>
+                        <pic:nvPicPr>
+                          <pic:cNvPr id="0" name="frame_0000.jpg"/>
+                          <pic:cNvPicPr/>
+                        </pic:nvPicPr>
+                        <pic:blipFill>
+                          <a:blip r:embed="rId9"/>
+                          <a:stretch>
+                            <a:fillRect/>
+                          </a:stretch>
+                        </pic:blipFill>
+                        <pic:spPr>
+                          <a:xfrm>
+                            <a:off x="0" y="0"/>
+                            <a:ext cx="1097280" cy="617220"/>
+                          </a:xfrm>
+                          <a:prstGeom prst="rect"/>
+                        </pic:spPr>
+                      </pic:pic>
+                    </a:graphicData>
+                  </a:graphic>
+                </wp:inline>
+              </w:drawing>
             </w:r>
           </w:p>
         </w:tc>
@@ -137,7 +168,38 @@
           </w:tcPr>
           <w:p>
             <w:r>
-              <w:t>frame_0185.jpg</w:t>
+              <w:drawing>
+                <wp:inline xmlns:a="http://schemas.openxmlformats.org/drawingml/2006/main" xmlns:pic="http://schemas.openxmlformats.org/drawingml/2006/picture">
+                  <wp:extent cx="1097280" cy="617220"/>
+                  <wp:docPr id="2" name="Picture 2"/>
+                  <wp:cNvGraphicFramePr>
+                    <a:graphicFrameLocks noChangeAspect="1"/>
+                  </wp:cNvGraphicFramePr>
+                  <a:graphic>
+                    <a:graphicData uri="http://schemas.openxmlformats.org/drawingml/2006/picture">
+                      <pic:pic>
+                        <pic:nvPicPr>
+                          <pic:cNvPr id="0" name="frame_0185.jpg"/>
+                          <pic:cNvPicPr/>
+                        </pic:nvPicPr>
+                        <pic:blipFill>
+                          <a:blip r:embed="rId10"/>
+                          <a:stretch>
+                            <a:fillRect/>
+                          </a:stretch>
+                        </pic:blipFill>
+                        <pic:spPr>
+                          <a:xfrm>
+                            <a:off x="0" y="0"/>
+                            <a:ext cx="1097280" cy="617220"/>
+                          </a:xfrm>
+                          <a:prstGeom prst="rect"/>
+                        </pic:spPr>
+                      </pic:pic>
+                    </a:graphicData>
+                  </a:graphic>
+                </wp:inline>
+              </w:drawing>
             </w:r>
           </w:p>
         </w:tc>
@@ -147,7 +209,38 @@
           </w:tcPr>
           <w:p>
             <w:r>
-              <w:t>frame_0370.jpg</w:t>
+              <w:drawing>
+                <wp:inline xmlns:a="http://schemas.openxmlformats.org/drawingml/2006/main" xmlns:pic="http://schemas.openxmlformats.org/drawingml/2006/picture">
+                  <wp:extent cx="1097280" cy="617220"/>
+                  <wp:docPr id="3" name="Picture 3"/>
+                  <wp:cNvGraphicFramePr>
+                    <a:graphicFrameLocks noChangeAspect="1"/>
+                  </wp:cNvGraphicFramePr>
+                  <a:graphic>
+                    <a:graphicData uri="http://schemas.openxmlformats.org/drawingml/2006/picture">
+                      <pic:pic>
+                        <pic:nvPicPr>
+                          <pic:cNvPr id="0" name="frame_0370.jpg"/>
+                          <pic:cNvPicPr/>
+                        </pic:nvPicPr>
+                        <pic:blipFill>
+                          <a:blip r:embed="rId11"/>
+                          <a:stretch>
+                            <a:fillRect/>
+                          </a:stretch>
+                        </pic:blipFill>
+                        <pic:spPr>
+                          <a:xfrm>
+                            <a:off x="0" y="0"/>
+                            <a:ext cx="1097280" cy="617220"/>
+                          </a:xfrm>
+                          <a:prstGeom prst="rect"/>
+                        </pic:spPr>
+                      </pic:pic>
+                    </a:graphicData>
+                  </a:graphic>
+                </wp:inline>
+              </w:drawing>
             </w:r>
           </w:p>
         </w:tc>
@@ -186,7 +279,38 @@
           </w:tcPr>
           <w:p>
             <w:r>
-              <w:t>frame_0000.jpg</w:t>
+              <w:drawing>
+                <wp:inline xmlns:a="http://schemas.openxmlformats.org/drawingml/2006/main" xmlns:pic="http://schemas.openxmlformats.org/drawingml/2006/picture">
+                  <wp:extent cx="1097280" cy="617220"/>
+                  <wp:docPr id="4" name="Picture 4"/>
+                  <wp:cNvGraphicFramePr>
+                    <a:graphicFrameLocks noChangeAspect="1"/>
+                  </wp:cNvGraphicFramePr>
+                  <a:graphic>
+                    <a:graphicData uri="http://schemas.openxmlformats.org/drawingml/2006/picture">
+                      <pic:pic>
+                        <pic:nvPicPr>
+                          <pic:cNvPr id="0" name="frame_0000.jpg"/>
+                          <pic:cNvPicPr/>
+                        </pic:nvPicPr>
+                        <pic:blipFill>
+                          <a:blip r:embed="rId9"/>
+                          <a:stretch>
+                            <a:fillRect/>
+                          </a:stretch>
+                        </pic:blipFill>
+                        <pic:spPr>
+                          <a:xfrm>
+                            <a:off x="0" y="0"/>
+                            <a:ext cx="1097280" cy="617220"/>
+                          </a:xfrm>
+                          <a:prstGeom prst="rect"/>
+                        </pic:spPr>
+                      </pic:pic>
+                    </a:graphicData>
+                  </a:graphic>
+                </wp:inline>
+              </w:drawing>
             </w:r>
           </w:p>
         </w:tc>
@@ -196,7 +320,38 @@
           </w:tcPr>
           <w:p>
             <w:r>
-              <w:t>frame_0185.jpg</w:t>
+              <w:drawing>
+                <wp:inline xmlns:a="http://schemas.openxmlformats.org/drawingml/2006/main" xmlns:pic="http://schemas.openxmlformats.org/drawingml/2006/picture">
+                  <wp:extent cx="1097280" cy="617220"/>
+                  <wp:docPr id="5" name="Picture 5"/>
+                  <wp:cNvGraphicFramePr>
+                    <a:graphicFrameLocks noChangeAspect="1"/>
+                  </wp:cNvGraphicFramePr>
+                  <a:graphic>
+                    <a:graphicData uri="http://schemas.openxmlformats.org/drawingml/2006/picture">
+                      <pic:pic>
+                        <pic:nvPicPr>
+                          <pic:cNvPr id="0" name="frame_0185.jpg"/>
+                          <pic:cNvPicPr/>
+                        </pic:nvPicPr>
+                        <pic:blipFill>
+                          <a:blip r:embed="rId10"/>
+                          <a:stretch>
+                            <a:fillRect/>
+                          </a:stretch>
+                        </pic:blipFill>
+                        <pic:spPr>
+                          <a:xfrm>
+                            <a:off x="0" y="0"/>
+                            <a:ext cx="1097280" cy="617220"/>
+                          </a:xfrm>
+                          <a:prstGeom prst="rect"/>
+                        </pic:spPr>
+                      </pic:pic>
+                    </a:graphicData>
+                  </a:graphic>
+                </wp:inline>
+              </w:drawing>
             </w:r>
           </w:p>
         </w:tc>
@@ -206,7 +361,38 @@
           </w:tcPr>
           <w:p>
             <w:r>
-              <w:t>frame_0370.jpg</w:t>
+              <w:drawing>
+                <wp:inline xmlns:a="http://schemas.openxmlformats.org/drawingml/2006/main" xmlns:pic="http://schemas.openxmlformats.org/drawingml/2006/picture">
+                  <wp:extent cx="1097280" cy="617220"/>
+                  <wp:docPr id="6" name="Picture 6"/>
+                  <wp:cNvGraphicFramePr>
+                    <a:graphicFrameLocks noChangeAspect="1"/>
+                  </wp:cNvGraphicFramePr>
+                  <a:graphic>
+                    <a:graphicData uri="http://schemas.openxmlformats.org/drawingml/2006/picture">
+                      <pic:pic>
+                        <pic:nvPicPr>
+                          <pic:cNvPr id="0" name="frame_0370.jpg"/>
+                          <pic:cNvPicPr/>
+                        </pic:nvPicPr>
+                        <pic:blipFill>
+                          <a:blip r:embed="rId11"/>
+                          <a:stretch>
+                            <a:fillRect/>
+                          </a:stretch>
+                        </pic:blipFill>
+                        <pic:spPr>
+                          <a:xfrm>
+                            <a:off x="0" y="0"/>
+                            <a:ext cx="1097280" cy="617220"/>
+                          </a:xfrm>
+                          <a:prstGeom prst="rect"/>
+                        </pic:spPr>
+                      </pic:pic>
+                    </a:graphicData>
+                  </a:graphic>
+                </wp:inline>
+              </w:drawing>
             </w:r>
           </w:p>
         </w:tc>
@@ -245,7 +431,38 @@
           </w:tcPr>
           <w:p>
             <w:r>
-              <w:t>frame_0000.jpg</w:t>
+              <w:drawing>
+                <wp:inline xmlns:a="http://schemas.openxmlformats.org/drawingml/2006/main" xmlns:pic="http://schemas.openxmlformats.org/drawingml/2006/picture">
+                  <wp:extent cx="1097280" cy="617220"/>
+                  <wp:docPr id="7" name="Picture 7"/>
+                  <wp:cNvGraphicFramePr>
+                    <a:graphicFrameLocks noChangeAspect="1"/>
+                  </wp:cNvGraphicFramePr>
+                  <a:graphic>
+                    <a:graphicData uri="http://schemas.openxmlformats.org/drawingml/2006/picture">
+                      <pic:pic>
+                        <pic:nvPicPr>
+                          <pic:cNvPr id="0" name="frame_0000.jpg"/>
+                          <pic:cNvPicPr/>
+                        </pic:nvPicPr>
+                        <pic:blipFill>
+                          <a:blip r:embed="rId9"/>
+                          <a:stretch>
+                            <a:fillRect/>
+                          </a:stretch>
+                        </pic:blipFill>
+                        <pic:spPr>
+                          <a:xfrm>
+                            <a:off x="0" y="0"/>
+                            <a:ext cx="1097280" cy="617220"/>
+                          </a:xfrm>
+                          <a:prstGeom prst="rect"/>
+                        </pic:spPr>
+                      </pic:pic>
+                    </a:graphicData>
+                  </a:graphic>
+                </wp:inline>
+              </w:drawing>
             </w:r>
           </w:p>
         </w:tc>
@@ -255,7 +472,38 @@
           </w:tcPr>
           <w:p>
             <w:r>
-              <w:t>frame_0185.jpg</w:t>
+              <w:drawing>
+                <wp:inline xmlns:a="http://schemas.openxmlformats.org/drawingml/2006/main" xmlns:pic="http://schemas.openxmlformats.org/drawingml/2006/picture">
+                  <wp:extent cx="1097280" cy="617220"/>
+                  <wp:docPr id="8" name="Picture 8"/>
+                  <wp:cNvGraphicFramePr>
+                    <a:graphicFrameLocks noChangeAspect="1"/>
+                  </wp:cNvGraphicFramePr>
+                  <a:graphic>
+                    <a:graphicData uri="http://schemas.openxmlformats.org/drawingml/2006/picture">
+                      <pic:pic>
+                        <pic:nvPicPr>
+                          <pic:cNvPr id="0" name="frame_0185.jpg"/>
+                          <pic:cNvPicPr/>
+                        </pic:nvPicPr>
+                        <pic:blipFill>
+                          <a:blip r:embed="rId10"/>
+                          <a:stretch>
+                            <a:fillRect/>
+                          </a:stretch>
+                        </pic:blipFill>
+                        <pic:spPr>
+                          <a:xfrm>
+                            <a:off x="0" y="0"/>
+                            <a:ext cx="1097280" cy="617220"/>
+                          </a:xfrm>
+                          <a:prstGeom prst="rect"/>
+                        </pic:spPr>
+                      </pic:pic>
+                    </a:graphicData>
+                  </a:graphic>
+                </wp:inline>
+              </w:drawing>
             </w:r>
           </w:p>
         </w:tc>
@@ -265,7 +513,38 @@
           </w:tcPr>
           <w:p>
             <w:r>
-              <w:t>frame_0370.jpg</w:t>
+              <w:drawing>
+                <wp:inline xmlns:a="http://schemas.openxmlformats.org/drawingml/2006/main" xmlns:pic="http://schemas.openxmlformats.org/drawingml/2006/picture">
+                  <wp:extent cx="1097280" cy="617220"/>
+                  <wp:docPr id="9" name="Picture 9"/>
+                  <wp:cNvGraphicFramePr>
+                    <a:graphicFrameLocks noChangeAspect="1"/>
+                  </wp:cNvGraphicFramePr>
+                  <a:graphic>
+                    <a:graphicData uri="http://schemas.openxmlformats.org/drawingml/2006/picture">
+                      <pic:pic>
+                        <pic:nvPicPr>
+                          <pic:cNvPr id="0" name="frame_0370.jpg"/>
+                          <pic:cNvPicPr/>
+                        </pic:nvPicPr>
+                        <pic:blipFill>
+                          <a:blip r:embed="rId11"/>
+                          <a:stretch>
+                            <a:fillRect/>
+                          </a:stretch>
+                        </pic:blipFill>
+                        <pic:spPr>
+                          <a:xfrm>
+                            <a:off x="0" y="0"/>
+                            <a:ext cx="1097280" cy="617220"/>
+                          </a:xfrm>
+                          <a:prstGeom prst="rect"/>
+                        </pic:spPr>
+                      </pic:pic>
+                    </a:graphicData>
+                  </a:graphic>
+                </wp:inline>
+              </w:drawing>
             </w:r>
           </w:p>
         </w:tc>
@@ -304,7 +583,38 @@
           </w:tcPr>
           <w:p>
             <w:r>
-              <w:t>frame_0000.jpg</w:t>
+              <w:drawing>
+                <wp:inline xmlns:a="http://schemas.openxmlformats.org/drawingml/2006/main" xmlns:pic="http://schemas.openxmlformats.org/drawingml/2006/picture">
+                  <wp:extent cx="1097280" cy="617220"/>
+                  <wp:docPr id="10" name="Picture 10"/>
+                  <wp:cNvGraphicFramePr>
+                    <a:graphicFrameLocks noChangeAspect="1"/>
+                  </wp:cNvGraphicFramePr>
+                  <a:graphic>
+                    <a:graphicData uri="http://schemas.openxmlformats.org/drawingml/2006/picture">
+                      <pic:pic>
+                        <pic:nvPicPr>
+                          <pic:cNvPr id="0" name="frame_0000.jpg"/>
+                          <pic:cNvPicPr/>
+                        </pic:nvPicPr>
+                        <pic:blipFill>
+                          <a:blip r:embed="rId9"/>
+                          <a:stretch>
+                            <a:fillRect/>
+                          </a:stretch>
+                        </pic:blipFill>
+                        <pic:spPr>
+                          <a:xfrm>
+                            <a:off x="0" y="0"/>
+                            <a:ext cx="1097280" cy="617220"/>
+                          </a:xfrm>
+                          <a:prstGeom prst="rect"/>
+                        </pic:spPr>
+                      </pic:pic>
+                    </a:graphicData>
+                  </a:graphic>
+                </wp:inline>
+              </w:drawing>
             </w:r>
           </w:p>
         </w:tc>
@@ -314,7 +624,38 @@
           </w:tcPr>
           <w:p>
             <w:r>
-              <w:t>frame_0185.jpg</w:t>
+              <w:drawing>
+                <wp:inline xmlns:a="http://schemas.openxmlformats.org/drawingml/2006/main" xmlns:pic="http://schemas.openxmlformats.org/drawingml/2006/picture">
+                  <wp:extent cx="1097280" cy="617220"/>
+                  <wp:docPr id="11" name="Picture 11"/>
+                  <wp:cNvGraphicFramePr>
+                    <a:graphicFrameLocks noChangeAspect="1"/>
+                  </wp:cNvGraphicFramePr>
+                  <a:graphic>
+                    <a:graphicData uri="http://schemas.openxmlformats.org/drawingml/2006/picture">
+                      <pic:pic>
+                        <pic:nvPicPr>
+                          <pic:cNvPr id="0" name="frame_0185.jpg"/>
+                          <pic:cNvPicPr/>
+                        </pic:nvPicPr>
+                        <pic:blipFill>
+                          <a:blip r:embed="rId10"/>
+                          <a:stretch>
+                            <a:fillRect/>
+                          </a:stretch>
+                        </pic:blipFill>
+                        <pic:spPr>
+                          <a:xfrm>
+                            <a:off x="0" y="0"/>
+                            <a:ext cx="1097280" cy="617220"/>
+                          </a:xfrm>
+                          <a:prstGeom prst="rect"/>
+                        </pic:spPr>
+                      </pic:pic>
+                    </a:graphicData>
+                  </a:graphic>
+                </wp:inline>
+              </w:drawing>
             </w:r>
           </w:p>
         </w:tc>
@@ -324,7 +665,38 @@
           </w:tcPr>
           <w:p>
             <w:r>
-              <w:t>frame_0370.jpg</w:t>
+              <w:drawing>
+                <wp:inline xmlns:a="http://schemas.openxmlformats.org/drawingml/2006/main" xmlns:pic="http://schemas.openxmlformats.org/drawingml/2006/picture">
+                  <wp:extent cx="1097280" cy="617220"/>
+                  <wp:docPr id="12" name="Picture 12"/>
+                  <wp:cNvGraphicFramePr>
+                    <a:graphicFrameLocks noChangeAspect="1"/>
+                  </wp:cNvGraphicFramePr>
+                  <a:graphic>
+                    <a:graphicData uri="http://schemas.openxmlformats.org/drawingml/2006/picture">
+                      <pic:pic>
+                        <pic:nvPicPr>
+                          <pic:cNvPr id="0" name="frame_0370.jpg"/>
+                          <pic:cNvPicPr/>
+                        </pic:nvPicPr>
+                        <pic:blipFill>
+                          <a:blip r:embed="rId11"/>
+                          <a:stretch>
+                            <a:fillRect/>
+                          </a:stretch>
+                        </pic:blipFill>
+                        <pic:spPr>
+                          <a:xfrm>
+                            <a:off x="0" y="0"/>
+                            <a:ext cx="1097280" cy="617220"/>
+                          </a:xfrm>
+                          <a:prstGeom prst="rect"/>
+                        </pic:spPr>
+                      </pic:pic>
+                    </a:graphicData>
+                  </a:graphic>
+                </wp:inline>
+              </w:drawing>
             </w:r>
           </w:p>
         </w:tc>
@@ -363,7 +735,38 @@
           </w:tcPr>
           <w:p>
             <w:r>
-              <w:t>frame_0000.jpg</w:t>
+              <w:drawing>
+                <wp:inline xmlns:a="http://schemas.openxmlformats.org/drawingml/2006/main" xmlns:pic="http://schemas.openxmlformats.org/drawingml/2006/picture">
+                  <wp:extent cx="1097280" cy="617220"/>
+                  <wp:docPr id="13" name="Picture 13"/>
+                  <wp:cNvGraphicFramePr>
+                    <a:graphicFrameLocks noChangeAspect="1"/>
+                  </wp:cNvGraphicFramePr>
+                  <a:graphic>
+                    <a:graphicData uri="http://schemas.openxmlformats.org/drawingml/2006/picture">
+                      <pic:pic>
+                        <pic:nvPicPr>
+                          <pic:cNvPr id="0" name="frame_0000.jpg"/>
+                          <pic:cNvPicPr/>
+                        </pic:nvPicPr>
+                        <pic:blipFill>
+                          <a:blip r:embed="rId9"/>
+                          <a:stretch>
+                            <a:fillRect/>
+                          </a:stretch>
+                        </pic:blipFill>
+                        <pic:spPr>
+                          <a:xfrm>
+                            <a:off x="0" y="0"/>
+                            <a:ext cx="1097280" cy="617220"/>
+                          </a:xfrm>
+                          <a:prstGeom prst="rect"/>
+                        </pic:spPr>
+                      </pic:pic>
+                    </a:graphicData>
+                  </a:graphic>
+                </wp:inline>
+              </w:drawing>
             </w:r>
           </w:p>
         </w:tc>
@@ -373,7 +776,38 @@
           </w:tcPr>
           <w:p>
             <w:r>
-              <w:t>frame_0185.jpg</w:t>
+              <w:drawing>
+                <wp:inline xmlns:a="http://schemas.openxmlformats.org/drawingml/2006/main" xmlns:pic="http://schemas.openxmlformats.org/drawingml/2006/picture">
+                  <wp:extent cx="1097280" cy="617220"/>
+                  <wp:docPr id="14" name="Picture 14"/>
+                  <wp:cNvGraphicFramePr>
+                    <a:graphicFrameLocks noChangeAspect="1"/>
+                  </wp:cNvGraphicFramePr>
+                  <a:graphic>
+                    <a:graphicData uri="http://schemas.openxmlformats.org/drawingml/2006/picture">
+                      <pic:pic>
+                        <pic:nvPicPr>
+                          <pic:cNvPr id="0" name="frame_0185.jpg"/>
+                          <pic:cNvPicPr/>
+                        </pic:nvPicPr>
+                        <pic:blipFill>
+                          <a:blip r:embed="rId10"/>
+                          <a:stretch>
+                            <a:fillRect/>
+                          </a:stretch>
+                        </pic:blipFill>
+                        <pic:spPr>
+                          <a:xfrm>
+                            <a:off x="0" y="0"/>
+                            <a:ext cx="1097280" cy="617220"/>
+                          </a:xfrm>
+                          <a:prstGeom prst="rect"/>
+                        </pic:spPr>
+                      </pic:pic>
+                    </a:graphicData>
+                  </a:graphic>
+                </wp:inline>
+              </w:drawing>
             </w:r>
           </w:p>
         </w:tc>
@@ -383,7 +817,38 @@
           </w:tcPr>
           <w:p>
             <w:r>
-              <w:t>frame_0370.jpg</w:t>
+              <w:drawing>
+                <wp:inline xmlns:a="http://schemas.openxmlformats.org/drawingml/2006/main" xmlns:pic="http://schemas.openxmlformats.org/drawingml/2006/picture">
+                  <wp:extent cx="1097280" cy="617220"/>
+                  <wp:docPr id="15" name="Picture 15"/>
+                  <wp:cNvGraphicFramePr>
+                    <a:graphicFrameLocks noChangeAspect="1"/>
+                  </wp:cNvGraphicFramePr>
+                  <a:graphic>
+                    <a:graphicData uri="http://schemas.openxmlformats.org/drawingml/2006/picture">
+                      <pic:pic>
+                        <pic:nvPicPr>
+                          <pic:cNvPr id="0" name="frame_0370.jpg"/>
+                          <pic:cNvPicPr/>
+                        </pic:nvPicPr>
+                        <pic:blipFill>
+                          <a:blip r:embed="rId11"/>
+                          <a:stretch>
+                            <a:fillRect/>
+                          </a:stretch>
+                        </pic:blipFill>
+                        <pic:spPr>
+                          <a:xfrm>
+                            <a:off x="0" y="0"/>
+                            <a:ext cx="1097280" cy="617220"/>
+                          </a:xfrm>
+                          <a:prstGeom prst="rect"/>
+                        </pic:spPr>
+                      </pic:pic>
+                    </a:graphicData>
+                  </a:graphic>
+                </wp:inline>
+              </w:drawing>
             </w:r>
           </w:p>
         </w:tc>
@@ -422,7 +887,38 @@
           </w:tcPr>
           <w:p>
             <w:r>
-              <w:t>frame_0000.jpg</w:t>
+              <w:drawing>
+                <wp:inline xmlns:a="http://schemas.openxmlformats.org/drawingml/2006/main" xmlns:pic="http://schemas.openxmlformats.org/drawingml/2006/picture">
+                  <wp:extent cx="1097280" cy="617220"/>
+                  <wp:docPr id="16" name="Picture 16"/>
+                  <wp:cNvGraphicFramePr>
+                    <a:graphicFrameLocks noChangeAspect="1"/>
+                  </wp:cNvGraphicFramePr>
+                  <a:graphic>
+                    <a:graphicData uri="http://schemas.openxmlformats.org/drawingml/2006/picture">
+                      <pic:pic>
+                        <pic:nvPicPr>
+                          <pic:cNvPr id="0" name="frame_0000.jpg"/>
+                          <pic:cNvPicPr/>
+                        </pic:nvPicPr>
+                        <pic:blipFill>
+                          <a:blip r:embed="rId9"/>
+                          <a:stretch>
+                            <a:fillRect/>
+                          </a:stretch>
+                        </pic:blipFill>
+                        <pic:spPr>
+                          <a:xfrm>
+                            <a:off x="0" y="0"/>
+                            <a:ext cx="1097280" cy="617220"/>
+                          </a:xfrm>
+                          <a:prstGeom prst="rect"/>
+                        </pic:spPr>
+                      </pic:pic>
+                    </a:graphicData>
+                  </a:graphic>
+                </wp:inline>
+              </w:drawing>
             </w:r>
           </w:p>
         </w:tc>
@@ -432,7 +928,38 @@
           </w:tcPr>
           <w:p>
             <w:r>
-              <w:t>frame_0185.jpg</w:t>
+              <w:drawing>
+                <wp:inline xmlns:a="http://schemas.openxmlformats.org/drawingml/2006/main" xmlns:pic="http://schemas.openxmlformats.org/drawingml/2006/picture">
+                  <wp:extent cx="1097280" cy="617220"/>
+                  <wp:docPr id="17" name="Picture 17"/>
+                  <wp:cNvGraphicFramePr>
+                    <a:graphicFrameLocks noChangeAspect="1"/>
+                  </wp:cNvGraphicFramePr>
+                  <a:graphic>
+                    <a:graphicData uri="http://schemas.openxmlformats.org/drawingml/2006/picture">
+                      <pic:pic>
+                        <pic:nvPicPr>
+                          <pic:cNvPr id="0" name="frame_0185.jpg"/>
+                          <pic:cNvPicPr/>
+                        </pic:nvPicPr>
+                        <pic:blipFill>
+                          <a:blip r:embed="rId10"/>
+                          <a:stretch>
+                            <a:fillRect/>
+                          </a:stretch>
+                        </pic:blipFill>
+                        <pic:spPr>
+                          <a:xfrm>
+                            <a:off x="0" y="0"/>
+                            <a:ext cx="1097280" cy="617220"/>
+                          </a:xfrm>
+                          <a:prstGeom prst="rect"/>
+                        </pic:spPr>
+                      </pic:pic>
+                    </a:graphicData>
+                  </a:graphic>
+                </wp:inline>
+              </w:drawing>
             </w:r>
           </w:p>
         </w:tc>
@@ -442,7 +969,38 @@
           </w:tcPr>
           <w:p>
             <w:r>
-              <w:t>frame_0370.jpg</w:t>
+              <w:drawing>
+                <wp:inline xmlns:a="http://schemas.openxmlformats.org/drawingml/2006/main" xmlns:pic="http://schemas.openxmlformats.org/drawingml/2006/picture">
+                  <wp:extent cx="1097280" cy="617220"/>
+                  <wp:docPr id="18" name="Picture 18"/>
+                  <wp:cNvGraphicFramePr>
+                    <a:graphicFrameLocks noChangeAspect="1"/>
+                  </wp:cNvGraphicFramePr>
+                  <a:graphic>
+                    <a:graphicData uri="http://schemas.openxmlformats.org/drawingml/2006/picture">
+                      <pic:pic>
+                        <pic:nvPicPr>
+                          <pic:cNvPr id="0" name="frame_0370.jpg"/>
+                          <pic:cNvPicPr/>
+                        </pic:nvPicPr>
+                        <pic:blipFill>
+                          <a:blip r:embed="rId11"/>
+                          <a:stretch>
+                            <a:fillRect/>
+                          </a:stretch>
+                        </pic:blipFill>
+                        <pic:spPr>
+                          <a:xfrm>
+                            <a:off x="0" y="0"/>
+                            <a:ext cx="1097280" cy="617220"/>
+                          </a:xfrm>
+                          <a:prstGeom prst="rect"/>
+                        </pic:spPr>
+                      </pic:pic>
+                    </a:graphicData>
+                  </a:graphic>
+                </wp:inline>
+              </w:drawing>
             </w:r>
           </w:p>
         </w:tc>
@@ -486,7 +1044,38 @@
           </w:tcPr>
           <w:p>
             <w:r>
-              <w:t>frame_0000.jpg</w:t>
+              <w:drawing>
+                <wp:inline xmlns:a="http://schemas.openxmlformats.org/drawingml/2006/main" xmlns:pic="http://schemas.openxmlformats.org/drawingml/2006/picture">
+                  <wp:extent cx="1097280" cy="617220"/>
+                  <wp:docPr id="19" name="Picture 19"/>
+                  <wp:cNvGraphicFramePr>
+                    <a:graphicFrameLocks noChangeAspect="1"/>
+                  </wp:cNvGraphicFramePr>
+                  <a:graphic>
+                    <a:graphicData uri="http://schemas.openxmlformats.org/drawingml/2006/picture">
+                      <pic:pic>
+                        <pic:nvPicPr>
+                          <pic:cNvPr id="0" name="frame_0000.jpg"/>
+                          <pic:cNvPicPr/>
+                        </pic:nvPicPr>
+                        <pic:blipFill>
+                          <a:blip r:embed="rId9"/>
+                          <a:stretch>
+                            <a:fillRect/>
+                          </a:stretch>
+                        </pic:blipFill>
+                        <pic:spPr>
+                          <a:xfrm>
+                            <a:off x="0" y="0"/>
+                            <a:ext cx="1097280" cy="617220"/>
+                          </a:xfrm>
+                          <a:prstGeom prst="rect"/>
+                        </pic:spPr>
+                      </pic:pic>
+                    </a:graphicData>
+                  </a:graphic>
+                </wp:inline>
+              </w:drawing>
             </w:r>
           </w:p>
         </w:tc>
@@ -496,7 +1085,38 @@
           </w:tcPr>
           <w:p>
             <w:r>
-              <w:t>frame_0185.jpg</w:t>
+              <w:drawing>
+                <wp:inline xmlns:a="http://schemas.openxmlformats.org/drawingml/2006/main" xmlns:pic="http://schemas.openxmlformats.org/drawingml/2006/picture">
+                  <wp:extent cx="1097280" cy="617220"/>
+                  <wp:docPr id="20" name="Picture 20"/>
+                  <wp:cNvGraphicFramePr>
+                    <a:graphicFrameLocks noChangeAspect="1"/>
+                  </wp:cNvGraphicFramePr>
+                  <a:graphic>
+                    <a:graphicData uri="http://schemas.openxmlformats.org/drawingml/2006/picture">
+                      <pic:pic>
+                        <pic:nvPicPr>
+                          <pic:cNvPr id="0" name="frame_0185.jpg"/>
+                          <pic:cNvPicPr/>
+                        </pic:nvPicPr>
+                        <pic:blipFill>
+                          <a:blip r:embed="rId10"/>
+                          <a:stretch>
+                            <a:fillRect/>
+                          </a:stretch>
+                        </pic:blipFill>
+                        <pic:spPr>
+                          <a:xfrm>
+                            <a:off x="0" y="0"/>
+                            <a:ext cx="1097280" cy="617220"/>
+                          </a:xfrm>
+                          <a:prstGeom prst="rect"/>
+                        </pic:spPr>
+                      </pic:pic>
+                    </a:graphicData>
+                  </a:graphic>
+                </wp:inline>
+              </w:drawing>
             </w:r>
           </w:p>
         </w:tc>
@@ -506,7 +1126,38 @@
           </w:tcPr>
           <w:p>
             <w:r>
-              <w:t>frame_0370.jpg</w:t>
+              <w:drawing>
+                <wp:inline xmlns:a="http://schemas.openxmlformats.org/drawingml/2006/main" xmlns:pic="http://schemas.openxmlformats.org/drawingml/2006/picture">
+                  <wp:extent cx="1097280" cy="617220"/>
+                  <wp:docPr id="21" name="Picture 21"/>
+                  <wp:cNvGraphicFramePr>
+                    <a:graphicFrameLocks noChangeAspect="1"/>
+                  </wp:cNvGraphicFramePr>
+                  <a:graphic>
+                    <a:graphicData uri="http://schemas.openxmlformats.org/drawingml/2006/picture">
+                      <pic:pic>
+                        <pic:nvPicPr>
+                          <pic:cNvPr id="0" name="frame_0370.jpg"/>
+                          <pic:cNvPicPr/>
+                        </pic:nvPicPr>
+                        <pic:blipFill>
+                          <a:blip r:embed="rId11"/>
+                          <a:stretch>
+                            <a:fillRect/>
+                          </a:stretch>
+                        </pic:blipFill>
+                        <pic:spPr>
+                          <a:xfrm>
+                            <a:off x="0" y="0"/>
+                            <a:ext cx="1097280" cy="617220"/>
+                          </a:xfrm>
+                          <a:prstGeom prst="rect"/>
+                        </pic:spPr>
+                      </pic:pic>
+                    </a:graphicData>
+                  </a:graphic>
+                </wp:inline>
+              </w:drawing>
             </w:r>
           </w:p>
         </w:tc>
@@ -545,7 +1196,38 @@
           </w:tcPr>
           <w:p>
             <w:r>
-              <w:t>frame_0000.jpg</w:t>
+              <w:drawing>
+                <wp:inline xmlns:a="http://schemas.openxmlformats.org/drawingml/2006/main" xmlns:pic="http://schemas.openxmlformats.org/drawingml/2006/picture">
+                  <wp:extent cx="1097280" cy="617220"/>
+                  <wp:docPr id="22" name="Picture 22"/>
+                  <wp:cNvGraphicFramePr>
+                    <a:graphicFrameLocks noChangeAspect="1"/>
+                  </wp:cNvGraphicFramePr>
+                  <a:graphic>
+                    <a:graphicData uri="http://schemas.openxmlformats.org/drawingml/2006/picture">
+                      <pic:pic>
+                        <pic:nvPicPr>
+                          <pic:cNvPr id="0" name="frame_0000.jpg"/>
+                          <pic:cNvPicPr/>
+                        </pic:nvPicPr>
+                        <pic:blipFill>
+                          <a:blip r:embed="rId9"/>
+                          <a:stretch>
+                            <a:fillRect/>
+                          </a:stretch>
+                        </pic:blipFill>
+                        <pic:spPr>
+                          <a:xfrm>
+                            <a:off x="0" y="0"/>
+                            <a:ext cx="1097280" cy="617220"/>
+                          </a:xfrm>
+                          <a:prstGeom prst="rect"/>
+                        </pic:spPr>
+                      </pic:pic>
+                    </a:graphicData>
+                  </a:graphic>
+                </wp:inline>
+              </w:drawing>
             </w:r>
           </w:p>
         </w:tc>
@@ -555,7 +1237,38 @@
           </w:tcPr>
           <w:p>
             <w:r>
-              <w:t>frame_0185.jpg</w:t>
+              <w:drawing>
+                <wp:inline xmlns:a="http://schemas.openxmlformats.org/drawingml/2006/main" xmlns:pic="http://schemas.openxmlformats.org/drawingml/2006/picture">
+                  <wp:extent cx="1097280" cy="617220"/>
+                  <wp:docPr id="23" name="Picture 23"/>
+                  <wp:cNvGraphicFramePr>
+                    <a:graphicFrameLocks noChangeAspect="1"/>
+                  </wp:cNvGraphicFramePr>
+                  <a:graphic>
+                    <a:graphicData uri="http://schemas.openxmlformats.org/drawingml/2006/picture">
+                      <pic:pic>
+                        <pic:nvPicPr>
+                          <pic:cNvPr id="0" name="frame_0185.jpg"/>
+                          <pic:cNvPicPr/>
+                        </pic:nvPicPr>
+                        <pic:blipFill>
+                          <a:blip r:embed="rId10"/>
+                          <a:stretch>
+                            <a:fillRect/>
+                          </a:stretch>
+                        </pic:blipFill>
+                        <pic:spPr>
+                          <a:xfrm>
+                            <a:off x="0" y="0"/>
+                            <a:ext cx="1097280" cy="617220"/>
+                          </a:xfrm>
+                          <a:prstGeom prst="rect"/>
+                        </pic:spPr>
+                      </pic:pic>
+                    </a:graphicData>
+                  </a:graphic>
+                </wp:inline>
+              </w:drawing>
             </w:r>
           </w:p>
         </w:tc>
@@ -565,7 +1278,38 @@
           </w:tcPr>
           <w:p>
             <w:r>
-              <w:t>frame_0370.jpg</w:t>
+              <w:drawing>
+                <wp:inline xmlns:a="http://schemas.openxmlformats.org/drawingml/2006/main" xmlns:pic="http://schemas.openxmlformats.org/drawingml/2006/picture">
+                  <wp:extent cx="1097280" cy="617220"/>
+                  <wp:docPr id="24" name="Picture 24"/>
+                  <wp:cNvGraphicFramePr>
+                    <a:graphicFrameLocks noChangeAspect="1"/>
+                  </wp:cNvGraphicFramePr>
+                  <a:graphic>
+                    <a:graphicData uri="http://schemas.openxmlformats.org/drawingml/2006/picture">
+                      <pic:pic>
+                        <pic:nvPicPr>
+                          <pic:cNvPr id="0" name="frame_0370.jpg"/>
+                          <pic:cNvPicPr/>
+                        </pic:nvPicPr>
+                        <pic:blipFill>
+                          <a:blip r:embed="rId11"/>
+                          <a:stretch>
+                            <a:fillRect/>
+                          </a:stretch>
+                        </pic:blipFill>
+                        <pic:spPr>
+                          <a:xfrm>
+                            <a:off x="0" y="0"/>
+                            <a:ext cx="1097280" cy="617220"/>
+                          </a:xfrm>
+                          <a:prstGeom prst="rect"/>
+                        </pic:spPr>
+                      </pic:pic>
+                    </a:graphicData>
+                  </a:graphic>
+                </wp:inline>
+              </w:drawing>
             </w:r>
           </w:p>
         </w:tc>
@@ -604,7 +1348,38 @@
           </w:tcPr>
           <w:p>
             <w:r>
-              <w:t>frame_0000.jpg</w:t>
+              <w:drawing>
+                <wp:inline xmlns:a="http://schemas.openxmlformats.org/drawingml/2006/main" xmlns:pic="http://schemas.openxmlformats.org/drawingml/2006/picture">
+                  <wp:extent cx="1097280" cy="617220"/>
+                  <wp:docPr id="25" name="Picture 25"/>
+                  <wp:cNvGraphicFramePr>
+                    <a:graphicFrameLocks noChangeAspect="1"/>
+                  </wp:cNvGraphicFramePr>
+                  <a:graphic>
+                    <a:graphicData uri="http://schemas.openxmlformats.org/drawingml/2006/picture">
+                      <pic:pic>
+                        <pic:nvPicPr>
+                          <pic:cNvPr id="0" name="frame_0000.jpg"/>
+                          <pic:cNvPicPr/>
+                        </pic:nvPicPr>
+                        <pic:blipFill>
+                          <a:blip r:embed="rId9"/>
+                          <a:stretch>
+                            <a:fillRect/>
+                          </a:stretch>
+                        </pic:blipFill>
+                        <pic:spPr>
+                          <a:xfrm>
+                            <a:off x="0" y="0"/>
+                            <a:ext cx="1097280" cy="617220"/>
+                          </a:xfrm>
+                          <a:prstGeom prst="rect"/>
+                        </pic:spPr>
+                      </pic:pic>
+                    </a:graphicData>
+                  </a:graphic>
+                </wp:inline>
+              </w:drawing>
             </w:r>
           </w:p>
         </w:tc>
@@ -614,7 +1389,38 @@
           </w:tcPr>
           <w:p>
             <w:r>
-              <w:t>frame_0185.jpg</w:t>
+              <w:drawing>
+                <wp:inline xmlns:a="http://schemas.openxmlformats.org/drawingml/2006/main" xmlns:pic="http://schemas.openxmlformats.org/drawingml/2006/picture">
+                  <wp:extent cx="1097280" cy="617220"/>
+                  <wp:docPr id="26" name="Picture 26"/>
+                  <wp:cNvGraphicFramePr>
+                    <a:graphicFrameLocks noChangeAspect="1"/>
+                  </wp:cNvGraphicFramePr>
+                  <a:graphic>
+                    <a:graphicData uri="http://schemas.openxmlformats.org/drawingml/2006/picture">
+                      <pic:pic>
+                        <pic:nvPicPr>
+                          <pic:cNvPr id="0" name="frame_0185.jpg"/>
+                          <pic:cNvPicPr/>
+                        </pic:nvPicPr>
+                        <pic:blipFill>
+                          <a:blip r:embed="rId10"/>
+                          <a:stretch>
+                            <a:fillRect/>
+                          </a:stretch>
+                        </pic:blipFill>
+                        <pic:spPr>
+                          <a:xfrm>
+                            <a:off x="0" y="0"/>
+                            <a:ext cx="1097280" cy="617220"/>
+                          </a:xfrm>
+                          <a:prstGeom prst="rect"/>
+                        </pic:spPr>
+                      </pic:pic>
+                    </a:graphicData>
+                  </a:graphic>
+                </wp:inline>
+              </w:drawing>
             </w:r>
           </w:p>
         </w:tc>
@@ -624,7 +1430,38 @@
           </w:tcPr>
           <w:p>
             <w:r>
-              <w:t>frame_0370.jpg</w:t>
+              <w:drawing>
+                <wp:inline xmlns:a="http://schemas.openxmlformats.org/drawingml/2006/main" xmlns:pic="http://schemas.openxmlformats.org/drawingml/2006/picture">
+                  <wp:extent cx="1097280" cy="617220"/>
+                  <wp:docPr id="27" name="Picture 27"/>
+                  <wp:cNvGraphicFramePr>
+                    <a:graphicFrameLocks noChangeAspect="1"/>
+                  </wp:cNvGraphicFramePr>
+                  <a:graphic>
+                    <a:graphicData uri="http://schemas.openxmlformats.org/drawingml/2006/picture">
+                      <pic:pic>
+                        <pic:nvPicPr>
+                          <pic:cNvPr id="0" name="frame_0370.jpg"/>
+                          <pic:cNvPicPr/>
+                        </pic:nvPicPr>
+                        <pic:blipFill>
+                          <a:blip r:embed="rId11"/>
+                          <a:stretch>
+                            <a:fillRect/>
+                          </a:stretch>
+                        </pic:blipFill>
+                        <pic:spPr>
+                          <a:xfrm>
+                            <a:off x="0" y="0"/>
+                            <a:ext cx="1097280" cy="617220"/>
+                          </a:xfrm>
+                          <a:prstGeom prst="rect"/>
+                        </pic:spPr>
+                      </pic:pic>
+                    </a:graphicData>
+                  </a:graphic>
+                </wp:inline>
+              </w:drawing>
             </w:r>
           </w:p>
         </w:tc>
@@ -663,7 +1500,38 @@
           </w:tcPr>
           <w:p>
             <w:r>
-              <w:t>frame_0000.jpg</w:t>
+              <w:drawing>
+                <wp:inline xmlns:a="http://schemas.openxmlformats.org/drawingml/2006/main" xmlns:pic="http://schemas.openxmlformats.org/drawingml/2006/picture">
+                  <wp:extent cx="1097280" cy="617220"/>
+                  <wp:docPr id="28" name="Picture 28"/>
+                  <wp:cNvGraphicFramePr>
+                    <a:graphicFrameLocks noChangeAspect="1"/>
+                  </wp:cNvGraphicFramePr>
+                  <a:graphic>
+                    <a:graphicData uri="http://schemas.openxmlformats.org/drawingml/2006/picture">
+                      <pic:pic>
+                        <pic:nvPicPr>
+                          <pic:cNvPr id="0" name="frame_0000.jpg"/>
+                          <pic:cNvPicPr/>
+                        </pic:nvPicPr>
+                        <pic:blipFill>
+                          <a:blip r:embed="rId9"/>
+                          <a:stretch>
+                            <a:fillRect/>
+                          </a:stretch>
+                        </pic:blipFill>
+                        <pic:spPr>
+                          <a:xfrm>
+                            <a:off x="0" y="0"/>
+                            <a:ext cx="1097280" cy="617220"/>
+                          </a:xfrm>
+                          <a:prstGeom prst="rect"/>
+                        </pic:spPr>
+                      </pic:pic>
+                    </a:graphicData>
+                  </a:graphic>
+                </wp:inline>
+              </w:drawing>
             </w:r>
           </w:p>
         </w:tc>
@@ -673,7 +1541,38 @@
           </w:tcPr>
           <w:p>
             <w:r>
-              <w:t>frame_0185.jpg</w:t>
+              <w:drawing>
+                <wp:inline xmlns:a="http://schemas.openxmlformats.org/drawingml/2006/main" xmlns:pic="http://schemas.openxmlformats.org/drawingml/2006/picture">
+                  <wp:extent cx="1097280" cy="617220"/>
+                  <wp:docPr id="29" name="Picture 29"/>
+                  <wp:cNvGraphicFramePr>
+                    <a:graphicFrameLocks noChangeAspect="1"/>
+                  </wp:cNvGraphicFramePr>
+                  <a:graphic>
+                    <a:graphicData uri="http://schemas.openxmlformats.org/drawingml/2006/picture">
+                      <pic:pic>
+                        <pic:nvPicPr>
+                          <pic:cNvPr id="0" name="frame_0185.jpg"/>
+                          <pic:cNvPicPr/>
+                        </pic:nvPicPr>
+                        <pic:blipFill>
+                          <a:blip r:embed="rId10"/>
+                          <a:stretch>
+                            <a:fillRect/>
+                          </a:stretch>
+                        </pic:blipFill>
+                        <pic:spPr>
+                          <a:xfrm>
+                            <a:off x="0" y="0"/>
+                            <a:ext cx="1097280" cy="617220"/>
+                          </a:xfrm>
+                          <a:prstGeom prst="rect"/>
+                        </pic:spPr>
+                      </pic:pic>
+                    </a:graphicData>
+                  </a:graphic>
+                </wp:inline>
+              </w:drawing>
             </w:r>
           </w:p>
         </w:tc>
@@ -683,7 +1582,38 @@
           </w:tcPr>
           <w:p>
             <w:r>
-              <w:t>frame_0370.jpg</w:t>
+              <w:drawing>
+                <wp:inline xmlns:a="http://schemas.openxmlformats.org/drawingml/2006/main" xmlns:pic="http://schemas.openxmlformats.org/drawingml/2006/picture">
+                  <wp:extent cx="1097280" cy="617220"/>
+                  <wp:docPr id="30" name="Picture 30"/>
+                  <wp:cNvGraphicFramePr>
+                    <a:graphicFrameLocks noChangeAspect="1"/>
+                  </wp:cNvGraphicFramePr>
+                  <a:graphic>
+                    <a:graphicData uri="http://schemas.openxmlformats.org/drawingml/2006/picture">
+                      <pic:pic>
+                        <pic:nvPicPr>
+                          <pic:cNvPr id="0" name="frame_0370.jpg"/>
+                          <pic:cNvPicPr/>
+                        </pic:nvPicPr>
+                        <pic:blipFill>
+                          <a:blip r:embed="rId11"/>
+                          <a:stretch>
+                            <a:fillRect/>
+                          </a:stretch>
+                        </pic:blipFill>
+                        <pic:spPr>
+                          <a:xfrm>
+                            <a:off x="0" y="0"/>
+                            <a:ext cx="1097280" cy="617220"/>
+                          </a:xfrm>
+                          <a:prstGeom prst="rect"/>
+                        </pic:spPr>
+                      </pic:pic>
+                    </a:graphicData>
+                  </a:graphic>
+                </wp:inline>
+              </w:drawing>
             </w:r>
           </w:p>
         </w:tc>
@@ -722,7 +1652,38 @@
           </w:tcPr>
           <w:p>
             <w:r>
-              <w:t>frame_0000.jpg</w:t>
+              <w:drawing>
+                <wp:inline xmlns:a="http://schemas.openxmlformats.org/drawingml/2006/main" xmlns:pic="http://schemas.openxmlformats.org/drawingml/2006/picture">
+                  <wp:extent cx="1097280" cy="617220"/>
+                  <wp:docPr id="31" name="Picture 31"/>
+                  <wp:cNvGraphicFramePr>
+                    <a:graphicFrameLocks noChangeAspect="1"/>
+                  </wp:cNvGraphicFramePr>
+                  <a:graphic>
+                    <a:graphicData uri="http://schemas.openxmlformats.org/drawingml/2006/picture">
+                      <pic:pic>
+                        <pic:nvPicPr>
+                          <pic:cNvPr id="0" name="frame_0000.jpg"/>
+                          <pic:cNvPicPr/>
+                        </pic:nvPicPr>
+                        <pic:blipFill>
+                          <a:blip r:embed="rId9"/>
+                          <a:stretch>
+                            <a:fillRect/>
+                          </a:stretch>
+                        </pic:blipFill>
+                        <pic:spPr>
+                          <a:xfrm>
+                            <a:off x="0" y="0"/>
+                            <a:ext cx="1097280" cy="617220"/>
+                          </a:xfrm>
+                          <a:prstGeom prst="rect"/>
+                        </pic:spPr>
+                      </pic:pic>
+                    </a:graphicData>
+                  </a:graphic>
+                </wp:inline>
+              </w:drawing>
             </w:r>
           </w:p>
         </w:tc>
@@ -732,7 +1693,38 @@
           </w:tcPr>
           <w:p>
             <w:r>
-              <w:t>frame_0185.jpg</w:t>
+              <w:drawing>
+                <wp:inline xmlns:a="http://schemas.openxmlformats.org/drawingml/2006/main" xmlns:pic="http://schemas.openxmlformats.org/drawingml/2006/picture">
+                  <wp:extent cx="1097280" cy="617220"/>
+                  <wp:docPr id="32" name="Picture 32"/>
+                  <wp:cNvGraphicFramePr>
+                    <a:graphicFrameLocks noChangeAspect="1"/>
+                  </wp:cNvGraphicFramePr>
+                  <a:graphic>
+                    <a:graphicData uri="http://schemas.openxmlformats.org/drawingml/2006/picture">
+                      <pic:pic>
+                        <pic:nvPicPr>
+                          <pic:cNvPr id="0" name="frame_0185.jpg"/>
+                          <pic:cNvPicPr/>
+                        </pic:nvPicPr>
+                        <pic:blipFill>
+                          <a:blip r:embed="rId10"/>
+                          <a:stretch>
+                            <a:fillRect/>
+                          </a:stretch>
+                        </pic:blipFill>
+                        <pic:spPr>
+                          <a:xfrm>
+                            <a:off x="0" y="0"/>
+                            <a:ext cx="1097280" cy="617220"/>
+                          </a:xfrm>
+                          <a:prstGeom prst="rect"/>
+                        </pic:spPr>
+                      </pic:pic>
+                    </a:graphicData>
+                  </a:graphic>
+                </wp:inline>
+              </w:drawing>
             </w:r>
           </w:p>
         </w:tc>
@@ -742,7 +1734,38 @@
           </w:tcPr>
           <w:p>
             <w:r>
-              <w:t>frame_0370.jpg</w:t>
+              <w:drawing>
+                <wp:inline xmlns:a="http://schemas.openxmlformats.org/drawingml/2006/main" xmlns:pic="http://schemas.openxmlformats.org/drawingml/2006/picture">
+                  <wp:extent cx="1097280" cy="617220"/>
+                  <wp:docPr id="33" name="Picture 33"/>
+                  <wp:cNvGraphicFramePr>
+                    <a:graphicFrameLocks noChangeAspect="1"/>
+                  </wp:cNvGraphicFramePr>
+                  <a:graphic>
+                    <a:graphicData uri="http://schemas.openxmlformats.org/drawingml/2006/picture">
+                      <pic:pic>
+                        <pic:nvPicPr>
+                          <pic:cNvPr id="0" name="frame_0370.jpg"/>
+                          <pic:cNvPicPr/>
+                        </pic:nvPicPr>
+                        <pic:blipFill>
+                          <a:blip r:embed="rId11"/>
+                          <a:stretch>
+                            <a:fillRect/>
+                          </a:stretch>
+                        </pic:blipFill>
+                        <pic:spPr>
+                          <a:xfrm>
+                            <a:off x="0" y="0"/>
+                            <a:ext cx="1097280" cy="617220"/>
+                          </a:xfrm>
+                          <a:prstGeom prst="rect"/>
+                        </pic:spPr>
+                      </pic:pic>
+                    </a:graphicData>
+                  </a:graphic>
+                </wp:inline>
+              </w:drawing>
             </w:r>
           </w:p>
         </w:tc>
@@ -781,7 +1804,38 @@
           </w:tcPr>
           <w:p>
             <w:r>
-              <w:t>frame_0000.jpg</w:t>
+              <w:drawing>
+                <wp:inline xmlns:a="http://schemas.openxmlformats.org/drawingml/2006/main" xmlns:pic="http://schemas.openxmlformats.org/drawingml/2006/picture">
+                  <wp:extent cx="1097280" cy="617220"/>
+                  <wp:docPr id="34" name="Picture 34"/>
+                  <wp:cNvGraphicFramePr>
+                    <a:graphicFrameLocks noChangeAspect="1"/>
+                  </wp:cNvGraphicFramePr>
+                  <a:graphic>
+                    <a:graphicData uri="http://schemas.openxmlformats.org/drawingml/2006/picture">
+                      <pic:pic>
+                        <pic:nvPicPr>
+                          <pic:cNvPr id="0" name="frame_0000.jpg"/>
+                          <pic:cNvPicPr/>
+                        </pic:nvPicPr>
+                        <pic:blipFill>
+                          <a:blip r:embed="rId9"/>
+                          <a:stretch>
+                            <a:fillRect/>
+                          </a:stretch>
+                        </pic:blipFill>
+                        <pic:spPr>
+                          <a:xfrm>
+                            <a:off x="0" y="0"/>
+                            <a:ext cx="1097280" cy="617220"/>
+                          </a:xfrm>
+                          <a:prstGeom prst="rect"/>
+                        </pic:spPr>
+                      </pic:pic>
+                    </a:graphicData>
+                  </a:graphic>
+                </wp:inline>
+              </w:drawing>
             </w:r>
           </w:p>
         </w:tc>
@@ -791,7 +1845,38 @@
           </w:tcPr>
           <w:p>
             <w:r>
-              <w:t>frame_0185.jpg</w:t>
+              <w:drawing>
+                <wp:inline xmlns:a="http://schemas.openxmlformats.org/drawingml/2006/main" xmlns:pic="http://schemas.openxmlformats.org/drawingml/2006/picture">
+                  <wp:extent cx="1097280" cy="617220"/>
+                  <wp:docPr id="35" name="Picture 35"/>
+                  <wp:cNvGraphicFramePr>
+                    <a:graphicFrameLocks noChangeAspect="1"/>
+                  </wp:cNvGraphicFramePr>
+                  <a:graphic>
+                    <a:graphicData uri="http://schemas.openxmlformats.org/drawingml/2006/picture">
+                      <pic:pic>
+                        <pic:nvPicPr>
+                          <pic:cNvPr id="0" name="frame_0185.jpg"/>
+                          <pic:cNvPicPr/>
+                        </pic:nvPicPr>
+                        <pic:blipFill>
+                          <a:blip r:embed="rId10"/>
+                          <a:stretch>
+                            <a:fillRect/>
+                          </a:stretch>
+                        </pic:blipFill>
+                        <pic:spPr>
+                          <a:xfrm>
+                            <a:off x="0" y="0"/>
+                            <a:ext cx="1097280" cy="617220"/>
+                          </a:xfrm>
+                          <a:prstGeom prst="rect"/>
+                        </pic:spPr>
+                      </pic:pic>
+                    </a:graphicData>
+                  </a:graphic>
+                </wp:inline>
+              </w:drawing>
             </w:r>
           </w:p>
         </w:tc>
@@ -801,7 +1886,38 @@
           </w:tcPr>
           <w:p>
             <w:r>
-              <w:t>frame_0370.jpg</w:t>
+              <w:drawing>
+                <wp:inline xmlns:a="http://schemas.openxmlformats.org/drawingml/2006/main" xmlns:pic="http://schemas.openxmlformats.org/drawingml/2006/picture">
+                  <wp:extent cx="1097280" cy="617220"/>
+                  <wp:docPr id="36" name="Picture 36"/>
+                  <wp:cNvGraphicFramePr>
+                    <a:graphicFrameLocks noChangeAspect="1"/>
+                  </wp:cNvGraphicFramePr>
+                  <a:graphic>
+                    <a:graphicData uri="http://schemas.openxmlformats.org/drawingml/2006/picture">
+                      <pic:pic>
+                        <pic:nvPicPr>
+                          <pic:cNvPr id="0" name="frame_0370.jpg"/>
+                          <pic:cNvPicPr/>
+                        </pic:nvPicPr>
+                        <pic:blipFill>
+                          <a:blip r:embed="rId11"/>
+                          <a:stretch>
+                            <a:fillRect/>
+                          </a:stretch>
+                        </pic:blipFill>
+                        <pic:spPr>
+                          <a:xfrm>
+                            <a:off x="0" y="0"/>
+                            <a:ext cx="1097280" cy="617220"/>
+                          </a:xfrm>
+                          <a:prstGeom prst="rect"/>
+                        </pic:spPr>
+                      </pic:pic>
+                    </a:graphicData>
+                  </a:graphic>
+                </wp:inline>
+              </w:drawing>
             </w:r>
           </w:p>
         </w:tc>
@@ -855,7 +1971,38 @@
           </w:tcPr>
           <w:p>
             <w:r>
-              <w:t>frame_0000.jpg</w:t>
+              <w:drawing>
+                <wp:inline xmlns:a="http://schemas.openxmlformats.org/drawingml/2006/main" xmlns:pic="http://schemas.openxmlformats.org/drawingml/2006/picture">
+                  <wp:extent cx="1097280" cy="617220"/>
+                  <wp:docPr id="37" name="Picture 37"/>
+                  <wp:cNvGraphicFramePr>
+                    <a:graphicFrameLocks noChangeAspect="1"/>
+                  </wp:cNvGraphicFramePr>
+                  <a:graphic>
+                    <a:graphicData uri="http://schemas.openxmlformats.org/drawingml/2006/picture">
+                      <pic:pic>
+                        <pic:nvPicPr>
+                          <pic:cNvPr id="0" name="frame_0000.jpg"/>
+                          <pic:cNvPicPr/>
+                        </pic:nvPicPr>
+                        <pic:blipFill>
+                          <a:blip r:embed="rId9"/>
+                          <a:stretch>
+                            <a:fillRect/>
+                          </a:stretch>
+                        </pic:blipFill>
+                        <pic:spPr>
+                          <a:xfrm>
+                            <a:off x="0" y="0"/>
+                            <a:ext cx="1097280" cy="617220"/>
+                          </a:xfrm>
+                          <a:prstGeom prst="rect"/>
+                        </pic:spPr>
+                      </pic:pic>
+                    </a:graphicData>
+                  </a:graphic>
+                </wp:inline>
+              </w:drawing>
             </w:r>
           </w:p>
         </w:tc>
@@ -865,7 +2012,38 @@
           </w:tcPr>
           <w:p>
             <w:r>
-              <w:t>frame_0185.jpg</w:t>
+              <w:drawing>
+                <wp:inline xmlns:a="http://schemas.openxmlformats.org/drawingml/2006/main" xmlns:pic="http://schemas.openxmlformats.org/drawingml/2006/picture">
+                  <wp:extent cx="1097280" cy="617220"/>
+                  <wp:docPr id="38" name="Picture 38"/>
+                  <wp:cNvGraphicFramePr>
+                    <a:graphicFrameLocks noChangeAspect="1"/>
+                  </wp:cNvGraphicFramePr>
+                  <a:graphic>
+                    <a:graphicData uri="http://schemas.openxmlformats.org/drawingml/2006/picture">
+                      <pic:pic>
+                        <pic:nvPicPr>
+                          <pic:cNvPr id="0" name="frame_0185.jpg"/>
+                          <pic:cNvPicPr/>
+                        </pic:nvPicPr>
+                        <pic:blipFill>
+                          <a:blip r:embed="rId10"/>
+                          <a:stretch>
+                            <a:fillRect/>
+                          </a:stretch>
+                        </pic:blipFill>
+                        <pic:spPr>
+                          <a:xfrm>
+                            <a:off x="0" y="0"/>
+                            <a:ext cx="1097280" cy="617220"/>
+                          </a:xfrm>
+                          <a:prstGeom prst="rect"/>
+                        </pic:spPr>
+                      </pic:pic>
+                    </a:graphicData>
+                  </a:graphic>
+                </wp:inline>
+              </w:drawing>
             </w:r>
           </w:p>
         </w:tc>
@@ -875,7 +2053,38 @@
           </w:tcPr>
           <w:p>
             <w:r>
-              <w:t>frame_0370.jpg</w:t>
+              <w:drawing>
+                <wp:inline xmlns:a="http://schemas.openxmlformats.org/drawingml/2006/main" xmlns:pic="http://schemas.openxmlformats.org/drawingml/2006/picture">
+                  <wp:extent cx="1097280" cy="617220"/>
+                  <wp:docPr id="39" name="Picture 39"/>
+                  <wp:cNvGraphicFramePr>
+                    <a:graphicFrameLocks noChangeAspect="1"/>
+                  </wp:cNvGraphicFramePr>
+                  <a:graphic>
+                    <a:graphicData uri="http://schemas.openxmlformats.org/drawingml/2006/picture">
+                      <pic:pic>
+                        <pic:nvPicPr>
+                          <pic:cNvPr id="0" name="frame_0370.jpg"/>
+                          <pic:cNvPicPr/>
+                        </pic:nvPicPr>
+                        <pic:blipFill>
+                          <a:blip r:embed="rId11"/>
+                          <a:stretch>
+                            <a:fillRect/>
+                          </a:stretch>
+                        </pic:blipFill>
+                        <pic:spPr>
+                          <a:xfrm>
+                            <a:off x="0" y="0"/>
+                            <a:ext cx="1097280" cy="617220"/>
+                          </a:xfrm>
+                          <a:prstGeom prst="rect"/>
+                        </pic:spPr>
+                      </pic:pic>
+                    </a:graphicData>
+                  </a:graphic>
+                </wp:inline>
+              </w:drawing>
             </w:r>
           </w:p>
         </w:tc>
@@ -914,7 +2123,38 @@
           </w:tcPr>
           <w:p>
             <w:r>
-              <w:t>frame_0000.jpg</w:t>
+              <w:drawing>
+                <wp:inline xmlns:a="http://schemas.openxmlformats.org/drawingml/2006/main" xmlns:pic="http://schemas.openxmlformats.org/drawingml/2006/picture">
+                  <wp:extent cx="1097280" cy="617220"/>
+                  <wp:docPr id="40" name="Picture 40"/>
+                  <wp:cNvGraphicFramePr>
+                    <a:graphicFrameLocks noChangeAspect="1"/>
+                  </wp:cNvGraphicFramePr>
+                  <a:graphic>
+                    <a:graphicData uri="http://schemas.openxmlformats.org/drawingml/2006/picture">
+                      <pic:pic>
+                        <pic:nvPicPr>
+                          <pic:cNvPr id="0" name="frame_0000.jpg"/>
+                          <pic:cNvPicPr/>
+                        </pic:nvPicPr>
+                        <pic:blipFill>
+                          <a:blip r:embed="rId9"/>
+                          <a:stretch>
+                            <a:fillRect/>
+                          </a:stretch>
+                        </pic:blipFill>
+                        <pic:spPr>
+                          <a:xfrm>
+                            <a:off x="0" y="0"/>
+                            <a:ext cx="1097280" cy="617220"/>
+                          </a:xfrm>
+                          <a:prstGeom prst="rect"/>
+                        </pic:spPr>
+                      </pic:pic>
+                    </a:graphicData>
+                  </a:graphic>
+                </wp:inline>
+              </w:drawing>
             </w:r>
           </w:p>
         </w:tc>
@@ -924,7 +2164,38 @@
           </w:tcPr>
           <w:p>
             <w:r>
-              <w:t>frame_0185.jpg</w:t>
+              <w:drawing>
+                <wp:inline xmlns:a="http://schemas.openxmlformats.org/drawingml/2006/main" xmlns:pic="http://schemas.openxmlformats.org/drawingml/2006/picture">
+                  <wp:extent cx="1097280" cy="617220"/>
+                  <wp:docPr id="41" name="Picture 41"/>
+                  <wp:cNvGraphicFramePr>
+                    <a:graphicFrameLocks noChangeAspect="1"/>
+                  </wp:cNvGraphicFramePr>
+                  <a:graphic>
+                    <a:graphicData uri="http://schemas.openxmlformats.org/drawingml/2006/picture">
+                      <pic:pic>
+                        <pic:nvPicPr>
+                          <pic:cNvPr id="0" name="frame_0185.jpg"/>
+                          <pic:cNvPicPr/>
+                        </pic:nvPicPr>
+                        <pic:blipFill>
+                          <a:blip r:embed="rId10"/>
+                          <a:stretch>
+                            <a:fillRect/>
+                          </a:stretch>
+                        </pic:blipFill>
+                        <pic:spPr>
+                          <a:xfrm>
+                            <a:off x="0" y="0"/>
+                            <a:ext cx="1097280" cy="617220"/>
+                          </a:xfrm>
+                          <a:prstGeom prst="rect"/>
+                        </pic:spPr>
+                      </pic:pic>
+                    </a:graphicData>
+                  </a:graphic>
+                </wp:inline>
+              </w:drawing>
             </w:r>
           </w:p>
         </w:tc>
@@ -934,7 +2205,38 @@
           </w:tcPr>
           <w:p>
             <w:r>
-              <w:t>frame_0370.jpg</w:t>
+              <w:drawing>
+                <wp:inline xmlns:a="http://schemas.openxmlformats.org/drawingml/2006/main" xmlns:pic="http://schemas.openxmlformats.org/drawingml/2006/picture">
+                  <wp:extent cx="1097280" cy="617220"/>
+                  <wp:docPr id="42" name="Picture 42"/>
+                  <wp:cNvGraphicFramePr>
+                    <a:graphicFrameLocks noChangeAspect="1"/>
+                  </wp:cNvGraphicFramePr>
+                  <a:graphic>
+                    <a:graphicData uri="http://schemas.openxmlformats.org/drawingml/2006/picture">
+                      <pic:pic>
+                        <pic:nvPicPr>
+                          <pic:cNvPr id="0" name="frame_0370.jpg"/>
+                          <pic:cNvPicPr/>
+                        </pic:nvPicPr>
+                        <pic:blipFill>
+                          <a:blip r:embed="rId11"/>
+                          <a:stretch>
+                            <a:fillRect/>
+                          </a:stretch>
+                        </pic:blipFill>
+                        <pic:spPr>
+                          <a:xfrm>
+                            <a:off x="0" y="0"/>
+                            <a:ext cx="1097280" cy="617220"/>
+                          </a:xfrm>
+                          <a:prstGeom prst="rect"/>
+                        </pic:spPr>
+                      </pic:pic>
+                    </a:graphicData>
+                  </a:graphic>
+                </wp:inline>
+              </w:drawing>
             </w:r>
           </w:p>
         </w:tc>
@@ -973,7 +2275,38 @@
           </w:tcPr>
           <w:p>
             <w:r>
-              <w:t>frame_0000.jpg</w:t>
+              <w:drawing>
+                <wp:inline xmlns:a="http://schemas.openxmlformats.org/drawingml/2006/main" xmlns:pic="http://schemas.openxmlformats.org/drawingml/2006/picture">
+                  <wp:extent cx="1097280" cy="617220"/>
+                  <wp:docPr id="43" name="Picture 43"/>
+                  <wp:cNvGraphicFramePr>
+                    <a:graphicFrameLocks noChangeAspect="1"/>
+                  </wp:cNvGraphicFramePr>
+                  <a:graphic>
+                    <a:graphicData uri="http://schemas.openxmlformats.org/drawingml/2006/picture">
+                      <pic:pic>
+                        <pic:nvPicPr>
+                          <pic:cNvPr id="0" name="frame_0000.jpg"/>
+                          <pic:cNvPicPr/>
+                        </pic:nvPicPr>
+                        <pic:blipFill>
+                          <a:blip r:embed="rId9"/>
+                          <a:stretch>
+                            <a:fillRect/>
+                          </a:stretch>
+                        </pic:blipFill>
+                        <pic:spPr>
+                          <a:xfrm>
+                            <a:off x="0" y="0"/>
+                            <a:ext cx="1097280" cy="617220"/>
+                          </a:xfrm>
+                          <a:prstGeom prst="rect"/>
+                        </pic:spPr>
+                      </pic:pic>
+                    </a:graphicData>
+                  </a:graphic>
+                </wp:inline>
+              </w:drawing>
             </w:r>
           </w:p>
         </w:tc>
@@ -983,7 +2316,38 @@
           </w:tcPr>
           <w:p>
             <w:r>
-              <w:t>frame_0185.jpg</w:t>
+              <w:drawing>
+                <wp:inline xmlns:a="http://schemas.openxmlformats.org/drawingml/2006/main" xmlns:pic="http://schemas.openxmlformats.org/drawingml/2006/picture">
+                  <wp:extent cx="1097280" cy="617220"/>
+                  <wp:docPr id="44" name="Picture 44"/>
+                  <wp:cNvGraphicFramePr>
+                    <a:graphicFrameLocks noChangeAspect="1"/>
+                  </wp:cNvGraphicFramePr>
+                  <a:graphic>
+                    <a:graphicData uri="http://schemas.openxmlformats.org/drawingml/2006/picture">
+                      <pic:pic>
+                        <pic:nvPicPr>
+                          <pic:cNvPr id="0" name="frame_0185.jpg"/>
+                          <pic:cNvPicPr/>
+                        </pic:nvPicPr>
+                        <pic:blipFill>
+                          <a:blip r:embed="rId10"/>
+                          <a:stretch>
+                            <a:fillRect/>
+                          </a:stretch>
+                        </pic:blipFill>
+                        <pic:spPr>
+                          <a:xfrm>
+                            <a:off x="0" y="0"/>
+                            <a:ext cx="1097280" cy="617220"/>
+                          </a:xfrm>
+                          <a:prstGeom prst="rect"/>
+                        </pic:spPr>
+                      </pic:pic>
+                    </a:graphicData>
+                  </a:graphic>
+                </wp:inline>
+              </w:drawing>
             </w:r>
           </w:p>
         </w:tc>
@@ -993,7 +2357,38 @@
           </w:tcPr>
           <w:p>
             <w:r>
-              <w:t>frame_0370.jpg</w:t>
+              <w:drawing>
+                <wp:inline xmlns:a="http://schemas.openxmlformats.org/drawingml/2006/main" xmlns:pic="http://schemas.openxmlformats.org/drawingml/2006/picture">
+                  <wp:extent cx="1097280" cy="617220"/>
+                  <wp:docPr id="45" name="Picture 45"/>
+                  <wp:cNvGraphicFramePr>
+                    <a:graphicFrameLocks noChangeAspect="1"/>
+                  </wp:cNvGraphicFramePr>
+                  <a:graphic>
+                    <a:graphicData uri="http://schemas.openxmlformats.org/drawingml/2006/picture">
+                      <pic:pic>
+                        <pic:nvPicPr>
+                          <pic:cNvPr id="0" name="frame_0370.jpg"/>
+                          <pic:cNvPicPr/>
+                        </pic:nvPicPr>
+                        <pic:blipFill>
+                          <a:blip r:embed="rId11"/>
+                          <a:stretch>
+                            <a:fillRect/>
+                          </a:stretch>
+                        </pic:blipFill>
+                        <pic:spPr>
+                          <a:xfrm>
+                            <a:off x="0" y="0"/>
+                            <a:ext cx="1097280" cy="617220"/>
+                          </a:xfrm>
+                          <a:prstGeom prst="rect"/>
+                        </pic:spPr>
+                      </pic:pic>
+                    </a:graphicData>
+                  </a:graphic>
+                </wp:inline>
+              </w:drawing>
             </w:r>
           </w:p>
         </w:tc>
@@ -1038,7 +2433,38 @@
           </w:tcPr>
           <w:p>
             <w:r>
-              <w:t>frame_0000.jpg</w:t>
+              <w:drawing>
+                <wp:inline xmlns:a="http://schemas.openxmlformats.org/drawingml/2006/main" xmlns:pic="http://schemas.openxmlformats.org/drawingml/2006/picture">
+                  <wp:extent cx="1097280" cy="617220"/>
+                  <wp:docPr id="46" name="Picture 46"/>
+                  <wp:cNvGraphicFramePr>
+                    <a:graphicFrameLocks noChangeAspect="1"/>
+                  </wp:cNvGraphicFramePr>
+                  <a:graphic>
+                    <a:graphicData uri="http://schemas.openxmlformats.org/drawingml/2006/picture">
+                      <pic:pic>
+                        <pic:nvPicPr>
+                          <pic:cNvPr id="0" name="frame_0000.jpg"/>
+                          <pic:cNvPicPr/>
+                        </pic:nvPicPr>
+                        <pic:blipFill>
+                          <a:blip r:embed="rId9"/>
+                          <a:stretch>
+                            <a:fillRect/>
+                          </a:stretch>
+                        </pic:blipFill>
+                        <pic:spPr>
+                          <a:xfrm>
+                            <a:off x="0" y="0"/>
+                            <a:ext cx="1097280" cy="617220"/>
+                          </a:xfrm>
+                          <a:prstGeom prst="rect"/>
+                        </pic:spPr>
+                      </pic:pic>
+                    </a:graphicData>
+                  </a:graphic>
+                </wp:inline>
+              </w:drawing>
             </w:r>
           </w:p>
         </w:tc>
@@ -1048,7 +2474,38 @@
           </w:tcPr>
           <w:p>
             <w:r>
-              <w:t>frame_0185.jpg</w:t>
+              <w:drawing>
+                <wp:inline xmlns:a="http://schemas.openxmlformats.org/drawingml/2006/main" xmlns:pic="http://schemas.openxmlformats.org/drawingml/2006/picture">
+                  <wp:extent cx="1097280" cy="617220"/>
+                  <wp:docPr id="47" name="Picture 47"/>
+                  <wp:cNvGraphicFramePr>
+                    <a:graphicFrameLocks noChangeAspect="1"/>
+                  </wp:cNvGraphicFramePr>
+                  <a:graphic>
+                    <a:graphicData uri="http://schemas.openxmlformats.org/drawingml/2006/picture">
+                      <pic:pic>
+                        <pic:nvPicPr>
+                          <pic:cNvPr id="0" name="frame_0185.jpg"/>
+                          <pic:cNvPicPr/>
+                        </pic:nvPicPr>
+                        <pic:blipFill>
+                          <a:blip r:embed="rId10"/>
+                          <a:stretch>
+                            <a:fillRect/>
+                          </a:stretch>
+                        </pic:blipFill>
+                        <pic:spPr>
+                          <a:xfrm>
+                            <a:off x="0" y="0"/>
+                            <a:ext cx="1097280" cy="617220"/>
+                          </a:xfrm>
+                          <a:prstGeom prst="rect"/>
+                        </pic:spPr>
+                      </pic:pic>
+                    </a:graphicData>
+                  </a:graphic>
+                </wp:inline>
+              </w:drawing>
             </w:r>
           </w:p>
         </w:tc>
@@ -1058,7 +2515,38 @@
           </w:tcPr>
           <w:p>
             <w:r>
-              <w:t>frame_0370.jpg</w:t>
+              <w:drawing>
+                <wp:inline xmlns:a="http://schemas.openxmlformats.org/drawingml/2006/main" xmlns:pic="http://schemas.openxmlformats.org/drawingml/2006/picture">
+                  <wp:extent cx="1097280" cy="617220"/>
+                  <wp:docPr id="48" name="Picture 48"/>
+                  <wp:cNvGraphicFramePr>
+                    <a:graphicFrameLocks noChangeAspect="1"/>
+                  </wp:cNvGraphicFramePr>
+                  <a:graphic>
+                    <a:graphicData uri="http://schemas.openxmlformats.org/drawingml/2006/picture">
+                      <pic:pic>
+                        <pic:nvPicPr>
+                          <pic:cNvPr id="0" name="frame_0370.jpg"/>
+                          <pic:cNvPicPr/>
+                        </pic:nvPicPr>
+                        <pic:blipFill>
+                          <a:blip r:embed="rId11"/>
+                          <a:stretch>
+                            <a:fillRect/>
+                          </a:stretch>
+                        </pic:blipFill>
+                        <pic:spPr>
+                          <a:xfrm>
+                            <a:off x="0" y="0"/>
+                            <a:ext cx="1097280" cy="617220"/>
+                          </a:xfrm>
+                          <a:prstGeom prst="rect"/>
+                        </pic:spPr>
+                      </pic:pic>
+                    </a:graphicData>
+                  </a:graphic>
+                </wp:inline>
+              </w:drawing>
             </w:r>
           </w:p>
         </w:tc>
@@ -1097,7 +2585,38 @@
           </w:tcPr>
           <w:p>
             <w:r>
-              <w:t>frame_0000.jpg</w:t>
+              <w:drawing>
+                <wp:inline xmlns:a="http://schemas.openxmlformats.org/drawingml/2006/main" xmlns:pic="http://schemas.openxmlformats.org/drawingml/2006/picture">
+                  <wp:extent cx="1097280" cy="617220"/>
+                  <wp:docPr id="49" name="Picture 49"/>
+                  <wp:cNvGraphicFramePr>
+                    <a:graphicFrameLocks noChangeAspect="1"/>
+                  </wp:cNvGraphicFramePr>
+                  <a:graphic>
+                    <a:graphicData uri="http://schemas.openxmlformats.org/drawingml/2006/picture">
+                      <pic:pic>
+                        <pic:nvPicPr>
+                          <pic:cNvPr id="0" name="frame_0000.jpg"/>
+                          <pic:cNvPicPr/>
+                        </pic:nvPicPr>
+                        <pic:blipFill>
+                          <a:blip r:embed="rId9"/>
+                          <a:stretch>
+                            <a:fillRect/>
+                          </a:stretch>
+                        </pic:blipFill>
+                        <pic:spPr>
+                          <a:xfrm>
+                            <a:off x="0" y="0"/>
+                            <a:ext cx="1097280" cy="617220"/>
+                          </a:xfrm>
+                          <a:prstGeom prst="rect"/>
+                        </pic:spPr>
+                      </pic:pic>
+                    </a:graphicData>
+                  </a:graphic>
+                </wp:inline>
+              </w:drawing>
             </w:r>
           </w:p>
         </w:tc>
@@ -1107,7 +2626,38 @@
           </w:tcPr>
           <w:p>
             <w:r>
-              <w:t>frame_0185.jpg</w:t>
+              <w:drawing>
+                <wp:inline xmlns:a="http://schemas.openxmlformats.org/drawingml/2006/main" xmlns:pic="http://schemas.openxmlformats.org/drawingml/2006/picture">
+                  <wp:extent cx="1097280" cy="617220"/>
+                  <wp:docPr id="50" name="Picture 50"/>
+                  <wp:cNvGraphicFramePr>
+                    <a:graphicFrameLocks noChangeAspect="1"/>
+                  </wp:cNvGraphicFramePr>
+                  <a:graphic>
+                    <a:graphicData uri="http://schemas.openxmlformats.org/drawingml/2006/picture">
+                      <pic:pic>
+                        <pic:nvPicPr>
+                          <pic:cNvPr id="0" name="frame_0185.jpg"/>
+                          <pic:cNvPicPr/>
+                        </pic:nvPicPr>
+                        <pic:blipFill>
+                          <a:blip r:embed="rId10"/>
+                          <a:stretch>
+                            <a:fillRect/>
+                          </a:stretch>
+                        </pic:blipFill>
+                        <pic:spPr>
+                          <a:xfrm>
+                            <a:off x="0" y="0"/>
+                            <a:ext cx="1097280" cy="617220"/>
+                          </a:xfrm>
+                          <a:prstGeom prst="rect"/>
+                        </pic:spPr>
+                      </pic:pic>
+                    </a:graphicData>
+                  </a:graphic>
+                </wp:inline>
+              </w:drawing>
             </w:r>
           </w:p>
         </w:tc>
@@ -1117,7 +2667,38 @@
           </w:tcPr>
           <w:p>
             <w:r>
-              <w:t>frame_0370.jpg</w:t>
+              <w:drawing>
+                <wp:inline xmlns:a="http://schemas.openxmlformats.org/drawingml/2006/main" xmlns:pic="http://schemas.openxmlformats.org/drawingml/2006/picture">
+                  <wp:extent cx="1097280" cy="617220"/>
+                  <wp:docPr id="51" name="Picture 51"/>
+                  <wp:cNvGraphicFramePr>
+                    <a:graphicFrameLocks noChangeAspect="1"/>
+                  </wp:cNvGraphicFramePr>
+                  <a:graphic>
+                    <a:graphicData uri="http://schemas.openxmlformats.org/drawingml/2006/picture">
+                      <pic:pic>
+                        <pic:nvPicPr>
+                          <pic:cNvPr id="0" name="frame_0370.jpg"/>
+                          <pic:cNvPicPr/>
+                        </pic:nvPicPr>
+                        <pic:blipFill>
+                          <a:blip r:embed="rId11"/>
+                          <a:stretch>
+                            <a:fillRect/>
+                          </a:stretch>
+                        </pic:blipFill>
+                        <pic:spPr>
+                          <a:xfrm>
+                            <a:off x="0" y="0"/>
+                            <a:ext cx="1097280" cy="617220"/>
+                          </a:xfrm>
+                          <a:prstGeom prst="rect"/>
+                        </pic:spPr>
+                      </pic:pic>
+                    </a:graphicData>
+                  </a:graphic>
+                </wp:inline>
+              </w:drawing>
             </w:r>
           </w:p>
         </w:tc>
@@ -1156,7 +2737,38 @@
           </w:tcPr>
           <w:p>
             <w:r>
-              <w:t>frame_0000.jpg</w:t>
+              <w:drawing>
+                <wp:inline xmlns:a="http://schemas.openxmlformats.org/drawingml/2006/main" xmlns:pic="http://schemas.openxmlformats.org/drawingml/2006/picture">
+                  <wp:extent cx="1097280" cy="617220"/>
+                  <wp:docPr id="52" name="Picture 52"/>
+                  <wp:cNvGraphicFramePr>
+                    <a:graphicFrameLocks noChangeAspect="1"/>
+                  </wp:cNvGraphicFramePr>
+                  <a:graphic>
+                    <a:graphicData uri="http://schemas.openxmlformats.org/drawingml/2006/picture">
+                      <pic:pic>
+                        <pic:nvPicPr>
+                          <pic:cNvPr id="0" name="frame_0000.jpg"/>
+                          <pic:cNvPicPr/>
+                        </pic:nvPicPr>
+                        <pic:blipFill>
+                          <a:blip r:embed="rId9"/>
+                          <a:stretch>
+                            <a:fillRect/>
+                          </a:stretch>
+                        </pic:blipFill>
+                        <pic:spPr>
+                          <a:xfrm>
+                            <a:off x="0" y="0"/>
+                            <a:ext cx="1097280" cy="617220"/>
+                          </a:xfrm>
+                          <a:prstGeom prst="rect"/>
+                        </pic:spPr>
+                      </pic:pic>
+                    </a:graphicData>
+                  </a:graphic>
+                </wp:inline>
+              </w:drawing>
             </w:r>
           </w:p>
         </w:tc>
@@ -1166,7 +2778,38 @@
           </w:tcPr>
           <w:p>
             <w:r>
-              <w:t>frame_0185.jpg</w:t>
+              <w:drawing>
+                <wp:inline xmlns:a="http://schemas.openxmlformats.org/drawingml/2006/main" xmlns:pic="http://schemas.openxmlformats.org/drawingml/2006/picture">
+                  <wp:extent cx="1097280" cy="617220"/>
+                  <wp:docPr id="53" name="Picture 53"/>
+                  <wp:cNvGraphicFramePr>
+                    <a:graphicFrameLocks noChangeAspect="1"/>
+                  </wp:cNvGraphicFramePr>
+                  <a:graphic>
+                    <a:graphicData uri="http://schemas.openxmlformats.org/drawingml/2006/picture">
+                      <pic:pic>
+                        <pic:nvPicPr>
+                          <pic:cNvPr id="0" name="frame_0185.jpg"/>
+                          <pic:cNvPicPr/>
+                        </pic:nvPicPr>
+                        <pic:blipFill>
+                          <a:blip r:embed="rId10"/>
+                          <a:stretch>
+                            <a:fillRect/>
+                          </a:stretch>
+                        </pic:blipFill>
+                        <pic:spPr>
+                          <a:xfrm>
+                            <a:off x="0" y="0"/>
+                            <a:ext cx="1097280" cy="617220"/>
+                          </a:xfrm>
+                          <a:prstGeom prst="rect"/>
+                        </pic:spPr>
+                      </pic:pic>
+                    </a:graphicData>
+                  </a:graphic>
+                </wp:inline>
+              </w:drawing>
             </w:r>
           </w:p>
         </w:tc>
@@ -1176,7 +2819,38 @@
           </w:tcPr>
           <w:p>
             <w:r>
-              <w:t>frame_0370.jpg</w:t>
+              <w:drawing>
+                <wp:inline xmlns:a="http://schemas.openxmlformats.org/drawingml/2006/main" xmlns:pic="http://schemas.openxmlformats.org/drawingml/2006/picture">
+                  <wp:extent cx="1097280" cy="617220"/>
+                  <wp:docPr id="54" name="Picture 54"/>
+                  <wp:cNvGraphicFramePr>
+                    <a:graphicFrameLocks noChangeAspect="1"/>
+                  </wp:cNvGraphicFramePr>
+                  <a:graphic>
+                    <a:graphicData uri="http://schemas.openxmlformats.org/drawingml/2006/picture">
+                      <pic:pic>
+                        <pic:nvPicPr>
+                          <pic:cNvPr id="0" name="frame_0370.jpg"/>
+                          <pic:cNvPicPr/>
+                        </pic:nvPicPr>
+                        <pic:blipFill>
+                          <a:blip r:embed="rId11"/>
+                          <a:stretch>
+                            <a:fillRect/>
+                          </a:stretch>
+                        </pic:blipFill>
+                        <pic:spPr>
+                          <a:xfrm>
+                            <a:off x="0" y="0"/>
+                            <a:ext cx="1097280" cy="617220"/>
+                          </a:xfrm>
+                          <a:prstGeom prst="rect"/>
+                        </pic:spPr>
+                      </pic:pic>
+                    </a:graphicData>
+                  </a:graphic>
+                </wp:inline>
+              </w:drawing>
             </w:r>
           </w:p>
         </w:tc>
@@ -1220,7 +2894,38 @@
           </w:tcPr>
           <w:p>
             <w:r>
-              <w:t>frame_0000.jpg</w:t>
+              <w:drawing>
+                <wp:inline xmlns:a="http://schemas.openxmlformats.org/drawingml/2006/main" xmlns:pic="http://schemas.openxmlformats.org/drawingml/2006/picture">
+                  <wp:extent cx="1097280" cy="617220"/>
+                  <wp:docPr id="55" name="Picture 55"/>
+                  <wp:cNvGraphicFramePr>
+                    <a:graphicFrameLocks noChangeAspect="1"/>
+                  </wp:cNvGraphicFramePr>
+                  <a:graphic>
+                    <a:graphicData uri="http://schemas.openxmlformats.org/drawingml/2006/picture">
+                      <pic:pic>
+                        <pic:nvPicPr>
+                          <pic:cNvPr id="0" name="frame_0000.jpg"/>
+                          <pic:cNvPicPr/>
+                        </pic:nvPicPr>
+                        <pic:blipFill>
+                          <a:blip r:embed="rId9"/>
+                          <a:stretch>
+                            <a:fillRect/>
+                          </a:stretch>
+                        </pic:blipFill>
+                        <pic:spPr>
+                          <a:xfrm>
+                            <a:off x="0" y="0"/>
+                            <a:ext cx="1097280" cy="617220"/>
+                          </a:xfrm>
+                          <a:prstGeom prst="rect"/>
+                        </pic:spPr>
+                      </pic:pic>
+                    </a:graphicData>
+                  </a:graphic>
+                </wp:inline>
+              </w:drawing>
             </w:r>
           </w:p>
         </w:tc>
@@ -1230,7 +2935,38 @@
           </w:tcPr>
           <w:p>
             <w:r>
-              <w:t>frame_0185.jpg</w:t>
+              <w:drawing>
+                <wp:inline xmlns:a="http://schemas.openxmlformats.org/drawingml/2006/main" xmlns:pic="http://schemas.openxmlformats.org/drawingml/2006/picture">
+                  <wp:extent cx="1097280" cy="617220"/>
+                  <wp:docPr id="56" name="Picture 56"/>
+                  <wp:cNvGraphicFramePr>
+                    <a:graphicFrameLocks noChangeAspect="1"/>
+                  </wp:cNvGraphicFramePr>
+                  <a:graphic>
+                    <a:graphicData uri="http://schemas.openxmlformats.org/drawingml/2006/picture">
+                      <pic:pic>
+                        <pic:nvPicPr>
+                          <pic:cNvPr id="0" name="frame_0185.jpg"/>
+                          <pic:cNvPicPr/>
+                        </pic:nvPicPr>
+                        <pic:blipFill>
+                          <a:blip r:embed="rId10"/>
+                          <a:stretch>
+                            <a:fillRect/>
+                          </a:stretch>
+                        </pic:blipFill>
+                        <pic:spPr>
+                          <a:xfrm>
+                            <a:off x="0" y="0"/>
+                            <a:ext cx="1097280" cy="617220"/>
+                          </a:xfrm>
+                          <a:prstGeom prst="rect"/>
+                        </pic:spPr>
+                      </pic:pic>
+                    </a:graphicData>
+                  </a:graphic>
+                </wp:inline>
+              </w:drawing>
             </w:r>
           </w:p>
         </w:tc>
@@ -1240,7 +2976,38 @@
           </w:tcPr>
           <w:p>
             <w:r>
-              <w:t>frame_0370.jpg</w:t>
+              <w:drawing>
+                <wp:inline xmlns:a="http://schemas.openxmlformats.org/drawingml/2006/main" xmlns:pic="http://schemas.openxmlformats.org/drawingml/2006/picture">
+                  <wp:extent cx="1097280" cy="617220"/>
+                  <wp:docPr id="57" name="Picture 57"/>
+                  <wp:cNvGraphicFramePr>
+                    <a:graphicFrameLocks noChangeAspect="1"/>
+                  </wp:cNvGraphicFramePr>
+                  <a:graphic>
+                    <a:graphicData uri="http://schemas.openxmlformats.org/drawingml/2006/picture">
+                      <pic:pic>
+                        <pic:nvPicPr>
+                          <pic:cNvPr id="0" name="frame_0370.jpg"/>
+                          <pic:cNvPicPr/>
+                        </pic:nvPicPr>
+                        <pic:blipFill>
+                          <a:blip r:embed="rId11"/>
+                          <a:stretch>
+                            <a:fillRect/>
+                          </a:stretch>
+                        </pic:blipFill>
+                        <pic:spPr>
+                          <a:xfrm>
+                            <a:off x="0" y="0"/>
+                            <a:ext cx="1097280" cy="617220"/>
+                          </a:xfrm>
+                          <a:prstGeom prst="rect"/>
+                        </pic:spPr>
+                      </pic:pic>
+                    </a:graphicData>
+                  </a:graphic>
+                </wp:inline>
+              </w:drawing>
             </w:r>
           </w:p>
         </w:tc>
@@ -1279,7 +3046,38 @@
           </w:tcPr>
           <w:p>
             <w:r>
-              <w:t>frame_0000.jpg</w:t>
+              <w:drawing>
+                <wp:inline xmlns:a="http://schemas.openxmlformats.org/drawingml/2006/main" xmlns:pic="http://schemas.openxmlformats.org/drawingml/2006/picture">
+                  <wp:extent cx="1097280" cy="617220"/>
+                  <wp:docPr id="58" name="Picture 58"/>
+                  <wp:cNvGraphicFramePr>
+                    <a:graphicFrameLocks noChangeAspect="1"/>
+                  </wp:cNvGraphicFramePr>
+                  <a:graphic>
+                    <a:graphicData uri="http://schemas.openxmlformats.org/drawingml/2006/picture">
+                      <pic:pic>
+                        <pic:nvPicPr>
+                          <pic:cNvPr id="0" name="frame_0000.jpg"/>
+                          <pic:cNvPicPr/>
+                        </pic:nvPicPr>
+                        <pic:blipFill>
+                          <a:blip r:embed="rId9"/>
+                          <a:stretch>
+                            <a:fillRect/>
+                          </a:stretch>
+                        </pic:blipFill>
+                        <pic:spPr>
+                          <a:xfrm>
+                            <a:off x="0" y="0"/>
+                            <a:ext cx="1097280" cy="617220"/>
+                          </a:xfrm>
+                          <a:prstGeom prst="rect"/>
+                        </pic:spPr>
+                      </pic:pic>
+                    </a:graphicData>
+                  </a:graphic>
+                </wp:inline>
+              </w:drawing>
             </w:r>
           </w:p>
         </w:tc>
@@ -1289,7 +3087,38 @@
           </w:tcPr>
           <w:p>
             <w:r>
-              <w:t>frame_0185.jpg</w:t>
+              <w:drawing>
+                <wp:inline xmlns:a="http://schemas.openxmlformats.org/drawingml/2006/main" xmlns:pic="http://schemas.openxmlformats.org/drawingml/2006/picture">
+                  <wp:extent cx="1097280" cy="617220"/>
+                  <wp:docPr id="59" name="Picture 59"/>
+                  <wp:cNvGraphicFramePr>
+                    <a:graphicFrameLocks noChangeAspect="1"/>
+                  </wp:cNvGraphicFramePr>
+                  <a:graphic>
+                    <a:graphicData uri="http://schemas.openxmlformats.org/drawingml/2006/picture">
+                      <pic:pic>
+                        <pic:nvPicPr>
+                          <pic:cNvPr id="0" name="frame_0185.jpg"/>
+                          <pic:cNvPicPr/>
+                        </pic:nvPicPr>
+                        <pic:blipFill>
+                          <a:blip r:embed="rId10"/>
+                          <a:stretch>
+                            <a:fillRect/>
+                          </a:stretch>
+                        </pic:blipFill>
+                        <pic:spPr>
+                          <a:xfrm>
+                            <a:off x="0" y="0"/>
+                            <a:ext cx="1097280" cy="617220"/>
+                          </a:xfrm>
+                          <a:prstGeom prst="rect"/>
+                        </pic:spPr>
+                      </pic:pic>
+                    </a:graphicData>
+                  </a:graphic>
+                </wp:inline>
+              </w:drawing>
             </w:r>
           </w:p>
         </w:tc>
@@ -1299,7 +3128,38 @@
           </w:tcPr>
           <w:p>
             <w:r>
-              <w:t>frame_0370.jpg</w:t>
+              <w:drawing>
+                <wp:inline xmlns:a="http://schemas.openxmlformats.org/drawingml/2006/main" xmlns:pic="http://schemas.openxmlformats.org/drawingml/2006/picture">
+                  <wp:extent cx="1097280" cy="617220"/>
+                  <wp:docPr id="60" name="Picture 60"/>
+                  <wp:cNvGraphicFramePr>
+                    <a:graphicFrameLocks noChangeAspect="1"/>
+                  </wp:cNvGraphicFramePr>
+                  <a:graphic>
+                    <a:graphicData uri="http://schemas.openxmlformats.org/drawingml/2006/picture">
+                      <pic:pic>
+                        <pic:nvPicPr>
+                          <pic:cNvPr id="0" name="frame_0370.jpg"/>
+                          <pic:cNvPicPr/>
+                        </pic:nvPicPr>
+                        <pic:blipFill>
+                          <a:blip r:embed="rId11"/>
+                          <a:stretch>
+                            <a:fillRect/>
+                          </a:stretch>
+                        </pic:blipFill>
+                        <pic:spPr>
+                          <a:xfrm>
+                            <a:off x="0" y="0"/>
+                            <a:ext cx="1097280" cy="617220"/>
+                          </a:xfrm>
+                          <a:prstGeom prst="rect"/>
+                        </pic:spPr>
+                      </pic:pic>
+                    </a:graphicData>
+                  </a:graphic>
+                </wp:inline>
+              </w:drawing>
             </w:r>
           </w:p>
         </w:tc>
@@ -1338,7 +3198,38 @@
           </w:tcPr>
           <w:p>
             <w:r>
-              <w:t>frame_0000.jpg</w:t>
+              <w:drawing>
+                <wp:inline xmlns:a="http://schemas.openxmlformats.org/drawingml/2006/main" xmlns:pic="http://schemas.openxmlformats.org/drawingml/2006/picture">
+                  <wp:extent cx="1097280" cy="617220"/>
+                  <wp:docPr id="61" name="Picture 61"/>
+                  <wp:cNvGraphicFramePr>
+                    <a:graphicFrameLocks noChangeAspect="1"/>
+                  </wp:cNvGraphicFramePr>
+                  <a:graphic>
+                    <a:graphicData uri="http://schemas.openxmlformats.org/drawingml/2006/picture">
+                      <pic:pic>
+                        <pic:nvPicPr>
+                          <pic:cNvPr id="0" name="frame_0000.jpg"/>
+                          <pic:cNvPicPr/>
+                        </pic:nvPicPr>
+                        <pic:blipFill>
+                          <a:blip r:embed="rId9"/>
+                          <a:stretch>
+                            <a:fillRect/>
+                          </a:stretch>
+                        </pic:blipFill>
+                        <pic:spPr>
+                          <a:xfrm>
+                            <a:off x="0" y="0"/>
+                            <a:ext cx="1097280" cy="617220"/>
+                          </a:xfrm>
+                          <a:prstGeom prst="rect"/>
+                        </pic:spPr>
+                      </pic:pic>
+                    </a:graphicData>
+                  </a:graphic>
+                </wp:inline>
+              </w:drawing>
             </w:r>
           </w:p>
         </w:tc>
@@ -1348,7 +3239,38 @@
           </w:tcPr>
           <w:p>
             <w:r>
-              <w:t>frame_0185.jpg</w:t>
+              <w:drawing>
+                <wp:inline xmlns:a="http://schemas.openxmlformats.org/drawingml/2006/main" xmlns:pic="http://schemas.openxmlformats.org/drawingml/2006/picture">
+                  <wp:extent cx="1097280" cy="617220"/>
+                  <wp:docPr id="62" name="Picture 62"/>
+                  <wp:cNvGraphicFramePr>
+                    <a:graphicFrameLocks noChangeAspect="1"/>
+                  </wp:cNvGraphicFramePr>
+                  <a:graphic>
+                    <a:graphicData uri="http://schemas.openxmlformats.org/drawingml/2006/picture">
+                      <pic:pic>
+                        <pic:nvPicPr>
+                          <pic:cNvPr id="0" name="frame_0185.jpg"/>
+                          <pic:cNvPicPr/>
+                        </pic:nvPicPr>
+                        <pic:blipFill>
+                          <a:blip r:embed="rId10"/>
+                          <a:stretch>
+                            <a:fillRect/>
+                          </a:stretch>
+                        </pic:blipFill>
+                        <pic:spPr>
+                          <a:xfrm>
+                            <a:off x="0" y="0"/>
+                            <a:ext cx="1097280" cy="617220"/>
+                          </a:xfrm>
+                          <a:prstGeom prst="rect"/>
+                        </pic:spPr>
+                      </pic:pic>
+                    </a:graphicData>
+                  </a:graphic>
+                </wp:inline>
+              </w:drawing>
             </w:r>
           </w:p>
         </w:tc>
@@ -1358,7 +3280,38 @@
           </w:tcPr>
           <w:p>
             <w:r>
-              <w:t>frame_0370.jpg</w:t>
+              <w:drawing>
+                <wp:inline xmlns:a="http://schemas.openxmlformats.org/drawingml/2006/main" xmlns:pic="http://schemas.openxmlformats.org/drawingml/2006/picture">
+                  <wp:extent cx="1097280" cy="617220"/>
+                  <wp:docPr id="63" name="Picture 63"/>
+                  <wp:cNvGraphicFramePr>
+                    <a:graphicFrameLocks noChangeAspect="1"/>
+                  </wp:cNvGraphicFramePr>
+                  <a:graphic>
+                    <a:graphicData uri="http://schemas.openxmlformats.org/drawingml/2006/picture">
+                      <pic:pic>
+                        <pic:nvPicPr>
+                          <pic:cNvPr id="0" name="frame_0370.jpg"/>
+                          <pic:cNvPicPr/>
+                        </pic:nvPicPr>
+                        <pic:blipFill>
+                          <a:blip r:embed="rId11"/>
+                          <a:stretch>
+                            <a:fillRect/>
+                          </a:stretch>
+                        </pic:blipFill>
+                        <pic:spPr>
+                          <a:xfrm>
+                            <a:off x="0" y="0"/>
+                            <a:ext cx="1097280" cy="617220"/>
+                          </a:xfrm>
+                          <a:prstGeom prst="rect"/>
+                        </pic:spPr>
+                      </pic:pic>
+                    </a:graphicData>
+                  </a:graphic>
+                </wp:inline>
+              </w:drawing>
             </w:r>
           </w:p>
         </w:tc>
@@ -1397,7 +3350,38 @@
           </w:tcPr>
           <w:p>
             <w:r>
-              <w:t>frame_0000.jpg</w:t>
+              <w:drawing>
+                <wp:inline xmlns:a="http://schemas.openxmlformats.org/drawingml/2006/main" xmlns:pic="http://schemas.openxmlformats.org/drawingml/2006/picture">
+                  <wp:extent cx="1097280" cy="617220"/>
+                  <wp:docPr id="64" name="Picture 64"/>
+                  <wp:cNvGraphicFramePr>
+                    <a:graphicFrameLocks noChangeAspect="1"/>
+                  </wp:cNvGraphicFramePr>
+                  <a:graphic>
+                    <a:graphicData uri="http://schemas.openxmlformats.org/drawingml/2006/picture">
+                      <pic:pic>
+                        <pic:nvPicPr>
+                          <pic:cNvPr id="0" name="frame_0000.jpg"/>
+                          <pic:cNvPicPr/>
+                        </pic:nvPicPr>
+                        <pic:blipFill>
+                          <a:blip r:embed="rId9"/>
+                          <a:stretch>
+                            <a:fillRect/>
+                          </a:stretch>
+                        </pic:blipFill>
+                        <pic:spPr>
+                          <a:xfrm>
+                            <a:off x="0" y="0"/>
+                            <a:ext cx="1097280" cy="617220"/>
+                          </a:xfrm>
+                          <a:prstGeom prst="rect"/>
+                        </pic:spPr>
+                      </pic:pic>
+                    </a:graphicData>
+                  </a:graphic>
+                </wp:inline>
+              </w:drawing>
             </w:r>
           </w:p>
         </w:tc>
@@ -1407,7 +3391,38 @@
           </w:tcPr>
           <w:p>
             <w:r>
-              <w:t>frame_0185.jpg</w:t>
+              <w:drawing>
+                <wp:inline xmlns:a="http://schemas.openxmlformats.org/drawingml/2006/main" xmlns:pic="http://schemas.openxmlformats.org/drawingml/2006/picture">
+                  <wp:extent cx="1097280" cy="617220"/>
+                  <wp:docPr id="65" name="Picture 65"/>
+                  <wp:cNvGraphicFramePr>
+                    <a:graphicFrameLocks noChangeAspect="1"/>
+                  </wp:cNvGraphicFramePr>
+                  <a:graphic>
+                    <a:graphicData uri="http://schemas.openxmlformats.org/drawingml/2006/picture">
+                      <pic:pic>
+                        <pic:nvPicPr>
+                          <pic:cNvPr id="0" name="frame_0185.jpg"/>
+                          <pic:cNvPicPr/>
+                        </pic:nvPicPr>
+                        <pic:blipFill>
+                          <a:blip r:embed="rId10"/>
+                          <a:stretch>
+                            <a:fillRect/>
+                          </a:stretch>
+                        </pic:blipFill>
+                        <pic:spPr>
+                          <a:xfrm>
+                            <a:off x="0" y="0"/>
+                            <a:ext cx="1097280" cy="617220"/>
+                          </a:xfrm>
+                          <a:prstGeom prst="rect"/>
+                        </pic:spPr>
+                      </pic:pic>
+                    </a:graphicData>
+                  </a:graphic>
+                </wp:inline>
+              </w:drawing>
             </w:r>
           </w:p>
         </w:tc>
@@ -1417,7 +3432,38 @@
           </w:tcPr>
           <w:p>
             <w:r>
-              <w:t>frame_0370.jpg</w:t>
+              <w:drawing>
+                <wp:inline xmlns:a="http://schemas.openxmlformats.org/drawingml/2006/main" xmlns:pic="http://schemas.openxmlformats.org/drawingml/2006/picture">
+                  <wp:extent cx="1097280" cy="617220"/>
+                  <wp:docPr id="66" name="Picture 66"/>
+                  <wp:cNvGraphicFramePr>
+                    <a:graphicFrameLocks noChangeAspect="1"/>
+                  </wp:cNvGraphicFramePr>
+                  <a:graphic>
+                    <a:graphicData uri="http://schemas.openxmlformats.org/drawingml/2006/picture">
+                      <pic:pic>
+                        <pic:nvPicPr>
+                          <pic:cNvPr id="0" name="frame_0370.jpg"/>
+                          <pic:cNvPicPr/>
+                        </pic:nvPicPr>
+                        <pic:blipFill>
+                          <a:blip r:embed="rId11"/>
+                          <a:stretch>
+                            <a:fillRect/>
+                          </a:stretch>
+                        </pic:blipFill>
+                        <pic:spPr>
+                          <a:xfrm>
+                            <a:off x="0" y="0"/>
+                            <a:ext cx="1097280" cy="617220"/>
+                          </a:xfrm>
+                          <a:prstGeom prst="rect"/>
+                        </pic:spPr>
+                      </pic:pic>
+                    </a:graphicData>
+                  </a:graphic>
+                </wp:inline>
+              </w:drawing>
             </w:r>
           </w:p>
         </w:tc>
@@ -1462,7 +3508,38 @@
           </w:tcPr>
           <w:p>
             <w:r>
-              <w:t>frame_0000.jpg</w:t>
+              <w:drawing>
+                <wp:inline xmlns:a="http://schemas.openxmlformats.org/drawingml/2006/main" xmlns:pic="http://schemas.openxmlformats.org/drawingml/2006/picture">
+                  <wp:extent cx="1097280" cy="617220"/>
+                  <wp:docPr id="67" name="Picture 67"/>
+                  <wp:cNvGraphicFramePr>
+                    <a:graphicFrameLocks noChangeAspect="1"/>
+                  </wp:cNvGraphicFramePr>
+                  <a:graphic>
+                    <a:graphicData uri="http://schemas.openxmlformats.org/drawingml/2006/picture">
+                      <pic:pic>
+                        <pic:nvPicPr>
+                          <pic:cNvPr id="0" name="frame_0000.jpg"/>
+                          <pic:cNvPicPr/>
+                        </pic:nvPicPr>
+                        <pic:blipFill>
+                          <a:blip r:embed="rId9"/>
+                          <a:stretch>
+                            <a:fillRect/>
+                          </a:stretch>
+                        </pic:blipFill>
+                        <pic:spPr>
+                          <a:xfrm>
+                            <a:off x="0" y="0"/>
+                            <a:ext cx="1097280" cy="617220"/>
+                          </a:xfrm>
+                          <a:prstGeom prst="rect"/>
+                        </pic:spPr>
+                      </pic:pic>
+                    </a:graphicData>
+                  </a:graphic>
+                </wp:inline>
+              </w:drawing>
             </w:r>
           </w:p>
         </w:tc>
@@ -1472,7 +3549,38 @@
           </w:tcPr>
           <w:p>
             <w:r>
-              <w:t>frame_0185.jpg</w:t>
+              <w:drawing>
+                <wp:inline xmlns:a="http://schemas.openxmlformats.org/drawingml/2006/main" xmlns:pic="http://schemas.openxmlformats.org/drawingml/2006/picture">
+                  <wp:extent cx="1097280" cy="617220"/>
+                  <wp:docPr id="68" name="Picture 68"/>
+                  <wp:cNvGraphicFramePr>
+                    <a:graphicFrameLocks noChangeAspect="1"/>
+                  </wp:cNvGraphicFramePr>
+                  <a:graphic>
+                    <a:graphicData uri="http://schemas.openxmlformats.org/drawingml/2006/picture">
+                      <pic:pic>
+                        <pic:nvPicPr>
+                          <pic:cNvPr id="0" name="frame_0185.jpg"/>
+                          <pic:cNvPicPr/>
+                        </pic:nvPicPr>
+                        <pic:blipFill>
+                          <a:blip r:embed="rId10"/>
+                          <a:stretch>
+                            <a:fillRect/>
+                          </a:stretch>
+                        </pic:blipFill>
+                        <pic:spPr>
+                          <a:xfrm>
+                            <a:off x="0" y="0"/>
+                            <a:ext cx="1097280" cy="617220"/>
+                          </a:xfrm>
+                          <a:prstGeom prst="rect"/>
+                        </pic:spPr>
+                      </pic:pic>
+                    </a:graphicData>
+                  </a:graphic>
+                </wp:inline>
+              </w:drawing>
             </w:r>
           </w:p>
         </w:tc>
@@ -1482,7 +3590,38 @@
           </w:tcPr>
           <w:p>
             <w:r>
-              <w:t>frame_0370.jpg</w:t>
+              <w:drawing>
+                <wp:inline xmlns:a="http://schemas.openxmlformats.org/drawingml/2006/main" xmlns:pic="http://schemas.openxmlformats.org/drawingml/2006/picture">
+                  <wp:extent cx="1097280" cy="617220"/>
+                  <wp:docPr id="69" name="Picture 69"/>
+                  <wp:cNvGraphicFramePr>
+                    <a:graphicFrameLocks noChangeAspect="1"/>
+                  </wp:cNvGraphicFramePr>
+                  <a:graphic>
+                    <a:graphicData uri="http://schemas.openxmlformats.org/drawingml/2006/picture">
+                      <pic:pic>
+                        <pic:nvPicPr>
+                          <pic:cNvPr id="0" name="frame_0370.jpg"/>
+                          <pic:cNvPicPr/>
+                        </pic:nvPicPr>
+                        <pic:blipFill>
+                          <a:blip r:embed="rId11"/>
+                          <a:stretch>
+                            <a:fillRect/>
+                          </a:stretch>
+                        </pic:blipFill>
+                        <pic:spPr>
+                          <a:xfrm>
+                            <a:off x="0" y="0"/>
+                            <a:ext cx="1097280" cy="617220"/>
+                          </a:xfrm>
+                          <a:prstGeom prst="rect"/>
+                        </pic:spPr>
+                      </pic:pic>
+                    </a:graphicData>
+                  </a:graphic>
+                </wp:inline>
+              </w:drawing>
             </w:r>
           </w:p>
         </w:tc>
@@ -1521,7 +3660,38 @@
           </w:tcPr>
           <w:p>
             <w:r>
-              <w:t>frame_0000.jpg</w:t>
+              <w:drawing>
+                <wp:inline xmlns:a="http://schemas.openxmlformats.org/drawingml/2006/main" xmlns:pic="http://schemas.openxmlformats.org/drawingml/2006/picture">
+                  <wp:extent cx="1097280" cy="617220"/>
+                  <wp:docPr id="70" name="Picture 70"/>
+                  <wp:cNvGraphicFramePr>
+                    <a:graphicFrameLocks noChangeAspect="1"/>
+                  </wp:cNvGraphicFramePr>
+                  <a:graphic>
+                    <a:graphicData uri="http://schemas.openxmlformats.org/drawingml/2006/picture">
+                      <pic:pic>
+                        <pic:nvPicPr>
+                          <pic:cNvPr id="0" name="frame_0000.jpg"/>
+                          <pic:cNvPicPr/>
+                        </pic:nvPicPr>
+                        <pic:blipFill>
+                          <a:blip r:embed="rId9"/>
+                          <a:stretch>
+                            <a:fillRect/>
+                          </a:stretch>
+                        </pic:blipFill>
+                        <pic:spPr>
+                          <a:xfrm>
+                            <a:off x="0" y="0"/>
+                            <a:ext cx="1097280" cy="617220"/>
+                          </a:xfrm>
+                          <a:prstGeom prst="rect"/>
+                        </pic:spPr>
+                      </pic:pic>
+                    </a:graphicData>
+                  </a:graphic>
+                </wp:inline>
+              </w:drawing>
             </w:r>
           </w:p>
         </w:tc>
@@ -1531,7 +3701,38 @@
           </w:tcPr>
           <w:p>
             <w:r>
-              <w:t>frame_0185.jpg</w:t>
+              <w:drawing>
+                <wp:inline xmlns:a="http://schemas.openxmlformats.org/drawingml/2006/main" xmlns:pic="http://schemas.openxmlformats.org/drawingml/2006/picture">
+                  <wp:extent cx="1097280" cy="617220"/>
+                  <wp:docPr id="71" name="Picture 71"/>
+                  <wp:cNvGraphicFramePr>
+                    <a:graphicFrameLocks noChangeAspect="1"/>
+                  </wp:cNvGraphicFramePr>
+                  <a:graphic>
+                    <a:graphicData uri="http://schemas.openxmlformats.org/drawingml/2006/picture">
+                      <pic:pic>
+                        <pic:nvPicPr>
+                          <pic:cNvPr id="0" name="frame_0185.jpg"/>
+                          <pic:cNvPicPr/>
+                        </pic:nvPicPr>
+                        <pic:blipFill>
+                          <a:blip r:embed="rId10"/>
+                          <a:stretch>
+                            <a:fillRect/>
+                          </a:stretch>
+                        </pic:blipFill>
+                        <pic:spPr>
+                          <a:xfrm>
+                            <a:off x="0" y="0"/>
+                            <a:ext cx="1097280" cy="617220"/>
+                          </a:xfrm>
+                          <a:prstGeom prst="rect"/>
+                        </pic:spPr>
+                      </pic:pic>
+                    </a:graphicData>
+                  </a:graphic>
+                </wp:inline>
+              </w:drawing>
             </w:r>
           </w:p>
         </w:tc>
@@ -1541,7 +3742,38 @@
           </w:tcPr>
           <w:p>
             <w:r>
-              <w:t>frame_0370.jpg</w:t>
+              <w:drawing>
+                <wp:inline xmlns:a="http://schemas.openxmlformats.org/drawingml/2006/main" xmlns:pic="http://schemas.openxmlformats.org/drawingml/2006/picture">
+                  <wp:extent cx="1097280" cy="617220"/>
+                  <wp:docPr id="72" name="Picture 72"/>
+                  <wp:cNvGraphicFramePr>
+                    <a:graphicFrameLocks noChangeAspect="1"/>
+                  </wp:cNvGraphicFramePr>
+                  <a:graphic>
+                    <a:graphicData uri="http://schemas.openxmlformats.org/drawingml/2006/picture">
+                      <pic:pic>
+                        <pic:nvPicPr>
+                          <pic:cNvPr id="0" name="frame_0370.jpg"/>
+                          <pic:cNvPicPr/>
+                        </pic:nvPicPr>
+                        <pic:blipFill>
+                          <a:blip r:embed="rId11"/>
+                          <a:stretch>
+                            <a:fillRect/>
+                          </a:stretch>
+                        </pic:blipFill>
+                        <pic:spPr>
+                          <a:xfrm>
+                            <a:off x="0" y="0"/>
+                            <a:ext cx="1097280" cy="617220"/>
+                          </a:xfrm>
+                          <a:prstGeom prst="rect"/>
+                        </pic:spPr>
+                      </pic:pic>
+                    </a:graphicData>
+                  </a:graphic>
+                </wp:inline>
+              </w:drawing>
             </w:r>
           </w:p>
         </w:tc>
@@ -1595,7 +3827,38 @@
           </w:tcPr>
           <w:p>
             <w:r>
-              <w:t>frame_0000.jpg</w:t>
+              <w:drawing>
+                <wp:inline xmlns:a="http://schemas.openxmlformats.org/drawingml/2006/main" xmlns:pic="http://schemas.openxmlformats.org/drawingml/2006/picture">
+                  <wp:extent cx="1097280" cy="617220"/>
+                  <wp:docPr id="73" name="Picture 73"/>
+                  <wp:cNvGraphicFramePr>
+                    <a:graphicFrameLocks noChangeAspect="1"/>
+                  </wp:cNvGraphicFramePr>
+                  <a:graphic>
+                    <a:graphicData uri="http://schemas.openxmlformats.org/drawingml/2006/picture">
+                      <pic:pic>
+                        <pic:nvPicPr>
+                          <pic:cNvPr id="0" name="frame_0000.jpg"/>
+                          <pic:cNvPicPr/>
+                        </pic:nvPicPr>
+                        <pic:blipFill>
+                          <a:blip r:embed="rId9"/>
+                          <a:stretch>
+                            <a:fillRect/>
+                          </a:stretch>
+                        </pic:blipFill>
+                        <pic:spPr>
+                          <a:xfrm>
+                            <a:off x="0" y="0"/>
+                            <a:ext cx="1097280" cy="617220"/>
+                          </a:xfrm>
+                          <a:prstGeom prst="rect"/>
+                        </pic:spPr>
+                      </pic:pic>
+                    </a:graphicData>
+                  </a:graphic>
+                </wp:inline>
+              </w:drawing>
             </w:r>
           </w:p>
         </w:tc>
@@ -1605,7 +3868,38 @@
           </w:tcPr>
           <w:p>
             <w:r>
-              <w:t>frame_0185.jpg</w:t>
+              <w:drawing>
+                <wp:inline xmlns:a="http://schemas.openxmlformats.org/drawingml/2006/main" xmlns:pic="http://schemas.openxmlformats.org/drawingml/2006/picture">
+                  <wp:extent cx="1097280" cy="617220"/>
+                  <wp:docPr id="74" name="Picture 74"/>
+                  <wp:cNvGraphicFramePr>
+                    <a:graphicFrameLocks noChangeAspect="1"/>
+                  </wp:cNvGraphicFramePr>
+                  <a:graphic>
+                    <a:graphicData uri="http://schemas.openxmlformats.org/drawingml/2006/picture">
+                      <pic:pic>
+                        <pic:nvPicPr>
+                          <pic:cNvPr id="0" name="frame_0185.jpg"/>
+                          <pic:cNvPicPr/>
+                        </pic:nvPicPr>
+                        <pic:blipFill>
+                          <a:blip r:embed="rId10"/>
+                          <a:stretch>
+                            <a:fillRect/>
+                          </a:stretch>
+                        </pic:blipFill>
+                        <pic:spPr>
+                          <a:xfrm>
+                            <a:off x="0" y="0"/>
+                            <a:ext cx="1097280" cy="617220"/>
+                          </a:xfrm>
+                          <a:prstGeom prst="rect"/>
+                        </pic:spPr>
+                      </pic:pic>
+                    </a:graphicData>
+                  </a:graphic>
+                </wp:inline>
+              </w:drawing>
             </w:r>
           </w:p>
         </w:tc>
@@ -1615,7 +3909,38 @@
           </w:tcPr>
           <w:p>
             <w:r>
-              <w:t>frame_0370.jpg</w:t>
+              <w:drawing>
+                <wp:inline xmlns:a="http://schemas.openxmlformats.org/drawingml/2006/main" xmlns:pic="http://schemas.openxmlformats.org/drawingml/2006/picture">
+                  <wp:extent cx="1097280" cy="617220"/>
+                  <wp:docPr id="75" name="Picture 75"/>
+                  <wp:cNvGraphicFramePr>
+                    <a:graphicFrameLocks noChangeAspect="1"/>
+                  </wp:cNvGraphicFramePr>
+                  <a:graphic>
+                    <a:graphicData uri="http://schemas.openxmlformats.org/drawingml/2006/picture">
+                      <pic:pic>
+                        <pic:nvPicPr>
+                          <pic:cNvPr id="0" name="frame_0370.jpg"/>
+                          <pic:cNvPicPr/>
+                        </pic:nvPicPr>
+                        <pic:blipFill>
+                          <a:blip r:embed="rId11"/>
+                          <a:stretch>
+                            <a:fillRect/>
+                          </a:stretch>
+                        </pic:blipFill>
+                        <pic:spPr>
+                          <a:xfrm>
+                            <a:off x="0" y="0"/>
+                            <a:ext cx="1097280" cy="617220"/>
+                          </a:xfrm>
+                          <a:prstGeom prst="rect"/>
+                        </pic:spPr>
+                      </pic:pic>
+                    </a:graphicData>
+                  </a:graphic>
+                </wp:inline>
+              </w:drawing>
             </w:r>
           </w:p>
         </w:tc>
@@ -1654,7 +3979,38 @@
           </w:tcPr>
           <w:p>
             <w:r>
-              <w:t>frame_0000.jpg</w:t>
+              <w:drawing>
+                <wp:inline xmlns:a="http://schemas.openxmlformats.org/drawingml/2006/main" xmlns:pic="http://schemas.openxmlformats.org/drawingml/2006/picture">
+                  <wp:extent cx="1097280" cy="617220"/>
+                  <wp:docPr id="76" name="Picture 76"/>
+                  <wp:cNvGraphicFramePr>
+                    <a:graphicFrameLocks noChangeAspect="1"/>
+                  </wp:cNvGraphicFramePr>
+                  <a:graphic>
+                    <a:graphicData uri="http://schemas.openxmlformats.org/drawingml/2006/picture">
+                      <pic:pic>
+                        <pic:nvPicPr>
+                          <pic:cNvPr id="0" name="frame_0000.jpg"/>
+                          <pic:cNvPicPr/>
+                        </pic:nvPicPr>
+                        <pic:blipFill>
+                          <a:blip r:embed="rId9"/>
+                          <a:stretch>
+                            <a:fillRect/>
+                          </a:stretch>
+                        </pic:blipFill>
+                        <pic:spPr>
+                          <a:xfrm>
+                            <a:off x="0" y="0"/>
+                            <a:ext cx="1097280" cy="617220"/>
+                          </a:xfrm>
+                          <a:prstGeom prst="rect"/>
+                        </pic:spPr>
+                      </pic:pic>
+                    </a:graphicData>
+                  </a:graphic>
+                </wp:inline>
+              </w:drawing>
             </w:r>
           </w:p>
         </w:tc>
@@ -1664,7 +4020,38 @@
           </w:tcPr>
           <w:p>
             <w:r>
-              <w:t>frame_0185.jpg</w:t>
+              <w:drawing>
+                <wp:inline xmlns:a="http://schemas.openxmlformats.org/drawingml/2006/main" xmlns:pic="http://schemas.openxmlformats.org/drawingml/2006/picture">
+                  <wp:extent cx="1097280" cy="617220"/>
+                  <wp:docPr id="77" name="Picture 77"/>
+                  <wp:cNvGraphicFramePr>
+                    <a:graphicFrameLocks noChangeAspect="1"/>
+                  </wp:cNvGraphicFramePr>
+                  <a:graphic>
+                    <a:graphicData uri="http://schemas.openxmlformats.org/drawingml/2006/picture">
+                      <pic:pic>
+                        <pic:nvPicPr>
+                          <pic:cNvPr id="0" name="frame_0185.jpg"/>
+                          <pic:cNvPicPr/>
+                        </pic:nvPicPr>
+                        <pic:blipFill>
+                          <a:blip r:embed="rId10"/>
+                          <a:stretch>
+                            <a:fillRect/>
+                          </a:stretch>
+                        </pic:blipFill>
+                        <pic:spPr>
+                          <a:xfrm>
+                            <a:off x="0" y="0"/>
+                            <a:ext cx="1097280" cy="617220"/>
+                          </a:xfrm>
+                          <a:prstGeom prst="rect"/>
+                        </pic:spPr>
+                      </pic:pic>
+                    </a:graphicData>
+                  </a:graphic>
+                </wp:inline>
+              </w:drawing>
             </w:r>
           </w:p>
         </w:tc>
@@ -1674,7 +4061,38 @@
           </w:tcPr>
           <w:p>
             <w:r>
-              <w:t>frame_0370.jpg</w:t>
+              <w:drawing>
+                <wp:inline xmlns:a="http://schemas.openxmlformats.org/drawingml/2006/main" xmlns:pic="http://schemas.openxmlformats.org/drawingml/2006/picture">
+                  <wp:extent cx="1097280" cy="617220"/>
+                  <wp:docPr id="78" name="Picture 78"/>
+                  <wp:cNvGraphicFramePr>
+                    <a:graphicFrameLocks noChangeAspect="1"/>
+                  </wp:cNvGraphicFramePr>
+                  <a:graphic>
+                    <a:graphicData uri="http://schemas.openxmlformats.org/drawingml/2006/picture">
+                      <pic:pic>
+                        <pic:nvPicPr>
+                          <pic:cNvPr id="0" name="frame_0370.jpg"/>
+                          <pic:cNvPicPr/>
+                        </pic:nvPicPr>
+                        <pic:blipFill>
+                          <a:blip r:embed="rId11"/>
+                          <a:stretch>
+                            <a:fillRect/>
+                          </a:stretch>
+                        </pic:blipFill>
+                        <pic:spPr>
+                          <a:xfrm>
+                            <a:off x="0" y="0"/>
+                            <a:ext cx="1097280" cy="617220"/>
+                          </a:xfrm>
+                          <a:prstGeom prst="rect"/>
+                        </pic:spPr>
+                      </pic:pic>
+                    </a:graphicData>
+                  </a:graphic>
+                </wp:inline>
+              </w:drawing>
             </w:r>
           </w:p>
         </w:tc>
@@ -1713,7 +4131,38 @@
           </w:tcPr>
           <w:p>
             <w:r>
-              <w:t>frame_0000.jpg</w:t>
+              <w:drawing>
+                <wp:inline xmlns:a="http://schemas.openxmlformats.org/drawingml/2006/main" xmlns:pic="http://schemas.openxmlformats.org/drawingml/2006/picture">
+                  <wp:extent cx="1097280" cy="617220"/>
+                  <wp:docPr id="79" name="Picture 79"/>
+                  <wp:cNvGraphicFramePr>
+                    <a:graphicFrameLocks noChangeAspect="1"/>
+                  </wp:cNvGraphicFramePr>
+                  <a:graphic>
+                    <a:graphicData uri="http://schemas.openxmlformats.org/drawingml/2006/picture">
+                      <pic:pic>
+                        <pic:nvPicPr>
+                          <pic:cNvPr id="0" name="frame_0000.jpg"/>
+                          <pic:cNvPicPr/>
+                        </pic:nvPicPr>
+                        <pic:blipFill>
+                          <a:blip r:embed="rId9"/>
+                          <a:stretch>
+                            <a:fillRect/>
+                          </a:stretch>
+                        </pic:blipFill>
+                        <pic:spPr>
+                          <a:xfrm>
+                            <a:off x="0" y="0"/>
+                            <a:ext cx="1097280" cy="617220"/>
+                          </a:xfrm>
+                          <a:prstGeom prst="rect"/>
+                        </pic:spPr>
+                      </pic:pic>
+                    </a:graphicData>
+                  </a:graphic>
+                </wp:inline>
+              </w:drawing>
             </w:r>
           </w:p>
         </w:tc>
@@ -1723,7 +4172,38 @@
           </w:tcPr>
           <w:p>
             <w:r>
-              <w:t>frame_0185.jpg</w:t>
+              <w:drawing>
+                <wp:inline xmlns:a="http://schemas.openxmlformats.org/drawingml/2006/main" xmlns:pic="http://schemas.openxmlformats.org/drawingml/2006/picture">
+                  <wp:extent cx="1097280" cy="617220"/>
+                  <wp:docPr id="80" name="Picture 80"/>
+                  <wp:cNvGraphicFramePr>
+                    <a:graphicFrameLocks noChangeAspect="1"/>
+                  </wp:cNvGraphicFramePr>
+                  <a:graphic>
+                    <a:graphicData uri="http://schemas.openxmlformats.org/drawingml/2006/picture">
+                      <pic:pic>
+                        <pic:nvPicPr>
+                          <pic:cNvPr id="0" name="frame_0185.jpg"/>
+                          <pic:cNvPicPr/>
+                        </pic:nvPicPr>
+                        <pic:blipFill>
+                          <a:blip r:embed="rId10"/>
+                          <a:stretch>
+                            <a:fillRect/>
+                          </a:stretch>
+                        </pic:blipFill>
+                        <pic:spPr>
+                          <a:xfrm>
+                            <a:off x="0" y="0"/>
+                            <a:ext cx="1097280" cy="617220"/>
+                          </a:xfrm>
+                          <a:prstGeom prst="rect"/>
+                        </pic:spPr>
+                      </pic:pic>
+                    </a:graphicData>
+                  </a:graphic>
+                </wp:inline>
+              </w:drawing>
             </w:r>
           </w:p>
         </w:tc>
@@ -1733,7 +4213,38 @@
           </w:tcPr>
           <w:p>
             <w:r>
-              <w:t>frame_0370.jpg</w:t>
+              <w:drawing>
+                <wp:inline xmlns:a="http://schemas.openxmlformats.org/drawingml/2006/main" xmlns:pic="http://schemas.openxmlformats.org/drawingml/2006/picture">
+                  <wp:extent cx="1097280" cy="617220"/>
+                  <wp:docPr id="81" name="Picture 81"/>
+                  <wp:cNvGraphicFramePr>
+                    <a:graphicFrameLocks noChangeAspect="1"/>
+                  </wp:cNvGraphicFramePr>
+                  <a:graphic>
+                    <a:graphicData uri="http://schemas.openxmlformats.org/drawingml/2006/picture">
+                      <pic:pic>
+                        <pic:nvPicPr>
+                          <pic:cNvPr id="0" name="frame_0370.jpg"/>
+                          <pic:cNvPicPr/>
+                        </pic:nvPicPr>
+                        <pic:blipFill>
+                          <a:blip r:embed="rId11"/>
+                          <a:stretch>
+                            <a:fillRect/>
+                          </a:stretch>
+                        </pic:blipFill>
+                        <pic:spPr>
+                          <a:xfrm>
+                            <a:off x="0" y="0"/>
+                            <a:ext cx="1097280" cy="617220"/>
+                          </a:xfrm>
+                          <a:prstGeom prst="rect"/>
+                        </pic:spPr>
+                      </pic:pic>
+                    </a:graphicData>
+                  </a:graphic>
+                </wp:inline>
+              </w:drawing>
             </w:r>
           </w:p>
         </w:tc>
@@ -1772,7 +4283,38 @@
           </w:tcPr>
           <w:p>
             <w:r>
-              <w:t>frame_0000.jpg</w:t>
+              <w:drawing>
+                <wp:inline xmlns:a="http://schemas.openxmlformats.org/drawingml/2006/main" xmlns:pic="http://schemas.openxmlformats.org/drawingml/2006/picture">
+                  <wp:extent cx="1097280" cy="617220"/>
+                  <wp:docPr id="82" name="Picture 82"/>
+                  <wp:cNvGraphicFramePr>
+                    <a:graphicFrameLocks noChangeAspect="1"/>
+                  </wp:cNvGraphicFramePr>
+                  <a:graphic>
+                    <a:graphicData uri="http://schemas.openxmlformats.org/drawingml/2006/picture">
+                      <pic:pic>
+                        <pic:nvPicPr>
+                          <pic:cNvPr id="0" name="frame_0000.jpg"/>
+                          <pic:cNvPicPr/>
+                        </pic:nvPicPr>
+                        <pic:blipFill>
+                          <a:blip r:embed="rId9"/>
+                          <a:stretch>
+                            <a:fillRect/>
+                          </a:stretch>
+                        </pic:blipFill>
+                        <pic:spPr>
+                          <a:xfrm>
+                            <a:off x="0" y="0"/>
+                            <a:ext cx="1097280" cy="617220"/>
+                          </a:xfrm>
+                          <a:prstGeom prst="rect"/>
+                        </pic:spPr>
+                      </pic:pic>
+                    </a:graphicData>
+                  </a:graphic>
+                </wp:inline>
+              </w:drawing>
             </w:r>
           </w:p>
         </w:tc>
@@ -1782,7 +4324,38 @@
           </w:tcPr>
           <w:p>
             <w:r>
-              <w:t>frame_0185.jpg</w:t>
+              <w:drawing>
+                <wp:inline xmlns:a="http://schemas.openxmlformats.org/drawingml/2006/main" xmlns:pic="http://schemas.openxmlformats.org/drawingml/2006/picture">
+                  <wp:extent cx="1097280" cy="617220"/>
+                  <wp:docPr id="83" name="Picture 83"/>
+                  <wp:cNvGraphicFramePr>
+                    <a:graphicFrameLocks noChangeAspect="1"/>
+                  </wp:cNvGraphicFramePr>
+                  <a:graphic>
+                    <a:graphicData uri="http://schemas.openxmlformats.org/drawingml/2006/picture">
+                      <pic:pic>
+                        <pic:nvPicPr>
+                          <pic:cNvPr id="0" name="frame_0185.jpg"/>
+                          <pic:cNvPicPr/>
+                        </pic:nvPicPr>
+                        <pic:blipFill>
+                          <a:blip r:embed="rId10"/>
+                          <a:stretch>
+                            <a:fillRect/>
+                          </a:stretch>
+                        </pic:blipFill>
+                        <pic:spPr>
+                          <a:xfrm>
+                            <a:off x="0" y="0"/>
+                            <a:ext cx="1097280" cy="617220"/>
+                          </a:xfrm>
+                          <a:prstGeom prst="rect"/>
+                        </pic:spPr>
+                      </pic:pic>
+                    </a:graphicData>
+                  </a:graphic>
+                </wp:inline>
+              </w:drawing>
             </w:r>
           </w:p>
         </w:tc>
@@ -1792,7 +4365,38 @@
           </w:tcPr>
           <w:p>
             <w:r>
-              <w:t>frame_0370.jpg</w:t>
+              <w:drawing>
+                <wp:inline xmlns:a="http://schemas.openxmlformats.org/drawingml/2006/main" xmlns:pic="http://schemas.openxmlformats.org/drawingml/2006/picture">
+                  <wp:extent cx="1097280" cy="617220"/>
+                  <wp:docPr id="84" name="Picture 84"/>
+                  <wp:cNvGraphicFramePr>
+                    <a:graphicFrameLocks noChangeAspect="1"/>
+                  </wp:cNvGraphicFramePr>
+                  <a:graphic>
+                    <a:graphicData uri="http://schemas.openxmlformats.org/drawingml/2006/picture">
+                      <pic:pic>
+                        <pic:nvPicPr>
+                          <pic:cNvPr id="0" name="frame_0370.jpg"/>
+                          <pic:cNvPicPr/>
+                        </pic:nvPicPr>
+                        <pic:blipFill>
+                          <a:blip r:embed="rId11"/>
+                          <a:stretch>
+                            <a:fillRect/>
+                          </a:stretch>
+                        </pic:blipFill>
+                        <pic:spPr>
+                          <a:xfrm>
+                            <a:off x="0" y="0"/>
+                            <a:ext cx="1097280" cy="617220"/>
+                          </a:xfrm>
+                          <a:prstGeom prst="rect"/>
+                        </pic:spPr>
+                      </pic:pic>
+                    </a:graphicData>
+                  </a:graphic>
+                </wp:inline>
+              </w:drawing>
             </w:r>
           </w:p>
         </w:tc>
@@ -1831,7 +4435,38 @@
           </w:tcPr>
           <w:p>
             <w:r>
-              <w:t>frame_0000.jpg</w:t>
+              <w:drawing>
+                <wp:inline xmlns:a="http://schemas.openxmlformats.org/drawingml/2006/main" xmlns:pic="http://schemas.openxmlformats.org/drawingml/2006/picture">
+                  <wp:extent cx="1097280" cy="617220"/>
+                  <wp:docPr id="85" name="Picture 85"/>
+                  <wp:cNvGraphicFramePr>
+                    <a:graphicFrameLocks noChangeAspect="1"/>
+                  </wp:cNvGraphicFramePr>
+                  <a:graphic>
+                    <a:graphicData uri="http://schemas.openxmlformats.org/drawingml/2006/picture">
+                      <pic:pic>
+                        <pic:nvPicPr>
+                          <pic:cNvPr id="0" name="frame_0000.jpg"/>
+                          <pic:cNvPicPr/>
+                        </pic:nvPicPr>
+                        <pic:blipFill>
+                          <a:blip r:embed="rId9"/>
+                          <a:stretch>
+                            <a:fillRect/>
+                          </a:stretch>
+                        </pic:blipFill>
+                        <pic:spPr>
+                          <a:xfrm>
+                            <a:off x="0" y="0"/>
+                            <a:ext cx="1097280" cy="617220"/>
+                          </a:xfrm>
+                          <a:prstGeom prst="rect"/>
+                        </pic:spPr>
+                      </pic:pic>
+                    </a:graphicData>
+                  </a:graphic>
+                </wp:inline>
+              </w:drawing>
             </w:r>
           </w:p>
         </w:tc>
@@ -1841,7 +4476,38 @@
           </w:tcPr>
           <w:p>
             <w:r>
-              <w:t>frame_0185.jpg</w:t>
+              <w:drawing>
+                <wp:inline xmlns:a="http://schemas.openxmlformats.org/drawingml/2006/main" xmlns:pic="http://schemas.openxmlformats.org/drawingml/2006/picture">
+                  <wp:extent cx="1097280" cy="617220"/>
+                  <wp:docPr id="86" name="Picture 86"/>
+                  <wp:cNvGraphicFramePr>
+                    <a:graphicFrameLocks noChangeAspect="1"/>
+                  </wp:cNvGraphicFramePr>
+                  <a:graphic>
+                    <a:graphicData uri="http://schemas.openxmlformats.org/drawingml/2006/picture">
+                      <pic:pic>
+                        <pic:nvPicPr>
+                          <pic:cNvPr id="0" name="frame_0185.jpg"/>
+                          <pic:cNvPicPr/>
+                        </pic:nvPicPr>
+                        <pic:blipFill>
+                          <a:blip r:embed="rId10"/>
+                          <a:stretch>
+                            <a:fillRect/>
+                          </a:stretch>
+                        </pic:blipFill>
+                        <pic:spPr>
+                          <a:xfrm>
+                            <a:off x="0" y="0"/>
+                            <a:ext cx="1097280" cy="617220"/>
+                          </a:xfrm>
+                          <a:prstGeom prst="rect"/>
+                        </pic:spPr>
+                      </pic:pic>
+                    </a:graphicData>
+                  </a:graphic>
+                </wp:inline>
+              </w:drawing>
             </w:r>
           </w:p>
         </w:tc>
@@ -1851,7 +4517,38 @@
           </w:tcPr>
           <w:p>
             <w:r>
-              <w:t>frame_0370.jpg</w:t>
+              <w:drawing>
+                <wp:inline xmlns:a="http://schemas.openxmlformats.org/drawingml/2006/main" xmlns:pic="http://schemas.openxmlformats.org/drawingml/2006/picture">
+                  <wp:extent cx="1097280" cy="617220"/>
+                  <wp:docPr id="87" name="Picture 87"/>
+                  <wp:cNvGraphicFramePr>
+                    <a:graphicFrameLocks noChangeAspect="1"/>
+                  </wp:cNvGraphicFramePr>
+                  <a:graphic>
+                    <a:graphicData uri="http://schemas.openxmlformats.org/drawingml/2006/picture">
+                      <pic:pic>
+                        <pic:nvPicPr>
+                          <pic:cNvPr id="0" name="frame_0370.jpg"/>
+                          <pic:cNvPicPr/>
+                        </pic:nvPicPr>
+                        <pic:blipFill>
+                          <a:blip r:embed="rId11"/>
+                          <a:stretch>
+                            <a:fillRect/>
+                          </a:stretch>
+                        </pic:blipFill>
+                        <pic:spPr>
+                          <a:xfrm>
+                            <a:off x="0" y="0"/>
+                            <a:ext cx="1097280" cy="617220"/>
+                          </a:xfrm>
+                          <a:prstGeom prst="rect"/>
+                        </pic:spPr>
+                      </pic:pic>
+                    </a:graphicData>
+                  </a:graphic>
+                </wp:inline>
+              </w:drawing>
             </w:r>
           </w:p>
         </w:tc>
@@ -1890,7 +4587,38 @@
           </w:tcPr>
           <w:p>
             <w:r>
-              <w:t>frame_0000.jpg</w:t>
+              <w:drawing>
+                <wp:inline xmlns:a="http://schemas.openxmlformats.org/drawingml/2006/main" xmlns:pic="http://schemas.openxmlformats.org/drawingml/2006/picture">
+                  <wp:extent cx="1097280" cy="617220"/>
+                  <wp:docPr id="88" name="Picture 88"/>
+                  <wp:cNvGraphicFramePr>
+                    <a:graphicFrameLocks noChangeAspect="1"/>
+                  </wp:cNvGraphicFramePr>
+                  <a:graphic>
+                    <a:graphicData uri="http://schemas.openxmlformats.org/drawingml/2006/picture">
+                      <pic:pic>
+                        <pic:nvPicPr>
+                          <pic:cNvPr id="0" name="frame_0000.jpg"/>
+                          <pic:cNvPicPr/>
+                        </pic:nvPicPr>
+                        <pic:blipFill>
+                          <a:blip r:embed="rId9"/>
+                          <a:stretch>
+                            <a:fillRect/>
+                          </a:stretch>
+                        </pic:blipFill>
+                        <pic:spPr>
+                          <a:xfrm>
+                            <a:off x="0" y="0"/>
+                            <a:ext cx="1097280" cy="617220"/>
+                          </a:xfrm>
+                          <a:prstGeom prst="rect"/>
+                        </pic:spPr>
+                      </pic:pic>
+                    </a:graphicData>
+                  </a:graphic>
+                </wp:inline>
+              </w:drawing>
             </w:r>
           </w:p>
         </w:tc>
@@ -1900,7 +4628,38 @@
           </w:tcPr>
           <w:p>
             <w:r>
-              <w:t>frame_0185.jpg</w:t>
+              <w:drawing>
+                <wp:inline xmlns:a="http://schemas.openxmlformats.org/drawingml/2006/main" xmlns:pic="http://schemas.openxmlformats.org/drawingml/2006/picture">
+                  <wp:extent cx="1097280" cy="617220"/>
+                  <wp:docPr id="89" name="Picture 89"/>
+                  <wp:cNvGraphicFramePr>
+                    <a:graphicFrameLocks noChangeAspect="1"/>
+                  </wp:cNvGraphicFramePr>
+                  <a:graphic>
+                    <a:graphicData uri="http://schemas.openxmlformats.org/drawingml/2006/picture">
+                      <pic:pic>
+                        <pic:nvPicPr>
+                          <pic:cNvPr id="0" name="frame_0185.jpg"/>
+                          <pic:cNvPicPr/>
+                        </pic:nvPicPr>
+                        <pic:blipFill>
+                          <a:blip r:embed="rId10"/>
+                          <a:stretch>
+                            <a:fillRect/>
+                          </a:stretch>
+                        </pic:blipFill>
+                        <pic:spPr>
+                          <a:xfrm>
+                            <a:off x="0" y="0"/>
+                            <a:ext cx="1097280" cy="617220"/>
+                          </a:xfrm>
+                          <a:prstGeom prst="rect"/>
+                        </pic:spPr>
+                      </pic:pic>
+                    </a:graphicData>
+                  </a:graphic>
+                </wp:inline>
+              </w:drawing>
             </w:r>
           </w:p>
         </w:tc>
@@ -1910,7 +4669,38 @@
           </w:tcPr>
           <w:p>
             <w:r>
-              <w:t>frame_0370.jpg</w:t>
+              <w:drawing>
+                <wp:inline xmlns:a="http://schemas.openxmlformats.org/drawingml/2006/main" xmlns:pic="http://schemas.openxmlformats.org/drawingml/2006/picture">
+                  <wp:extent cx="1097280" cy="617220"/>
+                  <wp:docPr id="90" name="Picture 90"/>
+                  <wp:cNvGraphicFramePr>
+                    <a:graphicFrameLocks noChangeAspect="1"/>
+                  </wp:cNvGraphicFramePr>
+                  <a:graphic>
+                    <a:graphicData uri="http://schemas.openxmlformats.org/drawingml/2006/picture">
+                      <pic:pic>
+                        <pic:nvPicPr>
+                          <pic:cNvPr id="0" name="frame_0370.jpg"/>
+                          <pic:cNvPicPr/>
+                        </pic:nvPicPr>
+                        <pic:blipFill>
+                          <a:blip r:embed="rId11"/>
+                          <a:stretch>
+                            <a:fillRect/>
+                          </a:stretch>
+                        </pic:blipFill>
+                        <pic:spPr>
+                          <a:xfrm>
+                            <a:off x="0" y="0"/>
+                            <a:ext cx="1097280" cy="617220"/>
+                          </a:xfrm>
+                          <a:prstGeom prst="rect"/>
+                        </pic:spPr>
+                      </pic:pic>
+                    </a:graphicData>
+                  </a:graphic>
+                </wp:inline>
+              </w:drawing>
             </w:r>
           </w:p>
         </w:tc>
@@ -1954,7 +4744,38 @@
           </w:tcPr>
           <w:p>
             <w:r>
-              <w:t>frame_0000.jpg</w:t>
+              <w:drawing>
+                <wp:inline xmlns:a="http://schemas.openxmlformats.org/drawingml/2006/main" xmlns:pic="http://schemas.openxmlformats.org/drawingml/2006/picture">
+                  <wp:extent cx="1097280" cy="617220"/>
+                  <wp:docPr id="91" name="Picture 91"/>
+                  <wp:cNvGraphicFramePr>
+                    <a:graphicFrameLocks noChangeAspect="1"/>
+                  </wp:cNvGraphicFramePr>
+                  <a:graphic>
+                    <a:graphicData uri="http://schemas.openxmlformats.org/drawingml/2006/picture">
+                      <pic:pic>
+                        <pic:nvPicPr>
+                          <pic:cNvPr id="0" name="frame_0000.jpg"/>
+                          <pic:cNvPicPr/>
+                        </pic:nvPicPr>
+                        <pic:blipFill>
+                          <a:blip r:embed="rId9"/>
+                          <a:stretch>
+                            <a:fillRect/>
+                          </a:stretch>
+                        </pic:blipFill>
+                        <pic:spPr>
+                          <a:xfrm>
+                            <a:off x="0" y="0"/>
+                            <a:ext cx="1097280" cy="617220"/>
+                          </a:xfrm>
+                          <a:prstGeom prst="rect"/>
+                        </pic:spPr>
+                      </pic:pic>
+                    </a:graphicData>
+                  </a:graphic>
+                </wp:inline>
+              </w:drawing>
             </w:r>
           </w:p>
         </w:tc>
@@ -1964,7 +4785,38 @@
           </w:tcPr>
           <w:p>
             <w:r>
-              <w:t>frame_0185.jpg</w:t>
+              <w:drawing>
+                <wp:inline xmlns:a="http://schemas.openxmlformats.org/drawingml/2006/main" xmlns:pic="http://schemas.openxmlformats.org/drawingml/2006/picture">
+                  <wp:extent cx="1097280" cy="617220"/>
+                  <wp:docPr id="92" name="Picture 92"/>
+                  <wp:cNvGraphicFramePr>
+                    <a:graphicFrameLocks noChangeAspect="1"/>
+                  </wp:cNvGraphicFramePr>
+                  <a:graphic>
+                    <a:graphicData uri="http://schemas.openxmlformats.org/drawingml/2006/picture">
+                      <pic:pic>
+                        <pic:nvPicPr>
+                          <pic:cNvPr id="0" name="frame_0185.jpg"/>
+                          <pic:cNvPicPr/>
+                        </pic:nvPicPr>
+                        <pic:blipFill>
+                          <a:blip r:embed="rId10"/>
+                          <a:stretch>
+                            <a:fillRect/>
+                          </a:stretch>
+                        </pic:blipFill>
+                        <pic:spPr>
+                          <a:xfrm>
+                            <a:off x="0" y="0"/>
+                            <a:ext cx="1097280" cy="617220"/>
+                          </a:xfrm>
+                          <a:prstGeom prst="rect"/>
+                        </pic:spPr>
+                      </pic:pic>
+                    </a:graphicData>
+                  </a:graphic>
+                </wp:inline>
+              </w:drawing>
             </w:r>
           </w:p>
         </w:tc>
@@ -1974,7 +4826,38 @@
           </w:tcPr>
           <w:p>
             <w:r>
-              <w:t>frame_0370.jpg</w:t>
+              <w:drawing>
+                <wp:inline xmlns:a="http://schemas.openxmlformats.org/drawingml/2006/main" xmlns:pic="http://schemas.openxmlformats.org/drawingml/2006/picture">
+                  <wp:extent cx="1097280" cy="617220"/>
+                  <wp:docPr id="93" name="Picture 93"/>
+                  <wp:cNvGraphicFramePr>
+                    <a:graphicFrameLocks noChangeAspect="1"/>
+                  </wp:cNvGraphicFramePr>
+                  <a:graphic>
+                    <a:graphicData uri="http://schemas.openxmlformats.org/drawingml/2006/picture">
+                      <pic:pic>
+                        <pic:nvPicPr>
+                          <pic:cNvPr id="0" name="frame_0370.jpg"/>
+                          <pic:cNvPicPr/>
+                        </pic:nvPicPr>
+                        <pic:blipFill>
+                          <a:blip r:embed="rId11"/>
+                          <a:stretch>
+                            <a:fillRect/>
+                          </a:stretch>
+                        </pic:blipFill>
+                        <pic:spPr>
+                          <a:xfrm>
+                            <a:off x="0" y="0"/>
+                            <a:ext cx="1097280" cy="617220"/>
+                          </a:xfrm>
+                          <a:prstGeom prst="rect"/>
+                        </pic:spPr>
+                      </pic:pic>
+                    </a:graphicData>
+                  </a:graphic>
+                </wp:inline>
+              </w:drawing>
             </w:r>
           </w:p>
         </w:tc>
@@ -2013,7 +4896,38 @@
           </w:tcPr>
           <w:p>
             <w:r>
-              <w:t>frame_0000.jpg</w:t>
+              <w:drawing>
+                <wp:inline xmlns:a="http://schemas.openxmlformats.org/drawingml/2006/main" xmlns:pic="http://schemas.openxmlformats.org/drawingml/2006/picture">
+                  <wp:extent cx="1097280" cy="617220"/>
+                  <wp:docPr id="94" name="Picture 94"/>
+                  <wp:cNvGraphicFramePr>
+                    <a:graphicFrameLocks noChangeAspect="1"/>
+                  </wp:cNvGraphicFramePr>
+                  <a:graphic>
+                    <a:graphicData uri="http://schemas.openxmlformats.org/drawingml/2006/picture">
+                      <pic:pic>
+                        <pic:nvPicPr>
+                          <pic:cNvPr id="0" name="frame_0000.jpg"/>
+                          <pic:cNvPicPr/>
+                        </pic:nvPicPr>
+                        <pic:blipFill>
+                          <a:blip r:embed="rId9"/>
+                          <a:stretch>
+                            <a:fillRect/>
+                          </a:stretch>
+                        </pic:blipFill>
+                        <pic:spPr>
+                          <a:xfrm>
+                            <a:off x="0" y="0"/>
+                            <a:ext cx="1097280" cy="617220"/>
+                          </a:xfrm>
+                          <a:prstGeom prst="rect"/>
+                        </pic:spPr>
+                      </pic:pic>
+                    </a:graphicData>
+                  </a:graphic>
+                </wp:inline>
+              </w:drawing>
             </w:r>
           </w:p>
         </w:tc>
@@ -2023,7 +4937,38 @@
           </w:tcPr>
           <w:p>
             <w:r>
-              <w:t>frame_0185.jpg</w:t>
+              <w:drawing>
+                <wp:inline xmlns:a="http://schemas.openxmlformats.org/drawingml/2006/main" xmlns:pic="http://schemas.openxmlformats.org/drawingml/2006/picture">
+                  <wp:extent cx="1097280" cy="617220"/>
+                  <wp:docPr id="95" name="Picture 95"/>
+                  <wp:cNvGraphicFramePr>
+                    <a:graphicFrameLocks noChangeAspect="1"/>
+                  </wp:cNvGraphicFramePr>
+                  <a:graphic>
+                    <a:graphicData uri="http://schemas.openxmlformats.org/drawingml/2006/picture">
+                      <pic:pic>
+                        <pic:nvPicPr>
+                          <pic:cNvPr id="0" name="frame_0185.jpg"/>
+                          <pic:cNvPicPr/>
+                        </pic:nvPicPr>
+                        <pic:blipFill>
+                          <a:blip r:embed="rId10"/>
+                          <a:stretch>
+                            <a:fillRect/>
+                          </a:stretch>
+                        </pic:blipFill>
+                        <pic:spPr>
+                          <a:xfrm>
+                            <a:off x="0" y="0"/>
+                            <a:ext cx="1097280" cy="617220"/>
+                          </a:xfrm>
+                          <a:prstGeom prst="rect"/>
+                        </pic:spPr>
+                      </pic:pic>
+                    </a:graphicData>
+                  </a:graphic>
+                </wp:inline>
+              </w:drawing>
             </w:r>
           </w:p>
         </w:tc>
@@ -2033,7 +4978,38 @@
           </w:tcPr>
           <w:p>
             <w:r>
-              <w:t>frame_0370.jpg</w:t>
+              <w:drawing>
+                <wp:inline xmlns:a="http://schemas.openxmlformats.org/drawingml/2006/main" xmlns:pic="http://schemas.openxmlformats.org/drawingml/2006/picture">
+                  <wp:extent cx="1097280" cy="617220"/>
+                  <wp:docPr id="96" name="Picture 96"/>
+                  <wp:cNvGraphicFramePr>
+                    <a:graphicFrameLocks noChangeAspect="1"/>
+                  </wp:cNvGraphicFramePr>
+                  <a:graphic>
+                    <a:graphicData uri="http://schemas.openxmlformats.org/drawingml/2006/picture">
+                      <pic:pic>
+                        <pic:nvPicPr>
+                          <pic:cNvPr id="0" name="frame_0370.jpg"/>
+                          <pic:cNvPicPr/>
+                        </pic:nvPicPr>
+                        <pic:blipFill>
+                          <a:blip r:embed="rId11"/>
+                          <a:stretch>
+                            <a:fillRect/>
+                          </a:stretch>
+                        </pic:blipFill>
+                        <pic:spPr>
+                          <a:xfrm>
+                            <a:off x="0" y="0"/>
+                            <a:ext cx="1097280" cy="617220"/>
+                          </a:xfrm>
+                          <a:prstGeom prst="rect"/>
+                        </pic:spPr>
+                      </pic:pic>
+                    </a:graphicData>
+                  </a:graphic>
+                </wp:inline>
+              </w:drawing>
             </w:r>
           </w:p>
         </w:tc>
@@ -2072,7 +5048,38 @@
           </w:tcPr>
           <w:p>
             <w:r>
-              <w:t>frame_0000.jpg</w:t>
+              <w:drawing>
+                <wp:inline xmlns:a="http://schemas.openxmlformats.org/drawingml/2006/main" xmlns:pic="http://schemas.openxmlformats.org/drawingml/2006/picture">
+                  <wp:extent cx="1097280" cy="617220"/>
+                  <wp:docPr id="97" name="Picture 97"/>
+                  <wp:cNvGraphicFramePr>
+                    <a:graphicFrameLocks noChangeAspect="1"/>
+                  </wp:cNvGraphicFramePr>
+                  <a:graphic>
+                    <a:graphicData uri="http://schemas.openxmlformats.org/drawingml/2006/picture">
+                      <pic:pic>
+                        <pic:nvPicPr>
+                          <pic:cNvPr id="0" name="frame_0000.jpg"/>
+                          <pic:cNvPicPr/>
+                        </pic:nvPicPr>
+                        <pic:blipFill>
+                          <a:blip r:embed="rId9"/>
+                          <a:stretch>
+                            <a:fillRect/>
+                          </a:stretch>
+                        </pic:blipFill>
+                        <pic:spPr>
+                          <a:xfrm>
+                            <a:off x="0" y="0"/>
+                            <a:ext cx="1097280" cy="617220"/>
+                          </a:xfrm>
+                          <a:prstGeom prst="rect"/>
+                        </pic:spPr>
+                      </pic:pic>
+                    </a:graphicData>
+                  </a:graphic>
+                </wp:inline>
+              </w:drawing>
             </w:r>
           </w:p>
         </w:tc>
@@ -2082,7 +5089,38 @@
           </w:tcPr>
           <w:p>
             <w:r>
-              <w:t>frame_0185.jpg</w:t>
+              <w:drawing>
+                <wp:inline xmlns:a="http://schemas.openxmlformats.org/drawingml/2006/main" xmlns:pic="http://schemas.openxmlformats.org/drawingml/2006/picture">
+                  <wp:extent cx="1097280" cy="617220"/>
+                  <wp:docPr id="98" name="Picture 98"/>
+                  <wp:cNvGraphicFramePr>
+                    <a:graphicFrameLocks noChangeAspect="1"/>
+                  </wp:cNvGraphicFramePr>
+                  <a:graphic>
+                    <a:graphicData uri="http://schemas.openxmlformats.org/drawingml/2006/picture">
+                      <pic:pic>
+                        <pic:nvPicPr>
+                          <pic:cNvPr id="0" name="frame_0185.jpg"/>
+                          <pic:cNvPicPr/>
+                        </pic:nvPicPr>
+                        <pic:blipFill>
+                          <a:blip r:embed="rId10"/>
+                          <a:stretch>
+                            <a:fillRect/>
+                          </a:stretch>
+                        </pic:blipFill>
+                        <pic:spPr>
+                          <a:xfrm>
+                            <a:off x="0" y="0"/>
+                            <a:ext cx="1097280" cy="617220"/>
+                          </a:xfrm>
+                          <a:prstGeom prst="rect"/>
+                        </pic:spPr>
+                      </pic:pic>
+                    </a:graphicData>
+                  </a:graphic>
+                </wp:inline>
+              </w:drawing>
             </w:r>
           </w:p>
         </w:tc>
@@ -2092,7 +5130,38 @@
           </w:tcPr>
           <w:p>
             <w:r>
-              <w:t>frame_0370.jpg</w:t>
+              <w:drawing>
+                <wp:inline xmlns:a="http://schemas.openxmlformats.org/drawingml/2006/main" xmlns:pic="http://schemas.openxmlformats.org/drawingml/2006/picture">
+                  <wp:extent cx="1097280" cy="617220"/>
+                  <wp:docPr id="99" name="Picture 99"/>
+                  <wp:cNvGraphicFramePr>
+                    <a:graphicFrameLocks noChangeAspect="1"/>
+                  </wp:cNvGraphicFramePr>
+                  <a:graphic>
+                    <a:graphicData uri="http://schemas.openxmlformats.org/drawingml/2006/picture">
+                      <pic:pic>
+                        <pic:nvPicPr>
+                          <pic:cNvPr id="0" name="frame_0370.jpg"/>
+                          <pic:cNvPicPr/>
+                        </pic:nvPicPr>
+                        <pic:blipFill>
+                          <a:blip r:embed="rId11"/>
+                          <a:stretch>
+                            <a:fillRect/>
+                          </a:stretch>
+                        </pic:blipFill>
+                        <pic:spPr>
+                          <a:xfrm>
+                            <a:off x="0" y="0"/>
+                            <a:ext cx="1097280" cy="617220"/>
+                          </a:xfrm>
+                          <a:prstGeom prst="rect"/>
+                        </pic:spPr>
+                      </pic:pic>
+                    </a:graphicData>
+                  </a:graphic>
+                </wp:inline>
+              </w:drawing>
             </w:r>
           </w:p>
         </w:tc>
@@ -2131,7 +5200,38 @@
           </w:tcPr>
           <w:p>
             <w:r>
-              <w:t>frame_0000.jpg</w:t>
+              <w:drawing>
+                <wp:inline xmlns:a="http://schemas.openxmlformats.org/drawingml/2006/main" xmlns:pic="http://schemas.openxmlformats.org/drawingml/2006/picture">
+                  <wp:extent cx="1097280" cy="617220"/>
+                  <wp:docPr id="100" name="Picture 100"/>
+                  <wp:cNvGraphicFramePr>
+                    <a:graphicFrameLocks noChangeAspect="1"/>
+                  </wp:cNvGraphicFramePr>
+                  <a:graphic>
+                    <a:graphicData uri="http://schemas.openxmlformats.org/drawingml/2006/picture">
+                      <pic:pic>
+                        <pic:nvPicPr>
+                          <pic:cNvPr id="0" name="frame_0000.jpg"/>
+                          <pic:cNvPicPr/>
+                        </pic:nvPicPr>
+                        <pic:blipFill>
+                          <a:blip r:embed="rId9"/>
+                          <a:stretch>
+                            <a:fillRect/>
+                          </a:stretch>
+                        </pic:blipFill>
+                        <pic:spPr>
+                          <a:xfrm>
+                            <a:off x="0" y="0"/>
+                            <a:ext cx="1097280" cy="617220"/>
+                          </a:xfrm>
+                          <a:prstGeom prst="rect"/>
+                        </pic:spPr>
+                      </pic:pic>
+                    </a:graphicData>
+                  </a:graphic>
+                </wp:inline>
+              </w:drawing>
             </w:r>
           </w:p>
         </w:tc>
@@ -2141,7 +5241,38 @@
           </w:tcPr>
           <w:p>
             <w:r>
-              <w:t>frame_0185.jpg</w:t>
+              <w:drawing>
+                <wp:inline xmlns:a="http://schemas.openxmlformats.org/drawingml/2006/main" xmlns:pic="http://schemas.openxmlformats.org/drawingml/2006/picture">
+                  <wp:extent cx="1097280" cy="617220"/>
+                  <wp:docPr id="101" name="Picture 101"/>
+                  <wp:cNvGraphicFramePr>
+                    <a:graphicFrameLocks noChangeAspect="1"/>
+                  </wp:cNvGraphicFramePr>
+                  <a:graphic>
+                    <a:graphicData uri="http://schemas.openxmlformats.org/drawingml/2006/picture">
+                      <pic:pic>
+                        <pic:nvPicPr>
+                          <pic:cNvPr id="0" name="frame_0185.jpg"/>
+                          <pic:cNvPicPr/>
+                        </pic:nvPicPr>
+                        <pic:blipFill>
+                          <a:blip r:embed="rId10"/>
+                          <a:stretch>
+                            <a:fillRect/>
+                          </a:stretch>
+                        </pic:blipFill>
+                        <pic:spPr>
+                          <a:xfrm>
+                            <a:off x="0" y="0"/>
+                            <a:ext cx="1097280" cy="617220"/>
+                          </a:xfrm>
+                          <a:prstGeom prst="rect"/>
+                        </pic:spPr>
+                      </pic:pic>
+                    </a:graphicData>
+                  </a:graphic>
+                </wp:inline>
+              </w:drawing>
             </w:r>
           </w:p>
         </w:tc>
@@ -2151,7 +5282,38 @@
           </w:tcPr>
           <w:p>
             <w:r>
-              <w:t>frame_0370.jpg</w:t>
+              <w:drawing>
+                <wp:inline xmlns:a="http://schemas.openxmlformats.org/drawingml/2006/main" xmlns:pic="http://schemas.openxmlformats.org/drawingml/2006/picture">
+                  <wp:extent cx="1097280" cy="617220"/>
+                  <wp:docPr id="102" name="Picture 102"/>
+                  <wp:cNvGraphicFramePr>
+                    <a:graphicFrameLocks noChangeAspect="1"/>
+                  </wp:cNvGraphicFramePr>
+                  <a:graphic>
+                    <a:graphicData uri="http://schemas.openxmlformats.org/drawingml/2006/picture">
+                      <pic:pic>
+                        <pic:nvPicPr>
+                          <pic:cNvPr id="0" name="frame_0370.jpg"/>
+                          <pic:cNvPicPr/>
+                        </pic:nvPicPr>
+                        <pic:blipFill>
+                          <a:blip r:embed="rId11"/>
+                          <a:stretch>
+                            <a:fillRect/>
+                          </a:stretch>
+                        </pic:blipFill>
+                        <pic:spPr>
+                          <a:xfrm>
+                            <a:off x="0" y="0"/>
+                            <a:ext cx="1097280" cy="617220"/>
+                          </a:xfrm>
+                          <a:prstGeom prst="rect"/>
+                        </pic:spPr>
+                      </pic:pic>
+                    </a:graphicData>
+                  </a:graphic>
+                </wp:inline>
+              </w:drawing>
             </w:r>
           </w:p>
         </w:tc>
@@ -2190,7 +5352,38 @@
           </w:tcPr>
           <w:p>
             <w:r>
-              <w:t>frame_0000.jpg</w:t>
+              <w:drawing>
+                <wp:inline xmlns:a="http://schemas.openxmlformats.org/drawingml/2006/main" xmlns:pic="http://schemas.openxmlformats.org/drawingml/2006/picture">
+                  <wp:extent cx="1097280" cy="617220"/>
+                  <wp:docPr id="103" name="Picture 103"/>
+                  <wp:cNvGraphicFramePr>
+                    <a:graphicFrameLocks noChangeAspect="1"/>
+                  </wp:cNvGraphicFramePr>
+                  <a:graphic>
+                    <a:graphicData uri="http://schemas.openxmlformats.org/drawingml/2006/picture">
+                      <pic:pic>
+                        <pic:nvPicPr>
+                          <pic:cNvPr id="0" name="frame_0000.jpg"/>
+                          <pic:cNvPicPr/>
+                        </pic:nvPicPr>
+                        <pic:blipFill>
+                          <a:blip r:embed="rId9"/>
+                          <a:stretch>
+                            <a:fillRect/>
+                          </a:stretch>
+                        </pic:blipFill>
+                        <pic:spPr>
+                          <a:xfrm>
+                            <a:off x="0" y="0"/>
+                            <a:ext cx="1097280" cy="617220"/>
+                          </a:xfrm>
+                          <a:prstGeom prst="rect"/>
+                        </pic:spPr>
+                      </pic:pic>
+                    </a:graphicData>
+                  </a:graphic>
+                </wp:inline>
+              </w:drawing>
             </w:r>
           </w:p>
         </w:tc>
@@ -2200,7 +5393,38 @@
           </w:tcPr>
           <w:p>
             <w:r>
-              <w:t>frame_0185.jpg</w:t>
+              <w:drawing>
+                <wp:inline xmlns:a="http://schemas.openxmlformats.org/drawingml/2006/main" xmlns:pic="http://schemas.openxmlformats.org/drawingml/2006/picture">
+                  <wp:extent cx="1097280" cy="617220"/>
+                  <wp:docPr id="104" name="Picture 104"/>
+                  <wp:cNvGraphicFramePr>
+                    <a:graphicFrameLocks noChangeAspect="1"/>
+                  </wp:cNvGraphicFramePr>
+                  <a:graphic>
+                    <a:graphicData uri="http://schemas.openxmlformats.org/drawingml/2006/picture">
+                      <pic:pic>
+                        <pic:nvPicPr>
+                          <pic:cNvPr id="0" name="frame_0185.jpg"/>
+                          <pic:cNvPicPr/>
+                        </pic:nvPicPr>
+                        <pic:blipFill>
+                          <a:blip r:embed="rId10"/>
+                          <a:stretch>
+                            <a:fillRect/>
+                          </a:stretch>
+                        </pic:blipFill>
+                        <pic:spPr>
+                          <a:xfrm>
+                            <a:off x="0" y="0"/>
+                            <a:ext cx="1097280" cy="617220"/>
+                          </a:xfrm>
+                          <a:prstGeom prst="rect"/>
+                        </pic:spPr>
+                      </pic:pic>
+                    </a:graphicData>
+                  </a:graphic>
+                </wp:inline>
+              </w:drawing>
             </w:r>
           </w:p>
         </w:tc>
@@ -2210,7 +5434,38 @@
           </w:tcPr>
           <w:p>
             <w:r>
-              <w:t>frame_0370.jpg</w:t>
+              <w:drawing>
+                <wp:inline xmlns:a="http://schemas.openxmlformats.org/drawingml/2006/main" xmlns:pic="http://schemas.openxmlformats.org/drawingml/2006/picture">
+                  <wp:extent cx="1097280" cy="617220"/>
+                  <wp:docPr id="105" name="Picture 105"/>
+                  <wp:cNvGraphicFramePr>
+                    <a:graphicFrameLocks noChangeAspect="1"/>
+                  </wp:cNvGraphicFramePr>
+                  <a:graphic>
+                    <a:graphicData uri="http://schemas.openxmlformats.org/drawingml/2006/picture">
+                      <pic:pic>
+                        <pic:nvPicPr>
+                          <pic:cNvPr id="0" name="frame_0370.jpg"/>
+                          <pic:cNvPicPr/>
+                        </pic:nvPicPr>
+                        <pic:blipFill>
+                          <a:blip r:embed="rId11"/>
+                          <a:stretch>
+                            <a:fillRect/>
+                          </a:stretch>
+                        </pic:blipFill>
+                        <pic:spPr>
+                          <a:xfrm>
+                            <a:off x="0" y="0"/>
+                            <a:ext cx="1097280" cy="617220"/>
+                          </a:xfrm>
+                          <a:prstGeom prst="rect"/>
+                        </pic:spPr>
+                      </pic:pic>
+                    </a:graphicData>
+                  </a:graphic>
+                </wp:inline>
+              </w:drawing>
             </w:r>
           </w:p>
         </w:tc>
@@ -2249,7 +5504,38 @@
           </w:tcPr>
           <w:p>
             <w:r>
-              <w:t>frame_0000.jpg</w:t>
+              <w:drawing>
+                <wp:inline xmlns:a="http://schemas.openxmlformats.org/drawingml/2006/main" xmlns:pic="http://schemas.openxmlformats.org/drawingml/2006/picture">
+                  <wp:extent cx="1097280" cy="617220"/>
+                  <wp:docPr id="106" name="Picture 106"/>
+                  <wp:cNvGraphicFramePr>
+                    <a:graphicFrameLocks noChangeAspect="1"/>
+                  </wp:cNvGraphicFramePr>
+                  <a:graphic>
+                    <a:graphicData uri="http://schemas.openxmlformats.org/drawingml/2006/picture">
+                      <pic:pic>
+                        <pic:nvPicPr>
+                          <pic:cNvPr id="0" name="frame_0000.jpg"/>
+                          <pic:cNvPicPr/>
+                        </pic:nvPicPr>
+                        <pic:blipFill>
+                          <a:blip r:embed="rId9"/>
+                          <a:stretch>
+                            <a:fillRect/>
+                          </a:stretch>
+                        </pic:blipFill>
+                        <pic:spPr>
+                          <a:xfrm>
+                            <a:off x="0" y="0"/>
+                            <a:ext cx="1097280" cy="617220"/>
+                          </a:xfrm>
+                          <a:prstGeom prst="rect"/>
+                        </pic:spPr>
+                      </pic:pic>
+                    </a:graphicData>
+                  </a:graphic>
+                </wp:inline>
+              </w:drawing>
             </w:r>
           </w:p>
         </w:tc>
@@ -2259,7 +5545,38 @@
           </w:tcPr>
           <w:p>
             <w:r>
-              <w:t>frame_0185.jpg</w:t>
+              <w:drawing>
+                <wp:inline xmlns:a="http://schemas.openxmlformats.org/drawingml/2006/main" xmlns:pic="http://schemas.openxmlformats.org/drawingml/2006/picture">
+                  <wp:extent cx="1097280" cy="617220"/>
+                  <wp:docPr id="107" name="Picture 107"/>
+                  <wp:cNvGraphicFramePr>
+                    <a:graphicFrameLocks noChangeAspect="1"/>
+                  </wp:cNvGraphicFramePr>
+                  <a:graphic>
+                    <a:graphicData uri="http://schemas.openxmlformats.org/drawingml/2006/picture">
+                      <pic:pic>
+                        <pic:nvPicPr>
+                          <pic:cNvPr id="0" name="frame_0185.jpg"/>
+                          <pic:cNvPicPr/>
+                        </pic:nvPicPr>
+                        <pic:blipFill>
+                          <a:blip r:embed="rId10"/>
+                          <a:stretch>
+                            <a:fillRect/>
+                          </a:stretch>
+                        </pic:blipFill>
+                        <pic:spPr>
+                          <a:xfrm>
+                            <a:off x="0" y="0"/>
+                            <a:ext cx="1097280" cy="617220"/>
+                          </a:xfrm>
+                          <a:prstGeom prst="rect"/>
+                        </pic:spPr>
+                      </pic:pic>
+                    </a:graphicData>
+                  </a:graphic>
+                </wp:inline>
+              </w:drawing>
             </w:r>
           </w:p>
         </w:tc>
@@ -2269,7 +5586,38 @@
           </w:tcPr>
           <w:p>
             <w:r>
-              <w:t>frame_0370.jpg</w:t>
+              <w:drawing>
+                <wp:inline xmlns:a="http://schemas.openxmlformats.org/drawingml/2006/main" xmlns:pic="http://schemas.openxmlformats.org/drawingml/2006/picture">
+                  <wp:extent cx="1097280" cy="617220"/>
+                  <wp:docPr id="108" name="Picture 108"/>
+                  <wp:cNvGraphicFramePr>
+                    <a:graphicFrameLocks noChangeAspect="1"/>
+                  </wp:cNvGraphicFramePr>
+                  <a:graphic>
+                    <a:graphicData uri="http://schemas.openxmlformats.org/drawingml/2006/picture">
+                      <pic:pic>
+                        <pic:nvPicPr>
+                          <pic:cNvPr id="0" name="frame_0370.jpg"/>
+                          <pic:cNvPicPr/>
+                        </pic:nvPicPr>
+                        <pic:blipFill>
+                          <a:blip r:embed="rId11"/>
+                          <a:stretch>
+                            <a:fillRect/>
+                          </a:stretch>
+                        </pic:blipFill>
+                        <pic:spPr>
+                          <a:xfrm>
+                            <a:off x="0" y="0"/>
+                            <a:ext cx="1097280" cy="617220"/>
+                          </a:xfrm>
+                          <a:prstGeom prst="rect"/>
+                        </pic:spPr>
+                      </pic:pic>
+                    </a:graphicData>
+                  </a:graphic>
+                </wp:inline>
+              </w:drawing>
             </w:r>
           </w:p>
         </w:tc>
@@ -2323,7 +5671,38 @@
           </w:tcPr>
           <w:p>
             <w:r>
-              <w:t>frame_0000.jpg</w:t>
+              <w:drawing>
+                <wp:inline xmlns:a="http://schemas.openxmlformats.org/drawingml/2006/main" xmlns:pic="http://schemas.openxmlformats.org/drawingml/2006/picture">
+                  <wp:extent cx="1097280" cy="617220"/>
+                  <wp:docPr id="109" name="Picture 109"/>
+                  <wp:cNvGraphicFramePr>
+                    <a:graphicFrameLocks noChangeAspect="1"/>
+                  </wp:cNvGraphicFramePr>
+                  <a:graphic>
+                    <a:graphicData uri="http://schemas.openxmlformats.org/drawingml/2006/picture">
+                      <pic:pic>
+                        <pic:nvPicPr>
+                          <pic:cNvPr id="0" name="frame_0000.jpg"/>
+                          <pic:cNvPicPr/>
+                        </pic:nvPicPr>
+                        <pic:blipFill>
+                          <a:blip r:embed="rId9"/>
+                          <a:stretch>
+                            <a:fillRect/>
+                          </a:stretch>
+                        </pic:blipFill>
+                        <pic:spPr>
+                          <a:xfrm>
+                            <a:off x="0" y="0"/>
+                            <a:ext cx="1097280" cy="617220"/>
+                          </a:xfrm>
+                          <a:prstGeom prst="rect"/>
+                        </pic:spPr>
+                      </pic:pic>
+                    </a:graphicData>
+                  </a:graphic>
+                </wp:inline>
+              </w:drawing>
             </w:r>
           </w:p>
         </w:tc>
@@ -2333,7 +5712,38 @@
           </w:tcPr>
           <w:p>
             <w:r>
-              <w:t>frame_0185.jpg</w:t>
+              <w:drawing>
+                <wp:inline xmlns:a="http://schemas.openxmlformats.org/drawingml/2006/main" xmlns:pic="http://schemas.openxmlformats.org/drawingml/2006/picture">
+                  <wp:extent cx="1097280" cy="617220"/>
+                  <wp:docPr id="110" name="Picture 110"/>
+                  <wp:cNvGraphicFramePr>
+                    <a:graphicFrameLocks noChangeAspect="1"/>
+                  </wp:cNvGraphicFramePr>
+                  <a:graphic>
+                    <a:graphicData uri="http://schemas.openxmlformats.org/drawingml/2006/picture">
+                      <pic:pic>
+                        <pic:nvPicPr>
+                          <pic:cNvPr id="0" name="frame_0185.jpg"/>
+                          <pic:cNvPicPr/>
+                        </pic:nvPicPr>
+                        <pic:blipFill>
+                          <a:blip r:embed="rId10"/>
+                          <a:stretch>
+                            <a:fillRect/>
+                          </a:stretch>
+                        </pic:blipFill>
+                        <pic:spPr>
+                          <a:xfrm>
+                            <a:off x="0" y="0"/>
+                            <a:ext cx="1097280" cy="617220"/>
+                          </a:xfrm>
+                          <a:prstGeom prst="rect"/>
+                        </pic:spPr>
+                      </pic:pic>
+                    </a:graphicData>
+                  </a:graphic>
+                </wp:inline>
+              </w:drawing>
             </w:r>
           </w:p>
         </w:tc>
@@ -2343,7 +5753,38 @@
           </w:tcPr>
           <w:p>
             <w:r>
-              <w:t>frame_0370.jpg</w:t>
+              <w:drawing>
+                <wp:inline xmlns:a="http://schemas.openxmlformats.org/drawingml/2006/main" xmlns:pic="http://schemas.openxmlformats.org/drawingml/2006/picture">
+                  <wp:extent cx="1097280" cy="617220"/>
+                  <wp:docPr id="111" name="Picture 111"/>
+                  <wp:cNvGraphicFramePr>
+                    <a:graphicFrameLocks noChangeAspect="1"/>
+                  </wp:cNvGraphicFramePr>
+                  <a:graphic>
+                    <a:graphicData uri="http://schemas.openxmlformats.org/drawingml/2006/picture">
+                      <pic:pic>
+                        <pic:nvPicPr>
+                          <pic:cNvPr id="0" name="frame_0370.jpg"/>
+                          <pic:cNvPicPr/>
+                        </pic:nvPicPr>
+                        <pic:blipFill>
+                          <a:blip r:embed="rId11"/>
+                          <a:stretch>
+                            <a:fillRect/>
+                          </a:stretch>
+                        </pic:blipFill>
+                        <pic:spPr>
+                          <a:xfrm>
+                            <a:off x="0" y="0"/>
+                            <a:ext cx="1097280" cy="617220"/>
+                          </a:xfrm>
+                          <a:prstGeom prst="rect"/>
+                        </pic:spPr>
+                      </pic:pic>
+                    </a:graphicData>
+                  </a:graphic>
+                </wp:inline>
+              </w:drawing>
             </w:r>
           </w:p>
         </w:tc>
@@ -2382,7 +5823,38 @@
           </w:tcPr>
           <w:p>
             <w:r>
-              <w:t>frame_0000.jpg</w:t>
+              <w:drawing>
+                <wp:inline xmlns:a="http://schemas.openxmlformats.org/drawingml/2006/main" xmlns:pic="http://schemas.openxmlformats.org/drawingml/2006/picture">
+                  <wp:extent cx="1097280" cy="617220"/>
+                  <wp:docPr id="112" name="Picture 112"/>
+                  <wp:cNvGraphicFramePr>
+                    <a:graphicFrameLocks noChangeAspect="1"/>
+                  </wp:cNvGraphicFramePr>
+                  <a:graphic>
+                    <a:graphicData uri="http://schemas.openxmlformats.org/drawingml/2006/picture">
+                      <pic:pic>
+                        <pic:nvPicPr>
+                          <pic:cNvPr id="0" name="frame_0000.jpg"/>
+                          <pic:cNvPicPr/>
+                        </pic:nvPicPr>
+                        <pic:blipFill>
+                          <a:blip r:embed="rId9"/>
+                          <a:stretch>
+                            <a:fillRect/>
+                          </a:stretch>
+                        </pic:blipFill>
+                        <pic:spPr>
+                          <a:xfrm>
+                            <a:off x="0" y="0"/>
+                            <a:ext cx="1097280" cy="617220"/>
+                          </a:xfrm>
+                          <a:prstGeom prst="rect"/>
+                        </pic:spPr>
+                      </pic:pic>
+                    </a:graphicData>
+                  </a:graphic>
+                </wp:inline>
+              </w:drawing>
             </w:r>
           </w:p>
         </w:tc>
@@ -2392,7 +5864,38 @@
           </w:tcPr>
           <w:p>
             <w:r>
-              <w:t>frame_0185.jpg</w:t>
+              <w:drawing>
+                <wp:inline xmlns:a="http://schemas.openxmlformats.org/drawingml/2006/main" xmlns:pic="http://schemas.openxmlformats.org/drawingml/2006/picture">
+                  <wp:extent cx="1097280" cy="617220"/>
+                  <wp:docPr id="113" name="Picture 113"/>
+                  <wp:cNvGraphicFramePr>
+                    <a:graphicFrameLocks noChangeAspect="1"/>
+                  </wp:cNvGraphicFramePr>
+                  <a:graphic>
+                    <a:graphicData uri="http://schemas.openxmlformats.org/drawingml/2006/picture">
+                      <pic:pic>
+                        <pic:nvPicPr>
+                          <pic:cNvPr id="0" name="frame_0185.jpg"/>
+                          <pic:cNvPicPr/>
+                        </pic:nvPicPr>
+                        <pic:blipFill>
+                          <a:blip r:embed="rId10"/>
+                          <a:stretch>
+                            <a:fillRect/>
+                          </a:stretch>
+                        </pic:blipFill>
+                        <pic:spPr>
+                          <a:xfrm>
+                            <a:off x="0" y="0"/>
+                            <a:ext cx="1097280" cy="617220"/>
+                          </a:xfrm>
+                          <a:prstGeom prst="rect"/>
+                        </pic:spPr>
+                      </pic:pic>
+                    </a:graphicData>
+                  </a:graphic>
+                </wp:inline>
+              </w:drawing>
             </w:r>
           </w:p>
         </w:tc>
@@ -2402,7 +5905,38 @@
           </w:tcPr>
           <w:p>
             <w:r>
-              <w:t>frame_0370.jpg</w:t>
+              <w:drawing>
+                <wp:inline xmlns:a="http://schemas.openxmlformats.org/drawingml/2006/main" xmlns:pic="http://schemas.openxmlformats.org/drawingml/2006/picture">
+                  <wp:extent cx="1097280" cy="617220"/>
+                  <wp:docPr id="114" name="Picture 114"/>
+                  <wp:cNvGraphicFramePr>
+                    <a:graphicFrameLocks noChangeAspect="1"/>
+                  </wp:cNvGraphicFramePr>
+                  <a:graphic>
+                    <a:graphicData uri="http://schemas.openxmlformats.org/drawingml/2006/picture">
+                      <pic:pic>
+                        <pic:nvPicPr>
+                          <pic:cNvPr id="0" name="frame_0370.jpg"/>
+                          <pic:cNvPicPr/>
+                        </pic:nvPicPr>
+                        <pic:blipFill>
+                          <a:blip r:embed="rId11"/>
+                          <a:stretch>
+                            <a:fillRect/>
+                          </a:stretch>
+                        </pic:blipFill>
+                        <pic:spPr>
+                          <a:xfrm>
+                            <a:off x="0" y="0"/>
+                            <a:ext cx="1097280" cy="617220"/>
+                          </a:xfrm>
+                          <a:prstGeom prst="rect"/>
+                        </pic:spPr>
+                      </pic:pic>
+                    </a:graphicData>
+                  </a:graphic>
+                </wp:inline>
+              </w:drawing>
             </w:r>
           </w:p>
         </w:tc>
@@ -2441,7 +5975,38 @@
           </w:tcPr>
           <w:p>
             <w:r>
-              <w:t>frame_0000.jpg</w:t>
+              <w:drawing>
+                <wp:inline xmlns:a="http://schemas.openxmlformats.org/drawingml/2006/main" xmlns:pic="http://schemas.openxmlformats.org/drawingml/2006/picture">
+                  <wp:extent cx="1097280" cy="617220"/>
+                  <wp:docPr id="115" name="Picture 115"/>
+                  <wp:cNvGraphicFramePr>
+                    <a:graphicFrameLocks noChangeAspect="1"/>
+                  </wp:cNvGraphicFramePr>
+                  <a:graphic>
+                    <a:graphicData uri="http://schemas.openxmlformats.org/drawingml/2006/picture">
+                      <pic:pic>
+                        <pic:nvPicPr>
+                          <pic:cNvPr id="0" name="frame_0000.jpg"/>
+                          <pic:cNvPicPr/>
+                        </pic:nvPicPr>
+                        <pic:blipFill>
+                          <a:blip r:embed="rId9"/>
+                          <a:stretch>
+                            <a:fillRect/>
+                          </a:stretch>
+                        </pic:blipFill>
+                        <pic:spPr>
+                          <a:xfrm>
+                            <a:off x="0" y="0"/>
+                            <a:ext cx="1097280" cy="617220"/>
+                          </a:xfrm>
+                          <a:prstGeom prst="rect"/>
+                        </pic:spPr>
+                      </pic:pic>
+                    </a:graphicData>
+                  </a:graphic>
+                </wp:inline>
+              </w:drawing>
             </w:r>
           </w:p>
         </w:tc>
@@ -2451,7 +6016,38 @@
           </w:tcPr>
           <w:p>
             <w:r>
-              <w:t>frame_0185.jpg</w:t>
+              <w:drawing>
+                <wp:inline xmlns:a="http://schemas.openxmlformats.org/drawingml/2006/main" xmlns:pic="http://schemas.openxmlformats.org/drawingml/2006/picture">
+                  <wp:extent cx="1097280" cy="617220"/>
+                  <wp:docPr id="116" name="Picture 116"/>
+                  <wp:cNvGraphicFramePr>
+                    <a:graphicFrameLocks noChangeAspect="1"/>
+                  </wp:cNvGraphicFramePr>
+                  <a:graphic>
+                    <a:graphicData uri="http://schemas.openxmlformats.org/drawingml/2006/picture">
+                      <pic:pic>
+                        <pic:nvPicPr>
+                          <pic:cNvPr id="0" name="frame_0185.jpg"/>
+                          <pic:cNvPicPr/>
+                        </pic:nvPicPr>
+                        <pic:blipFill>
+                          <a:blip r:embed="rId10"/>
+                          <a:stretch>
+                            <a:fillRect/>
+                          </a:stretch>
+                        </pic:blipFill>
+                        <pic:spPr>
+                          <a:xfrm>
+                            <a:off x="0" y="0"/>
+                            <a:ext cx="1097280" cy="617220"/>
+                          </a:xfrm>
+                          <a:prstGeom prst="rect"/>
+                        </pic:spPr>
+                      </pic:pic>
+                    </a:graphicData>
+                  </a:graphic>
+                </wp:inline>
+              </w:drawing>
             </w:r>
           </w:p>
         </w:tc>
@@ -2461,7 +6057,38 @@
           </w:tcPr>
           <w:p>
             <w:r>
-              <w:t>frame_0370.jpg</w:t>
+              <w:drawing>
+                <wp:inline xmlns:a="http://schemas.openxmlformats.org/drawingml/2006/main" xmlns:pic="http://schemas.openxmlformats.org/drawingml/2006/picture">
+                  <wp:extent cx="1097280" cy="617220"/>
+                  <wp:docPr id="117" name="Picture 117"/>
+                  <wp:cNvGraphicFramePr>
+                    <a:graphicFrameLocks noChangeAspect="1"/>
+                  </wp:cNvGraphicFramePr>
+                  <a:graphic>
+                    <a:graphicData uri="http://schemas.openxmlformats.org/drawingml/2006/picture">
+                      <pic:pic>
+                        <pic:nvPicPr>
+                          <pic:cNvPr id="0" name="frame_0370.jpg"/>
+                          <pic:cNvPicPr/>
+                        </pic:nvPicPr>
+                        <pic:blipFill>
+                          <a:blip r:embed="rId11"/>
+                          <a:stretch>
+                            <a:fillRect/>
+                          </a:stretch>
+                        </pic:blipFill>
+                        <pic:spPr>
+                          <a:xfrm>
+                            <a:off x="0" y="0"/>
+                            <a:ext cx="1097280" cy="617220"/>
+                          </a:xfrm>
+                          <a:prstGeom prst="rect"/>
+                        </pic:spPr>
+                      </pic:pic>
+                    </a:graphicData>
+                  </a:graphic>
+                </wp:inline>
+              </w:drawing>
             </w:r>
           </w:p>
         </w:tc>
@@ -2500,7 +6127,38 @@
           </w:tcPr>
           <w:p>
             <w:r>
-              <w:t>frame_0000.jpg</w:t>
+              <w:drawing>
+                <wp:inline xmlns:a="http://schemas.openxmlformats.org/drawingml/2006/main" xmlns:pic="http://schemas.openxmlformats.org/drawingml/2006/picture">
+                  <wp:extent cx="1097280" cy="617220"/>
+                  <wp:docPr id="118" name="Picture 118"/>
+                  <wp:cNvGraphicFramePr>
+                    <a:graphicFrameLocks noChangeAspect="1"/>
+                  </wp:cNvGraphicFramePr>
+                  <a:graphic>
+                    <a:graphicData uri="http://schemas.openxmlformats.org/drawingml/2006/picture">
+                      <pic:pic>
+                        <pic:nvPicPr>
+                          <pic:cNvPr id="0" name="frame_0000.jpg"/>
+                          <pic:cNvPicPr/>
+                        </pic:nvPicPr>
+                        <pic:blipFill>
+                          <a:blip r:embed="rId9"/>
+                          <a:stretch>
+                            <a:fillRect/>
+                          </a:stretch>
+                        </pic:blipFill>
+                        <pic:spPr>
+                          <a:xfrm>
+                            <a:off x="0" y="0"/>
+                            <a:ext cx="1097280" cy="617220"/>
+                          </a:xfrm>
+                          <a:prstGeom prst="rect"/>
+                        </pic:spPr>
+                      </pic:pic>
+                    </a:graphicData>
+                  </a:graphic>
+                </wp:inline>
+              </w:drawing>
             </w:r>
           </w:p>
         </w:tc>
@@ -2510,7 +6168,38 @@
           </w:tcPr>
           <w:p>
             <w:r>
-              <w:t>frame_0185.jpg</w:t>
+              <w:drawing>
+                <wp:inline xmlns:a="http://schemas.openxmlformats.org/drawingml/2006/main" xmlns:pic="http://schemas.openxmlformats.org/drawingml/2006/picture">
+                  <wp:extent cx="1097280" cy="617220"/>
+                  <wp:docPr id="119" name="Picture 119"/>
+                  <wp:cNvGraphicFramePr>
+                    <a:graphicFrameLocks noChangeAspect="1"/>
+                  </wp:cNvGraphicFramePr>
+                  <a:graphic>
+                    <a:graphicData uri="http://schemas.openxmlformats.org/drawingml/2006/picture">
+                      <pic:pic>
+                        <pic:nvPicPr>
+                          <pic:cNvPr id="0" name="frame_0185.jpg"/>
+                          <pic:cNvPicPr/>
+                        </pic:nvPicPr>
+                        <pic:blipFill>
+                          <a:blip r:embed="rId10"/>
+                          <a:stretch>
+                            <a:fillRect/>
+                          </a:stretch>
+                        </pic:blipFill>
+                        <pic:spPr>
+                          <a:xfrm>
+                            <a:off x="0" y="0"/>
+                            <a:ext cx="1097280" cy="617220"/>
+                          </a:xfrm>
+                          <a:prstGeom prst="rect"/>
+                        </pic:spPr>
+                      </pic:pic>
+                    </a:graphicData>
+                  </a:graphic>
+                </wp:inline>
+              </w:drawing>
             </w:r>
           </w:p>
         </w:tc>
@@ -2520,7 +6209,38 @@
           </w:tcPr>
           <w:p>
             <w:r>
-              <w:t>frame_0370.jpg</w:t>
+              <w:drawing>
+                <wp:inline xmlns:a="http://schemas.openxmlformats.org/drawingml/2006/main" xmlns:pic="http://schemas.openxmlformats.org/drawingml/2006/picture">
+                  <wp:extent cx="1097280" cy="617220"/>
+                  <wp:docPr id="120" name="Picture 120"/>
+                  <wp:cNvGraphicFramePr>
+                    <a:graphicFrameLocks noChangeAspect="1"/>
+                  </wp:cNvGraphicFramePr>
+                  <a:graphic>
+                    <a:graphicData uri="http://schemas.openxmlformats.org/drawingml/2006/picture">
+                      <pic:pic>
+                        <pic:nvPicPr>
+                          <pic:cNvPr id="0" name="frame_0370.jpg"/>
+                          <pic:cNvPicPr/>
+                        </pic:nvPicPr>
+                        <pic:blipFill>
+                          <a:blip r:embed="rId11"/>
+                          <a:stretch>
+                            <a:fillRect/>
+                          </a:stretch>
+                        </pic:blipFill>
+                        <pic:spPr>
+                          <a:xfrm>
+                            <a:off x="0" y="0"/>
+                            <a:ext cx="1097280" cy="617220"/>
+                          </a:xfrm>
+                          <a:prstGeom prst="rect"/>
+                        </pic:spPr>
+                      </pic:pic>
+                    </a:graphicData>
+                  </a:graphic>
+                </wp:inline>
+              </w:drawing>
             </w:r>
           </w:p>
         </w:tc>
@@ -2565,7 +6285,38 @@
           </w:tcPr>
           <w:p>
             <w:r>
-              <w:t>frame_0000.jpg</w:t>
+              <w:drawing>
+                <wp:inline xmlns:a="http://schemas.openxmlformats.org/drawingml/2006/main" xmlns:pic="http://schemas.openxmlformats.org/drawingml/2006/picture">
+                  <wp:extent cx="1097280" cy="617220"/>
+                  <wp:docPr id="121" name="Picture 121"/>
+                  <wp:cNvGraphicFramePr>
+                    <a:graphicFrameLocks noChangeAspect="1"/>
+                  </wp:cNvGraphicFramePr>
+                  <a:graphic>
+                    <a:graphicData uri="http://schemas.openxmlformats.org/drawingml/2006/picture">
+                      <pic:pic>
+                        <pic:nvPicPr>
+                          <pic:cNvPr id="0" name="frame_0000.jpg"/>
+                          <pic:cNvPicPr/>
+                        </pic:nvPicPr>
+                        <pic:blipFill>
+                          <a:blip r:embed="rId9"/>
+                          <a:stretch>
+                            <a:fillRect/>
+                          </a:stretch>
+                        </pic:blipFill>
+                        <pic:spPr>
+                          <a:xfrm>
+                            <a:off x="0" y="0"/>
+                            <a:ext cx="1097280" cy="617220"/>
+                          </a:xfrm>
+                          <a:prstGeom prst="rect"/>
+                        </pic:spPr>
+                      </pic:pic>
+                    </a:graphicData>
+                  </a:graphic>
+                </wp:inline>
+              </w:drawing>
             </w:r>
           </w:p>
         </w:tc>
@@ -2575,7 +6326,38 @@
           </w:tcPr>
           <w:p>
             <w:r>
-              <w:t>frame_0185.jpg</w:t>
+              <w:drawing>
+                <wp:inline xmlns:a="http://schemas.openxmlformats.org/drawingml/2006/main" xmlns:pic="http://schemas.openxmlformats.org/drawingml/2006/picture">
+                  <wp:extent cx="1097280" cy="617220"/>
+                  <wp:docPr id="122" name="Picture 122"/>
+                  <wp:cNvGraphicFramePr>
+                    <a:graphicFrameLocks noChangeAspect="1"/>
+                  </wp:cNvGraphicFramePr>
+                  <a:graphic>
+                    <a:graphicData uri="http://schemas.openxmlformats.org/drawingml/2006/picture">
+                      <pic:pic>
+                        <pic:nvPicPr>
+                          <pic:cNvPr id="0" name="frame_0185.jpg"/>
+                          <pic:cNvPicPr/>
+                        </pic:nvPicPr>
+                        <pic:blipFill>
+                          <a:blip r:embed="rId10"/>
+                          <a:stretch>
+                            <a:fillRect/>
+                          </a:stretch>
+                        </pic:blipFill>
+                        <pic:spPr>
+                          <a:xfrm>
+                            <a:off x="0" y="0"/>
+                            <a:ext cx="1097280" cy="617220"/>
+                          </a:xfrm>
+                          <a:prstGeom prst="rect"/>
+                        </pic:spPr>
+                      </pic:pic>
+                    </a:graphicData>
+                  </a:graphic>
+                </wp:inline>
+              </w:drawing>
             </w:r>
           </w:p>
         </w:tc>
@@ -2585,7 +6367,38 @@
           </w:tcPr>
           <w:p>
             <w:r>
-              <w:t>frame_0370.jpg</w:t>
+              <w:drawing>
+                <wp:inline xmlns:a="http://schemas.openxmlformats.org/drawingml/2006/main" xmlns:pic="http://schemas.openxmlformats.org/drawingml/2006/picture">
+                  <wp:extent cx="1097280" cy="617220"/>
+                  <wp:docPr id="123" name="Picture 123"/>
+                  <wp:cNvGraphicFramePr>
+                    <a:graphicFrameLocks noChangeAspect="1"/>
+                  </wp:cNvGraphicFramePr>
+                  <a:graphic>
+                    <a:graphicData uri="http://schemas.openxmlformats.org/drawingml/2006/picture">
+                      <pic:pic>
+                        <pic:nvPicPr>
+                          <pic:cNvPr id="0" name="frame_0370.jpg"/>
+                          <pic:cNvPicPr/>
+                        </pic:nvPicPr>
+                        <pic:blipFill>
+                          <a:blip r:embed="rId11"/>
+                          <a:stretch>
+                            <a:fillRect/>
+                          </a:stretch>
+                        </pic:blipFill>
+                        <pic:spPr>
+                          <a:xfrm>
+                            <a:off x="0" y="0"/>
+                            <a:ext cx="1097280" cy="617220"/>
+                          </a:xfrm>
+                          <a:prstGeom prst="rect"/>
+                        </pic:spPr>
+                      </pic:pic>
+                    </a:graphicData>
+                  </a:graphic>
+                </wp:inline>
+              </w:drawing>
             </w:r>
           </w:p>
         </w:tc>
@@ -2624,7 +6437,38 @@
           </w:tcPr>
           <w:p>
             <w:r>
-              <w:t>frame_0000.jpg</w:t>
+              <w:drawing>
+                <wp:inline xmlns:a="http://schemas.openxmlformats.org/drawingml/2006/main" xmlns:pic="http://schemas.openxmlformats.org/drawingml/2006/picture">
+                  <wp:extent cx="1097280" cy="617220"/>
+                  <wp:docPr id="124" name="Picture 124"/>
+                  <wp:cNvGraphicFramePr>
+                    <a:graphicFrameLocks noChangeAspect="1"/>
+                  </wp:cNvGraphicFramePr>
+                  <a:graphic>
+                    <a:graphicData uri="http://schemas.openxmlformats.org/drawingml/2006/picture">
+                      <pic:pic>
+                        <pic:nvPicPr>
+                          <pic:cNvPr id="0" name="frame_0000.jpg"/>
+                          <pic:cNvPicPr/>
+                        </pic:nvPicPr>
+                        <pic:blipFill>
+                          <a:blip r:embed="rId9"/>
+                          <a:stretch>
+                            <a:fillRect/>
+                          </a:stretch>
+                        </pic:blipFill>
+                        <pic:spPr>
+                          <a:xfrm>
+                            <a:off x="0" y="0"/>
+                            <a:ext cx="1097280" cy="617220"/>
+                          </a:xfrm>
+                          <a:prstGeom prst="rect"/>
+                        </pic:spPr>
+                      </pic:pic>
+                    </a:graphicData>
+                  </a:graphic>
+                </wp:inline>
+              </w:drawing>
             </w:r>
           </w:p>
         </w:tc>
@@ -2634,7 +6478,38 @@
           </w:tcPr>
           <w:p>
             <w:r>
-              <w:t>frame_0185.jpg</w:t>
+              <w:drawing>
+                <wp:inline xmlns:a="http://schemas.openxmlformats.org/drawingml/2006/main" xmlns:pic="http://schemas.openxmlformats.org/drawingml/2006/picture">
+                  <wp:extent cx="1097280" cy="617220"/>
+                  <wp:docPr id="125" name="Picture 125"/>
+                  <wp:cNvGraphicFramePr>
+                    <a:graphicFrameLocks noChangeAspect="1"/>
+                  </wp:cNvGraphicFramePr>
+                  <a:graphic>
+                    <a:graphicData uri="http://schemas.openxmlformats.org/drawingml/2006/picture">
+                      <pic:pic>
+                        <pic:nvPicPr>
+                          <pic:cNvPr id="0" name="frame_0185.jpg"/>
+                          <pic:cNvPicPr/>
+                        </pic:nvPicPr>
+                        <pic:blipFill>
+                          <a:blip r:embed="rId10"/>
+                          <a:stretch>
+                            <a:fillRect/>
+                          </a:stretch>
+                        </pic:blipFill>
+                        <pic:spPr>
+                          <a:xfrm>
+                            <a:off x="0" y="0"/>
+                            <a:ext cx="1097280" cy="617220"/>
+                          </a:xfrm>
+                          <a:prstGeom prst="rect"/>
+                        </pic:spPr>
+                      </pic:pic>
+                    </a:graphicData>
+                  </a:graphic>
+                </wp:inline>
+              </w:drawing>
             </w:r>
           </w:p>
         </w:tc>
@@ -2644,7 +6519,38 @@
           </w:tcPr>
           <w:p>
             <w:r>
-              <w:t>frame_0370.jpg</w:t>
+              <w:drawing>
+                <wp:inline xmlns:a="http://schemas.openxmlformats.org/drawingml/2006/main" xmlns:pic="http://schemas.openxmlformats.org/drawingml/2006/picture">
+                  <wp:extent cx="1097280" cy="617220"/>
+                  <wp:docPr id="126" name="Picture 126"/>
+                  <wp:cNvGraphicFramePr>
+                    <a:graphicFrameLocks noChangeAspect="1"/>
+                  </wp:cNvGraphicFramePr>
+                  <a:graphic>
+                    <a:graphicData uri="http://schemas.openxmlformats.org/drawingml/2006/picture">
+                      <pic:pic>
+                        <pic:nvPicPr>
+                          <pic:cNvPr id="0" name="frame_0370.jpg"/>
+                          <pic:cNvPicPr/>
+                        </pic:nvPicPr>
+                        <pic:blipFill>
+                          <a:blip r:embed="rId11"/>
+                          <a:stretch>
+                            <a:fillRect/>
+                          </a:stretch>
+                        </pic:blipFill>
+                        <pic:spPr>
+                          <a:xfrm>
+                            <a:off x="0" y="0"/>
+                            <a:ext cx="1097280" cy="617220"/>
+                          </a:xfrm>
+                          <a:prstGeom prst="rect"/>
+                        </pic:spPr>
+                      </pic:pic>
+                    </a:graphicData>
+                  </a:graphic>
+                </wp:inline>
+              </w:drawing>
             </w:r>
           </w:p>
         </w:tc>
@@ -2688,7 +6594,38 @@
           </w:tcPr>
           <w:p>
             <w:r>
-              <w:t>frame_0000.jpg</w:t>
+              <w:drawing>
+                <wp:inline xmlns:a="http://schemas.openxmlformats.org/drawingml/2006/main" xmlns:pic="http://schemas.openxmlformats.org/drawingml/2006/picture">
+                  <wp:extent cx="1097280" cy="617220"/>
+                  <wp:docPr id="127" name="Picture 127"/>
+                  <wp:cNvGraphicFramePr>
+                    <a:graphicFrameLocks noChangeAspect="1"/>
+                  </wp:cNvGraphicFramePr>
+                  <a:graphic>
+                    <a:graphicData uri="http://schemas.openxmlformats.org/drawingml/2006/picture">
+                      <pic:pic>
+                        <pic:nvPicPr>
+                          <pic:cNvPr id="0" name="frame_0000.jpg"/>
+                          <pic:cNvPicPr/>
+                        </pic:nvPicPr>
+                        <pic:blipFill>
+                          <a:blip r:embed="rId9"/>
+                          <a:stretch>
+                            <a:fillRect/>
+                          </a:stretch>
+                        </pic:blipFill>
+                        <pic:spPr>
+                          <a:xfrm>
+                            <a:off x="0" y="0"/>
+                            <a:ext cx="1097280" cy="617220"/>
+                          </a:xfrm>
+                          <a:prstGeom prst="rect"/>
+                        </pic:spPr>
+                      </pic:pic>
+                    </a:graphicData>
+                  </a:graphic>
+                </wp:inline>
+              </w:drawing>
             </w:r>
           </w:p>
         </w:tc>
@@ -2698,7 +6635,38 @@
           </w:tcPr>
           <w:p>
             <w:r>
-              <w:t>frame_0185.jpg</w:t>
+              <w:drawing>
+                <wp:inline xmlns:a="http://schemas.openxmlformats.org/drawingml/2006/main" xmlns:pic="http://schemas.openxmlformats.org/drawingml/2006/picture">
+                  <wp:extent cx="1097280" cy="617220"/>
+                  <wp:docPr id="128" name="Picture 128"/>
+                  <wp:cNvGraphicFramePr>
+                    <a:graphicFrameLocks noChangeAspect="1"/>
+                  </wp:cNvGraphicFramePr>
+                  <a:graphic>
+                    <a:graphicData uri="http://schemas.openxmlformats.org/drawingml/2006/picture">
+                      <pic:pic>
+                        <pic:nvPicPr>
+                          <pic:cNvPr id="0" name="frame_0185.jpg"/>
+                          <pic:cNvPicPr/>
+                        </pic:nvPicPr>
+                        <pic:blipFill>
+                          <a:blip r:embed="rId10"/>
+                          <a:stretch>
+                            <a:fillRect/>
+                          </a:stretch>
+                        </pic:blipFill>
+                        <pic:spPr>
+                          <a:xfrm>
+                            <a:off x="0" y="0"/>
+                            <a:ext cx="1097280" cy="617220"/>
+                          </a:xfrm>
+                          <a:prstGeom prst="rect"/>
+                        </pic:spPr>
+                      </pic:pic>
+                    </a:graphicData>
+                  </a:graphic>
+                </wp:inline>
+              </w:drawing>
             </w:r>
           </w:p>
         </w:tc>
@@ -2708,7 +6676,38 @@
           </w:tcPr>
           <w:p>
             <w:r>
-              <w:t>frame_0370.jpg</w:t>
+              <w:drawing>
+                <wp:inline xmlns:a="http://schemas.openxmlformats.org/drawingml/2006/main" xmlns:pic="http://schemas.openxmlformats.org/drawingml/2006/picture">
+                  <wp:extent cx="1097280" cy="617220"/>
+                  <wp:docPr id="129" name="Picture 129"/>
+                  <wp:cNvGraphicFramePr>
+                    <a:graphicFrameLocks noChangeAspect="1"/>
+                  </wp:cNvGraphicFramePr>
+                  <a:graphic>
+                    <a:graphicData uri="http://schemas.openxmlformats.org/drawingml/2006/picture">
+                      <pic:pic>
+                        <pic:nvPicPr>
+                          <pic:cNvPr id="0" name="frame_0370.jpg"/>
+                          <pic:cNvPicPr/>
+                        </pic:nvPicPr>
+                        <pic:blipFill>
+                          <a:blip r:embed="rId11"/>
+                          <a:stretch>
+                            <a:fillRect/>
+                          </a:stretch>
+                        </pic:blipFill>
+                        <pic:spPr>
+                          <a:xfrm>
+                            <a:off x="0" y="0"/>
+                            <a:ext cx="1097280" cy="617220"/>
+                          </a:xfrm>
+                          <a:prstGeom prst="rect"/>
+                        </pic:spPr>
+                      </pic:pic>
+                    </a:graphicData>
+                  </a:graphic>
+                </wp:inline>
+              </w:drawing>
             </w:r>
           </w:p>
         </w:tc>
@@ -2747,7 +6746,38 @@
           </w:tcPr>
           <w:p>
             <w:r>
-              <w:t>frame_0000.jpg</w:t>
+              <w:drawing>
+                <wp:inline xmlns:a="http://schemas.openxmlformats.org/drawingml/2006/main" xmlns:pic="http://schemas.openxmlformats.org/drawingml/2006/picture">
+                  <wp:extent cx="1097280" cy="617220"/>
+                  <wp:docPr id="130" name="Picture 130"/>
+                  <wp:cNvGraphicFramePr>
+                    <a:graphicFrameLocks noChangeAspect="1"/>
+                  </wp:cNvGraphicFramePr>
+                  <a:graphic>
+                    <a:graphicData uri="http://schemas.openxmlformats.org/drawingml/2006/picture">
+                      <pic:pic>
+                        <pic:nvPicPr>
+                          <pic:cNvPr id="0" name="frame_0000.jpg"/>
+                          <pic:cNvPicPr/>
+                        </pic:nvPicPr>
+                        <pic:blipFill>
+                          <a:blip r:embed="rId9"/>
+                          <a:stretch>
+                            <a:fillRect/>
+                          </a:stretch>
+                        </pic:blipFill>
+                        <pic:spPr>
+                          <a:xfrm>
+                            <a:off x="0" y="0"/>
+                            <a:ext cx="1097280" cy="617220"/>
+                          </a:xfrm>
+                          <a:prstGeom prst="rect"/>
+                        </pic:spPr>
+                      </pic:pic>
+                    </a:graphicData>
+                  </a:graphic>
+                </wp:inline>
+              </w:drawing>
             </w:r>
           </w:p>
         </w:tc>
@@ -2757,7 +6787,38 @@
           </w:tcPr>
           <w:p>
             <w:r>
-              <w:t>frame_0185.jpg</w:t>
+              <w:drawing>
+                <wp:inline xmlns:a="http://schemas.openxmlformats.org/drawingml/2006/main" xmlns:pic="http://schemas.openxmlformats.org/drawingml/2006/picture">
+                  <wp:extent cx="1097280" cy="617220"/>
+                  <wp:docPr id="131" name="Picture 131"/>
+                  <wp:cNvGraphicFramePr>
+                    <a:graphicFrameLocks noChangeAspect="1"/>
+                  </wp:cNvGraphicFramePr>
+                  <a:graphic>
+                    <a:graphicData uri="http://schemas.openxmlformats.org/drawingml/2006/picture">
+                      <pic:pic>
+                        <pic:nvPicPr>
+                          <pic:cNvPr id="0" name="frame_0185.jpg"/>
+                          <pic:cNvPicPr/>
+                        </pic:nvPicPr>
+                        <pic:blipFill>
+                          <a:blip r:embed="rId10"/>
+                          <a:stretch>
+                            <a:fillRect/>
+                          </a:stretch>
+                        </pic:blipFill>
+                        <pic:spPr>
+                          <a:xfrm>
+                            <a:off x="0" y="0"/>
+                            <a:ext cx="1097280" cy="617220"/>
+                          </a:xfrm>
+                          <a:prstGeom prst="rect"/>
+                        </pic:spPr>
+                      </pic:pic>
+                    </a:graphicData>
+                  </a:graphic>
+                </wp:inline>
+              </w:drawing>
             </w:r>
           </w:p>
         </w:tc>
@@ -2767,7 +6828,38 @@
           </w:tcPr>
           <w:p>
             <w:r>
-              <w:t>frame_0370.jpg</w:t>
+              <w:drawing>
+                <wp:inline xmlns:a="http://schemas.openxmlformats.org/drawingml/2006/main" xmlns:pic="http://schemas.openxmlformats.org/drawingml/2006/picture">
+                  <wp:extent cx="1097280" cy="617220"/>
+                  <wp:docPr id="132" name="Picture 132"/>
+                  <wp:cNvGraphicFramePr>
+                    <a:graphicFrameLocks noChangeAspect="1"/>
+                  </wp:cNvGraphicFramePr>
+                  <a:graphic>
+                    <a:graphicData uri="http://schemas.openxmlformats.org/drawingml/2006/picture">
+                      <pic:pic>
+                        <pic:nvPicPr>
+                          <pic:cNvPr id="0" name="frame_0370.jpg"/>
+                          <pic:cNvPicPr/>
+                        </pic:nvPicPr>
+                        <pic:blipFill>
+                          <a:blip r:embed="rId11"/>
+                          <a:stretch>
+                            <a:fillRect/>
+                          </a:stretch>
+                        </pic:blipFill>
+                        <pic:spPr>
+                          <a:xfrm>
+                            <a:off x="0" y="0"/>
+                            <a:ext cx="1097280" cy="617220"/>
+                          </a:xfrm>
+                          <a:prstGeom prst="rect"/>
+                        </pic:spPr>
+                      </pic:pic>
+                    </a:graphicData>
+                  </a:graphic>
+                </wp:inline>
+              </w:drawing>
             </w:r>
           </w:p>
         </w:tc>
@@ -2806,7 +6898,38 @@
           </w:tcPr>
           <w:p>
             <w:r>
-              <w:t>frame_0000.jpg</w:t>
+              <w:drawing>
+                <wp:inline xmlns:a="http://schemas.openxmlformats.org/drawingml/2006/main" xmlns:pic="http://schemas.openxmlformats.org/drawingml/2006/picture">
+                  <wp:extent cx="1097280" cy="617220"/>
+                  <wp:docPr id="133" name="Picture 133"/>
+                  <wp:cNvGraphicFramePr>
+                    <a:graphicFrameLocks noChangeAspect="1"/>
+                  </wp:cNvGraphicFramePr>
+                  <a:graphic>
+                    <a:graphicData uri="http://schemas.openxmlformats.org/drawingml/2006/picture">
+                      <pic:pic>
+                        <pic:nvPicPr>
+                          <pic:cNvPr id="0" name="frame_0000.jpg"/>
+                          <pic:cNvPicPr/>
+                        </pic:nvPicPr>
+                        <pic:blipFill>
+                          <a:blip r:embed="rId9"/>
+                          <a:stretch>
+                            <a:fillRect/>
+                          </a:stretch>
+                        </pic:blipFill>
+                        <pic:spPr>
+                          <a:xfrm>
+                            <a:off x="0" y="0"/>
+                            <a:ext cx="1097280" cy="617220"/>
+                          </a:xfrm>
+                          <a:prstGeom prst="rect"/>
+                        </pic:spPr>
+                      </pic:pic>
+                    </a:graphicData>
+                  </a:graphic>
+                </wp:inline>
+              </w:drawing>
             </w:r>
           </w:p>
         </w:tc>
@@ -2816,7 +6939,38 @@
           </w:tcPr>
           <w:p>
             <w:r>
-              <w:t>frame_0185.jpg</w:t>
+              <w:drawing>
+                <wp:inline xmlns:a="http://schemas.openxmlformats.org/drawingml/2006/main" xmlns:pic="http://schemas.openxmlformats.org/drawingml/2006/picture">
+                  <wp:extent cx="1097280" cy="617220"/>
+                  <wp:docPr id="134" name="Picture 134"/>
+                  <wp:cNvGraphicFramePr>
+                    <a:graphicFrameLocks noChangeAspect="1"/>
+                  </wp:cNvGraphicFramePr>
+                  <a:graphic>
+                    <a:graphicData uri="http://schemas.openxmlformats.org/drawingml/2006/picture">
+                      <pic:pic>
+                        <pic:nvPicPr>
+                          <pic:cNvPr id="0" name="frame_0185.jpg"/>
+                          <pic:cNvPicPr/>
+                        </pic:nvPicPr>
+                        <pic:blipFill>
+                          <a:blip r:embed="rId10"/>
+                          <a:stretch>
+                            <a:fillRect/>
+                          </a:stretch>
+                        </pic:blipFill>
+                        <pic:spPr>
+                          <a:xfrm>
+                            <a:off x="0" y="0"/>
+                            <a:ext cx="1097280" cy="617220"/>
+                          </a:xfrm>
+                          <a:prstGeom prst="rect"/>
+                        </pic:spPr>
+                      </pic:pic>
+                    </a:graphicData>
+                  </a:graphic>
+                </wp:inline>
+              </w:drawing>
             </w:r>
           </w:p>
         </w:tc>
@@ -2826,7 +6980,38 @@
           </w:tcPr>
           <w:p>
             <w:r>
-              <w:t>frame_0370.jpg</w:t>
+              <w:drawing>
+                <wp:inline xmlns:a="http://schemas.openxmlformats.org/drawingml/2006/main" xmlns:pic="http://schemas.openxmlformats.org/drawingml/2006/picture">
+                  <wp:extent cx="1097280" cy="617220"/>
+                  <wp:docPr id="135" name="Picture 135"/>
+                  <wp:cNvGraphicFramePr>
+                    <a:graphicFrameLocks noChangeAspect="1"/>
+                  </wp:cNvGraphicFramePr>
+                  <a:graphic>
+                    <a:graphicData uri="http://schemas.openxmlformats.org/drawingml/2006/picture">
+                      <pic:pic>
+                        <pic:nvPicPr>
+                          <pic:cNvPr id="0" name="frame_0370.jpg"/>
+                          <pic:cNvPicPr/>
+                        </pic:nvPicPr>
+                        <pic:blipFill>
+                          <a:blip r:embed="rId11"/>
+                          <a:stretch>
+                            <a:fillRect/>
+                          </a:stretch>
+                        </pic:blipFill>
+                        <pic:spPr>
+                          <a:xfrm>
+                            <a:off x="0" y="0"/>
+                            <a:ext cx="1097280" cy="617220"/>
+                          </a:xfrm>
+                          <a:prstGeom prst="rect"/>
+                        </pic:spPr>
+                      </pic:pic>
+                    </a:graphicData>
+                  </a:graphic>
+                </wp:inline>
+              </w:drawing>
             </w:r>
           </w:p>
         </w:tc>
@@ -2871,7 +7056,38 @@
           </w:tcPr>
           <w:p>
             <w:r>
-              <w:t>frame_0000.jpg</w:t>
+              <w:drawing>
+                <wp:inline xmlns:a="http://schemas.openxmlformats.org/drawingml/2006/main" xmlns:pic="http://schemas.openxmlformats.org/drawingml/2006/picture">
+                  <wp:extent cx="1097280" cy="617220"/>
+                  <wp:docPr id="136" name="Picture 136"/>
+                  <wp:cNvGraphicFramePr>
+                    <a:graphicFrameLocks noChangeAspect="1"/>
+                  </wp:cNvGraphicFramePr>
+                  <a:graphic>
+                    <a:graphicData uri="http://schemas.openxmlformats.org/drawingml/2006/picture">
+                      <pic:pic>
+                        <pic:nvPicPr>
+                          <pic:cNvPr id="0" name="frame_0000.jpg"/>
+                          <pic:cNvPicPr/>
+                        </pic:nvPicPr>
+                        <pic:blipFill>
+                          <a:blip r:embed="rId9"/>
+                          <a:stretch>
+                            <a:fillRect/>
+                          </a:stretch>
+                        </pic:blipFill>
+                        <pic:spPr>
+                          <a:xfrm>
+                            <a:off x="0" y="0"/>
+                            <a:ext cx="1097280" cy="617220"/>
+                          </a:xfrm>
+                          <a:prstGeom prst="rect"/>
+                        </pic:spPr>
+                      </pic:pic>
+                    </a:graphicData>
+                  </a:graphic>
+                </wp:inline>
+              </w:drawing>
             </w:r>
           </w:p>
         </w:tc>
@@ -2881,7 +7097,38 @@
           </w:tcPr>
           <w:p>
             <w:r>
-              <w:t>frame_0185.jpg</w:t>
+              <w:drawing>
+                <wp:inline xmlns:a="http://schemas.openxmlformats.org/drawingml/2006/main" xmlns:pic="http://schemas.openxmlformats.org/drawingml/2006/picture">
+                  <wp:extent cx="1097280" cy="617220"/>
+                  <wp:docPr id="137" name="Picture 137"/>
+                  <wp:cNvGraphicFramePr>
+                    <a:graphicFrameLocks noChangeAspect="1"/>
+                  </wp:cNvGraphicFramePr>
+                  <a:graphic>
+                    <a:graphicData uri="http://schemas.openxmlformats.org/drawingml/2006/picture">
+                      <pic:pic>
+                        <pic:nvPicPr>
+                          <pic:cNvPr id="0" name="frame_0185.jpg"/>
+                          <pic:cNvPicPr/>
+                        </pic:nvPicPr>
+                        <pic:blipFill>
+                          <a:blip r:embed="rId10"/>
+                          <a:stretch>
+                            <a:fillRect/>
+                          </a:stretch>
+                        </pic:blipFill>
+                        <pic:spPr>
+                          <a:xfrm>
+                            <a:off x="0" y="0"/>
+                            <a:ext cx="1097280" cy="617220"/>
+                          </a:xfrm>
+                          <a:prstGeom prst="rect"/>
+                        </pic:spPr>
+                      </pic:pic>
+                    </a:graphicData>
+                  </a:graphic>
+                </wp:inline>
+              </w:drawing>
             </w:r>
           </w:p>
         </w:tc>
@@ -2891,7 +7138,38 @@
           </w:tcPr>
           <w:p>
             <w:r>
-              <w:t>frame_0370.jpg</w:t>
+              <w:drawing>
+                <wp:inline xmlns:a="http://schemas.openxmlformats.org/drawingml/2006/main" xmlns:pic="http://schemas.openxmlformats.org/drawingml/2006/picture">
+                  <wp:extent cx="1097280" cy="617220"/>
+                  <wp:docPr id="138" name="Picture 138"/>
+                  <wp:cNvGraphicFramePr>
+                    <a:graphicFrameLocks noChangeAspect="1"/>
+                  </wp:cNvGraphicFramePr>
+                  <a:graphic>
+                    <a:graphicData uri="http://schemas.openxmlformats.org/drawingml/2006/picture">
+                      <pic:pic>
+                        <pic:nvPicPr>
+                          <pic:cNvPr id="0" name="frame_0370.jpg"/>
+                          <pic:cNvPicPr/>
+                        </pic:nvPicPr>
+                        <pic:blipFill>
+                          <a:blip r:embed="rId11"/>
+                          <a:stretch>
+                            <a:fillRect/>
+                          </a:stretch>
+                        </pic:blipFill>
+                        <pic:spPr>
+                          <a:xfrm>
+                            <a:off x="0" y="0"/>
+                            <a:ext cx="1097280" cy="617220"/>
+                          </a:xfrm>
+                          <a:prstGeom prst="rect"/>
+                        </pic:spPr>
+                      </pic:pic>
+                    </a:graphicData>
+                  </a:graphic>
+                </wp:inline>
+              </w:drawing>
             </w:r>
           </w:p>
         </w:tc>
@@ -2930,7 +7208,38 @@
           </w:tcPr>
           <w:p>
             <w:r>
-              <w:t>frame_0000.jpg</w:t>
+              <w:drawing>
+                <wp:inline xmlns:a="http://schemas.openxmlformats.org/drawingml/2006/main" xmlns:pic="http://schemas.openxmlformats.org/drawingml/2006/picture">
+                  <wp:extent cx="1097280" cy="617220"/>
+                  <wp:docPr id="139" name="Picture 139"/>
+                  <wp:cNvGraphicFramePr>
+                    <a:graphicFrameLocks noChangeAspect="1"/>
+                  </wp:cNvGraphicFramePr>
+                  <a:graphic>
+                    <a:graphicData uri="http://schemas.openxmlformats.org/drawingml/2006/picture">
+                      <pic:pic>
+                        <pic:nvPicPr>
+                          <pic:cNvPr id="0" name="frame_0000.jpg"/>
+                          <pic:cNvPicPr/>
+                        </pic:nvPicPr>
+                        <pic:blipFill>
+                          <a:blip r:embed="rId9"/>
+                          <a:stretch>
+                            <a:fillRect/>
+                          </a:stretch>
+                        </pic:blipFill>
+                        <pic:spPr>
+                          <a:xfrm>
+                            <a:off x="0" y="0"/>
+                            <a:ext cx="1097280" cy="617220"/>
+                          </a:xfrm>
+                          <a:prstGeom prst="rect"/>
+                        </pic:spPr>
+                      </pic:pic>
+                    </a:graphicData>
+                  </a:graphic>
+                </wp:inline>
+              </w:drawing>
             </w:r>
           </w:p>
         </w:tc>
@@ -2940,7 +7249,38 @@
           </w:tcPr>
           <w:p>
             <w:r>
-              <w:t>frame_0185.jpg</w:t>
+              <w:drawing>
+                <wp:inline xmlns:a="http://schemas.openxmlformats.org/drawingml/2006/main" xmlns:pic="http://schemas.openxmlformats.org/drawingml/2006/picture">
+                  <wp:extent cx="1097280" cy="617220"/>
+                  <wp:docPr id="140" name="Picture 140"/>
+                  <wp:cNvGraphicFramePr>
+                    <a:graphicFrameLocks noChangeAspect="1"/>
+                  </wp:cNvGraphicFramePr>
+                  <a:graphic>
+                    <a:graphicData uri="http://schemas.openxmlformats.org/drawingml/2006/picture">
+                      <pic:pic>
+                        <pic:nvPicPr>
+                          <pic:cNvPr id="0" name="frame_0185.jpg"/>
+                          <pic:cNvPicPr/>
+                        </pic:nvPicPr>
+                        <pic:blipFill>
+                          <a:blip r:embed="rId10"/>
+                          <a:stretch>
+                            <a:fillRect/>
+                          </a:stretch>
+                        </pic:blipFill>
+                        <pic:spPr>
+                          <a:xfrm>
+                            <a:off x="0" y="0"/>
+                            <a:ext cx="1097280" cy="617220"/>
+                          </a:xfrm>
+                          <a:prstGeom prst="rect"/>
+                        </pic:spPr>
+                      </pic:pic>
+                    </a:graphicData>
+                  </a:graphic>
+                </wp:inline>
+              </w:drawing>
             </w:r>
           </w:p>
         </w:tc>
@@ -2950,7 +7290,38 @@
           </w:tcPr>
           <w:p>
             <w:r>
-              <w:t>frame_0370.jpg</w:t>
+              <w:drawing>
+                <wp:inline xmlns:a="http://schemas.openxmlformats.org/drawingml/2006/main" xmlns:pic="http://schemas.openxmlformats.org/drawingml/2006/picture">
+                  <wp:extent cx="1097280" cy="617220"/>
+                  <wp:docPr id="141" name="Picture 141"/>
+                  <wp:cNvGraphicFramePr>
+                    <a:graphicFrameLocks noChangeAspect="1"/>
+                  </wp:cNvGraphicFramePr>
+                  <a:graphic>
+                    <a:graphicData uri="http://schemas.openxmlformats.org/drawingml/2006/picture">
+                      <pic:pic>
+                        <pic:nvPicPr>
+                          <pic:cNvPr id="0" name="frame_0370.jpg"/>
+                          <pic:cNvPicPr/>
+                        </pic:nvPicPr>
+                        <pic:blipFill>
+                          <a:blip r:embed="rId11"/>
+                          <a:stretch>
+                            <a:fillRect/>
+                          </a:stretch>
+                        </pic:blipFill>
+                        <pic:spPr>
+                          <a:xfrm>
+                            <a:off x="0" y="0"/>
+                            <a:ext cx="1097280" cy="617220"/>
+                          </a:xfrm>
+                          <a:prstGeom prst="rect"/>
+                        </pic:spPr>
+                      </pic:pic>
+                    </a:graphicData>
+                  </a:graphic>
+                </wp:inline>
+              </w:drawing>
             </w:r>
           </w:p>
         </w:tc>
@@ -2989,7 +7360,38 @@
           </w:tcPr>
           <w:p>
             <w:r>
-              <w:t>frame_0000.jpg</w:t>
+              <w:drawing>
+                <wp:inline xmlns:a="http://schemas.openxmlformats.org/drawingml/2006/main" xmlns:pic="http://schemas.openxmlformats.org/drawingml/2006/picture">
+                  <wp:extent cx="1097280" cy="617220"/>
+                  <wp:docPr id="142" name="Picture 142"/>
+                  <wp:cNvGraphicFramePr>
+                    <a:graphicFrameLocks noChangeAspect="1"/>
+                  </wp:cNvGraphicFramePr>
+                  <a:graphic>
+                    <a:graphicData uri="http://schemas.openxmlformats.org/drawingml/2006/picture">
+                      <pic:pic>
+                        <pic:nvPicPr>
+                          <pic:cNvPr id="0" name="frame_0000.jpg"/>
+                          <pic:cNvPicPr/>
+                        </pic:nvPicPr>
+                        <pic:blipFill>
+                          <a:blip r:embed="rId9"/>
+                          <a:stretch>
+                            <a:fillRect/>
+                          </a:stretch>
+                        </pic:blipFill>
+                        <pic:spPr>
+                          <a:xfrm>
+                            <a:off x="0" y="0"/>
+                            <a:ext cx="1097280" cy="617220"/>
+                          </a:xfrm>
+                          <a:prstGeom prst="rect"/>
+                        </pic:spPr>
+                      </pic:pic>
+                    </a:graphicData>
+                  </a:graphic>
+                </wp:inline>
+              </w:drawing>
             </w:r>
           </w:p>
         </w:tc>
@@ -2999,7 +7401,38 @@
           </w:tcPr>
           <w:p>
             <w:r>
-              <w:t>frame_0185.jpg</w:t>
+              <w:drawing>
+                <wp:inline xmlns:a="http://schemas.openxmlformats.org/drawingml/2006/main" xmlns:pic="http://schemas.openxmlformats.org/drawingml/2006/picture">
+                  <wp:extent cx="1097280" cy="617220"/>
+                  <wp:docPr id="143" name="Picture 143"/>
+                  <wp:cNvGraphicFramePr>
+                    <a:graphicFrameLocks noChangeAspect="1"/>
+                  </wp:cNvGraphicFramePr>
+                  <a:graphic>
+                    <a:graphicData uri="http://schemas.openxmlformats.org/drawingml/2006/picture">
+                      <pic:pic>
+                        <pic:nvPicPr>
+                          <pic:cNvPr id="0" name="frame_0185.jpg"/>
+                          <pic:cNvPicPr/>
+                        </pic:nvPicPr>
+                        <pic:blipFill>
+                          <a:blip r:embed="rId10"/>
+                          <a:stretch>
+                            <a:fillRect/>
+                          </a:stretch>
+                        </pic:blipFill>
+                        <pic:spPr>
+                          <a:xfrm>
+                            <a:off x="0" y="0"/>
+                            <a:ext cx="1097280" cy="617220"/>
+                          </a:xfrm>
+                          <a:prstGeom prst="rect"/>
+                        </pic:spPr>
+                      </pic:pic>
+                    </a:graphicData>
+                  </a:graphic>
+                </wp:inline>
+              </w:drawing>
             </w:r>
           </w:p>
         </w:tc>
@@ -3009,7 +7442,38 @@
           </w:tcPr>
           <w:p>
             <w:r>
-              <w:t>frame_0370.jpg</w:t>
+              <w:drawing>
+                <wp:inline xmlns:a="http://schemas.openxmlformats.org/drawingml/2006/main" xmlns:pic="http://schemas.openxmlformats.org/drawingml/2006/picture">
+                  <wp:extent cx="1097280" cy="617220"/>
+                  <wp:docPr id="144" name="Picture 144"/>
+                  <wp:cNvGraphicFramePr>
+                    <a:graphicFrameLocks noChangeAspect="1"/>
+                  </wp:cNvGraphicFramePr>
+                  <a:graphic>
+                    <a:graphicData uri="http://schemas.openxmlformats.org/drawingml/2006/picture">
+                      <pic:pic>
+                        <pic:nvPicPr>
+                          <pic:cNvPr id="0" name="frame_0370.jpg"/>
+                          <pic:cNvPicPr/>
+                        </pic:nvPicPr>
+                        <pic:blipFill>
+                          <a:blip r:embed="rId11"/>
+                          <a:stretch>
+                            <a:fillRect/>
+                          </a:stretch>
+                        </pic:blipFill>
+                        <pic:spPr>
+                          <a:xfrm>
+                            <a:off x="0" y="0"/>
+                            <a:ext cx="1097280" cy="617220"/>
+                          </a:xfrm>
+                          <a:prstGeom prst="rect"/>
+                        </pic:spPr>
+                      </pic:pic>
+                    </a:graphicData>
+                  </a:graphic>
+                </wp:inline>
+              </w:drawing>
             </w:r>
           </w:p>
         </w:tc>
@@ -3056,7 +7520,38 @@
           </w:tcPr>
           <w:p>
             <w:r>
-              <w:t>frame_0000.jpg</w:t>
+              <w:drawing>
+                <wp:inline xmlns:a="http://schemas.openxmlformats.org/drawingml/2006/main" xmlns:pic="http://schemas.openxmlformats.org/drawingml/2006/picture">
+                  <wp:extent cx="1280160" cy="720090"/>
+                  <wp:docPr id="145" name="Picture 145"/>
+                  <wp:cNvGraphicFramePr>
+                    <a:graphicFrameLocks noChangeAspect="1"/>
+                  </wp:cNvGraphicFramePr>
+                  <a:graphic>
+                    <a:graphicData uri="http://schemas.openxmlformats.org/drawingml/2006/picture">
+                      <pic:pic>
+                        <pic:nvPicPr>
+                          <pic:cNvPr id="0" name="frame_0000.jpg"/>
+                          <pic:cNvPicPr/>
+                        </pic:nvPicPr>
+                        <pic:blipFill>
+                          <a:blip r:embed="rId9"/>
+                          <a:stretch>
+                            <a:fillRect/>
+                          </a:stretch>
+                        </pic:blipFill>
+                        <pic:spPr>
+                          <a:xfrm>
+                            <a:off x="0" y="0"/>
+                            <a:ext cx="1280160" cy="720090"/>
+                          </a:xfrm>
+                          <a:prstGeom prst="rect"/>
+                        </pic:spPr>
+                      </pic:pic>
+                    </a:graphicData>
+                  </a:graphic>
+                </wp:inline>
+              </w:drawing>
             </w:r>
           </w:p>
         </w:tc>
@@ -3066,7 +7561,38 @@
           </w:tcPr>
           <w:p>
             <w:r>
-              <w:t>frame_0185.jpg</w:t>
+              <w:drawing>
+                <wp:inline xmlns:a="http://schemas.openxmlformats.org/drawingml/2006/main" xmlns:pic="http://schemas.openxmlformats.org/drawingml/2006/picture">
+                  <wp:extent cx="1280160" cy="720090"/>
+                  <wp:docPr id="146" name="Picture 146"/>
+                  <wp:cNvGraphicFramePr>
+                    <a:graphicFrameLocks noChangeAspect="1"/>
+                  </wp:cNvGraphicFramePr>
+                  <a:graphic>
+                    <a:graphicData uri="http://schemas.openxmlformats.org/drawingml/2006/picture">
+                      <pic:pic>
+                        <pic:nvPicPr>
+                          <pic:cNvPr id="0" name="frame_0185.jpg"/>
+                          <pic:cNvPicPr/>
+                        </pic:nvPicPr>
+                        <pic:blipFill>
+                          <a:blip r:embed="rId10"/>
+                          <a:stretch>
+                            <a:fillRect/>
+                          </a:stretch>
+                        </pic:blipFill>
+                        <pic:spPr>
+                          <a:xfrm>
+                            <a:off x="0" y="0"/>
+                            <a:ext cx="1280160" cy="720090"/>
+                          </a:xfrm>
+                          <a:prstGeom prst="rect"/>
+                        </pic:spPr>
+                      </pic:pic>
+                    </a:graphicData>
+                  </a:graphic>
+                </wp:inline>
+              </w:drawing>
             </w:r>
           </w:p>
         </w:tc>
@@ -3076,7 +7602,38 @@
           </w:tcPr>
           <w:p>
             <w:r>
-              <w:t>frame_0370.jpg</w:t>
+              <w:drawing>
+                <wp:inline xmlns:a="http://schemas.openxmlformats.org/drawingml/2006/main" xmlns:pic="http://schemas.openxmlformats.org/drawingml/2006/picture">
+                  <wp:extent cx="1280160" cy="720090"/>
+                  <wp:docPr id="147" name="Picture 147"/>
+                  <wp:cNvGraphicFramePr>
+                    <a:graphicFrameLocks noChangeAspect="1"/>
+                  </wp:cNvGraphicFramePr>
+                  <a:graphic>
+                    <a:graphicData uri="http://schemas.openxmlformats.org/drawingml/2006/picture">
+                      <pic:pic>
+                        <pic:nvPicPr>
+                          <pic:cNvPr id="0" name="frame_0370.jpg"/>
+                          <pic:cNvPicPr/>
+                        </pic:nvPicPr>
+                        <pic:blipFill>
+                          <a:blip r:embed="rId11"/>
+                          <a:stretch>
+                            <a:fillRect/>
+                          </a:stretch>
+                        </pic:blipFill>
+                        <pic:spPr>
+                          <a:xfrm>
+                            <a:off x="0" y="0"/>
+                            <a:ext cx="1280160" cy="720090"/>
+                          </a:xfrm>
+                          <a:prstGeom prst="rect"/>
+                        </pic:spPr>
+                      </pic:pic>
+                    </a:graphicData>
+                  </a:graphic>
+                </wp:inline>
+              </w:drawing>
             </w:r>
           </w:p>
         </w:tc>
@@ -3173,7 +7730,38 @@
           </w:tcPr>
           <w:p>
             <w:r>
-              <w:t>frame_0000.jpg</w:t>
+              <w:drawing>
+                <wp:inline xmlns:a="http://schemas.openxmlformats.org/drawingml/2006/main" xmlns:pic="http://schemas.openxmlformats.org/drawingml/2006/picture">
+                  <wp:extent cx="1280160" cy="720090"/>
+                  <wp:docPr id="148" name="Picture 148"/>
+                  <wp:cNvGraphicFramePr>
+                    <a:graphicFrameLocks noChangeAspect="1"/>
+                  </wp:cNvGraphicFramePr>
+                  <a:graphic>
+                    <a:graphicData uri="http://schemas.openxmlformats.org/drawingml/2006/picture">
+                      <pic:pic>
+                        <pic:nvPicPr>
+                          <pic:cNvPr id="0" name="frame_0000.jpg"/>
+                          <pic:cNvPicPr/>
+                        </pic:nvPicPr>
+                        <pic:blipFill>
+                          <a:blip r:embed="rId9"/>
+                          <a:stretch>
+                            <a:fillRect/>
+                          </a:stretch>
+                        </pic:blipFill>
+                        <pic:spPr>
+                          <a:xfrm>
+                            <a:off x="0" y="0"/>
+                            <a:ext cx="1280160" cy="720090"/>
+                          </a:xfrm>
+                          <a:prstGeom prst="rect"/>
+                        </pic:spPr>
+                      </pic:pic>
+                    </a:graphicData>
+                  </a:graphic>
+                </wp:inline>
+              </w:drawing>
             </w:r>
           </w:p>
         </w:tc>
@@ -3183,7 +7771,38 @@
           </w:tcPr>
           <w:p>
             <w:r>
-              <w:t>frame_0185.jpg</w:t>
+              <w:drawing>
+                <wp:inline xmlns:a="http://schemas.openxmlformats.org/drawingml/2006/main" xmlns:pic="http://schemas.openxmlformats.org/drawingml/2006/picture">
+                  <wp:extent cx="1280160" cy="720090"/>
+                  <wp:docPr id="149" name="Picture 149"/>
+                  <wp:cNvGraphicFramePr>
+                    <a:graphicFrameLocks noChangeAspect="1"/>
+                  </wp:cNvGraphicFramePr>
+                  <a:graphic>
+                    <a:graphicData uri="http://schemas.openxmlformats.org/drawingml/2006/picture">
+                      <pic:pic>
+                        <pic:nvPicPr>
+                          <pic:cNvPr id="0" name="frame_0185.jpg"/>
+                          <pic:cNvPicPr/>
+                        </pic:nvPicPr>
+                        <pic:blipFill>
+                          <a:blip r:embed="rId10"/>
+                          <a:stretch>
+                            <a:fillRect/>
+                          </a:stretch>
+                        </pic:blipFill>
+                        <pic:spPr>
+                          <a:xfrm>
+                            <a:off x="0" y="0"/>
+                            <a:ext cx="1280160" cy="720090"/>
+                          </a:xfrm>
+                          <a:prstGeom prst="rect"/>
+                        </pic:spPr>
+                      </pic:pic>
+                    </a:graphicData>
+                  </a:graphic>
+                </wp:inline>
+              </w:drawing>
             </w:r>
           </w:p>
         </w:tc>
@@ -3193,7 +7812,38 @@
           </w:tcPr>
           <w:p>
             <w:r>
-              <w:t>frame_0370.jpg</w:t>
+              <w:drawing>
+                <wp:inline xmlns:a="http://schemas.openxmlformats.org/drawingml/2006/main" xmlns:pic="http://schemas.openxmlformats.org/drawingml/2006/picture">
+                  <wp:extent cx="1280160" cy="720090"/>
+                  <wp:docPr id="150" name="Picture 150"/>
+                  <wp:cNvGraphicFramePr>
+                    <a:graphicFrameLocks noChangeAspect="1"/>
+                  </wp:cNvGraphicFramePr>
+                  <a:graphic>
+                    <a:graphicData uri="http://schemas.openxmlformats.org/drawingml/2006/picture">
+                      <pic:pic>
+                        <pic:nvPicPr>
+                          <pic:cNvPr id="0" name="frame_0370.jpg"/>
+                          <pic:cNvPicPr/>
+                        </pic:nvPicPr>
+                        <pic:blipFill>
+                          <a:blip r:embed="rId11"/>
+                          <a:stretch>
+                            <a:fillRect/>
+                          </a:stretch>
+                        </pic:blipFill>
+                        <pic:spPr>
+                          <a:xfrm>
+                            <a:off x="0" y="0"/>
+                            <a:ext cx="1280160" cy="720090"/>
+                          </a:xfrm>
+                          <a:prstGeom prst="rect"/>
+                        </pic:spPr>
+                      </pic:pic>
+                    </a:graphicData>
+                  </a:graphic>
+                </wp:inline>
+              </w:drawing>
             </w:r>
           </w:p>
         </w:tc>
@@ -3290,7 +7940,38 @@
           </w:tcPr>
           <w:p>
             <w:r>
-              <w:t>frame_0000.jpg</w:t>
+              <w:drawing>
+                <wp:inline xmlns:a="http://schemas.openxmlformats.org/drawingml/2006/main" xmlns:pic="http://schemas.openxmlformats.org/drawingml/2006/picture">
+                  <wp:extent cx="1280160" cy="720090"/>
+                  <wp:docPr id="151" name="Picture 151"/>
+                  <wp:cNvGraphicFramePr>
+                    <a:graphicFrameLocks noChangeAspect="1"/>
+                  </wp:cNvGraphicFramePr>
+                  <a:graphic>
+                    <a:graphicData uri="http://schemas.openxmlformats.org/drawingml/2006/picture">
+                      <pic:pic>
+                        <pic:nvPicPr>
+                          <pic:cNvPr id="0" name="frame_0000.jpg"/>
+                          <pic:cNvPicPr/>
+                        </pic:nvPicPr>
+                        <pic:blipFill>
+                          <a:blip r:embed="rId9"/>
+                          <a:stretch>
+                            <a:fillRect/>
+                          </a:stretch>
+                        </pic:blipFill>
+                        <pic:spPr>
+                          <a:xfrm>
+                            <a:off x="0" y="0"/>
+                            <a:ext cx="1280160" cy="720090"/>
+                          </a:xfrm>
+                          <a:prstGeom prst="rect"/>
+                        </pic:spPr>
+                      </pic:pic>
+                    </a:graphicData>
+                  </a:graphic>
+                </wp:inline>
+              </w:drawing>
             </w:r>
           </w:p>
         </w:tc>
@@ -3300,7 +7981,38 @@
           </w:tcPr>
           <w:p>
             <w:r>
-              <w:t>frame_0185.jpg</w:t>
+              <w:drawing>
+                <wp:inline xmlns:a="http://schemas.openxmlformats.org/drawingml/2006/main" xmlns:pic="http://schemas.openxmlformats.org/drawingml/2006/picture">
+                  <wp:extent cx="1280160" cy="720090"/>
+                  <wp:docPr id="152" name="Picture 152"/>
+                  <wp:cNvGraphicFramePr>
+                    <a:graphicFrameLocks noChangeAspect="1"/>
+                  </wp:cNvGraphicFramePr>
+                  <a:graphic>
+                    <a:graphicData uri="http://schemas.openxmlformats.org/drawingml/2006/picture">
+                      <pic:pic>
+                        <pic:nvPicPr>
+                          <pic:cNvPr id="0" name="frame_0185.jpg"/>
+                          <pic:cNvPicPr/>
+                        </pic:nvPicPr>
+                        <pic:blipFill>
+                          <a:blip r:embed="rId10"/>
+                          <a:stretch>
+                            <a:fillRect/>
+                          </a:stretch>
+                        </pic:blipFill>
+                        <pic:spPr>
+                          <a:xfrm>
+                            <a:off x="0" y="0"/>
+                            <a:ext cx="1280160" cy="720090"/>
+                          </a:xfrm>
+                          <a:prstGeom prst="rect"/>
+                        </pic:spPr>
+                      </pic:pic>
+                    </a:graphicData>
+                  </a:graphic>
+                </wp:inline>
+              </w:drawing>
             </w:r>
           </w:p>
         </w:tc>
@@ -3310,7 +8022,38 @@
           </w:tcPr>
           <w:p>
             <w:r>
-              <w:t>frame_0370.jpg</w:t>
+              <w:drawing>
+                <wp:inline xmlns:a="http://schemas.openxmlformats.org/drawingml/2006/main" xmlns:pic="http://schemas.openxmlformats.org/drawingml/2006/picture">
+                  <wp:extent cx="1280160" cy="720090"/>
+                  <wp:docPr id="153" name="Picture 153"/>
+                  <wp:cNvGraphicFramePr>
+                    <a:graphicFrameLocks noChangeAspect="1"/>
+                  </wp:cNvGraphicFramePr>
+                  <a:graphic>
+                    <a:graphicData uri="http://schemas.openxmlformats.org/drawingml/2006/picture">
+                      <pic:pic>
+                        <pic:nvPicPr>
+                          <pic:cNvPr id="0" name="frame_0370.jpg"/>
+                          <pic:cNvPicPr/>
+                        </pic:nvPicPr>
+                        <pic:blipFill>
+                          <a:blip r:embed="rId11"/>
+                          <a:stretch>
+                            <a:fillRect/>
+                          </a:stretch>
+                        </pic:blipFill>
+                        <pic:spPr>
+                          <a:xfrm>
+                            <a:off x="0" y="0"/>
+                            <a:ext cx="1280160" cy="720090"/>
+                          </a:xfrm>
+                          <a:prstGeom prst="rect"/>
+                        </pic:spPr>
+                      </pic:pic>
+                    </a:graphicData>
+                  </a:graphic>
+                </wp:inline>
+              </w:drawing>
             </w:r>
           </w:p>
         </w:tc>
@@ -3392,7 +8135,38 @@
           </w:tcPr>
           <w:p>
             <w:r>
-              <w:t>frame_0000.jpg</w:t>
+              <w:drawing>
+                <wp:inline xmlns:a="http://schemas.openxmlformats.org/drawingml/2006/main" xmlns:pic="http://schemas.openxmlformats.org/drawingml/2006/picture">
+                  <wp:extent cx="1280160" cy="720090"/>
+                  <wp:docPr id="154" name="Picture 154"/>
+                  <wp:cNvGraphicFramePr>
+                    <a:graphicFrameLocks noChangeAspect="1"/>
+                  </wp:cNvGraphicFramePr>
+                  <a:graphic>
+                    <a:graphicData uri="http://schemas.openxmlformats.org/drawingml/2006/picture">
+                      <pic:pic>
+                        <pic:nvPicPr>
+                          <pic:cNvPr id="0" name="frame_0000.jpg"/>
+                          <pic:cNvPicPr/>
+                        </pic:nvPicPr>
+                        <pic:blipFill>
+                          <a:blip r:embed="rId9"/>
+                          <a:stretch>
+                            <a:fillRect/>
+                          </a:stretch>
+                        </pic:blipFill>
+                        <pic:spPr>
+                          <a:xfrm>
+                            <a:off x="0" y="0"/>
+                            <a:ext cx="1280160" cy="720090"/>
+                          </a:xfrm>
+                          <a:prstGeom prst="rect"/>
+                        </pic:spPr>
+                      </pic:pic>
+                    </a:graphicData>
+                  </a:graphic>
+                </wp:inline>
+              </w:drawing>
             </w:r>
           </w:p>
         </w:tc>
@@ -3402,7 +8176,38 @@
           </w:tcPr>
           <w:p>
             <w:r>
-              <w:t>frame_0185.jpg</w:t>
+              <w:drawing>
+                <wp:inline xmlns:a="http://schemas.openxmlformats.org/drawingml/2006/main" xmlns:pic="http://schemas.openxmlformats.org/drawingml/2006/picture">
+                  <wp:extent cx="1280160" cy="720090"/>
+                  <wp:docPr id="155" name="Picture 155"/>
+                  <wp:cNvGraphicFramePr>
+                    <a:graphicFrameLocks noChangeAspect="1"/>
+                  </wp:cNvGraphicFramePr>
+                  <a:graphic>
+                    <a:graphicData uri="http://schemas.openxmlformats.org/drawingml/2006/picture">
+                      <pic:pic>
+                        <pic:nvPicPr>
+                          <pic:cNvPr id="0" name="frame_0185.jpg"/>
+                          <pic:cNvPicPr/>
+                        </pic:nvPicPr>
+                        <pic:blipFill>
+                          <a:blip r:embed="rId10"/>
+                          <a:stretch>
+                            <a:fillRect/>
+                          </a:stretch>
+                        </pic:blipFill>
+                        <pic:spPr>
+                          <a:xfrm>
+                            <a:off x="0" y="0"/>
+                            <a:ext cx="1280160" cy="720090"/>
+                          </a:xfrm>
+                          <a:prstGeom prst="rect"/>
+                        </pic:spPr>
+                      </pic:pic>
+                    </a:graphicData>
+                  </a:graphic>
+                </wp:inline>
+              </w:drawing>
             </w:r>
           </w:p>
         </w:tc>
@@ -3412,7 +8217,38 @@
           </w:tcPr>
           <w:p>
             <w:r>
-              <w:t>frame_0370.jpg</w:t>
+              <w:drawing>
+                <wp:inline xmlns:a="http://schemas.openxmlformats.org/drawingml/2006/main" xmlns:pic="http://schemas.openxmlformats.org/drawingml/2006/picture">
+                  <wp:extent cx="1280160" cy="720090"/>
+                  <wp:docPr id="156" name="Picture 156"/>
+                  <wp:cNvGraphicFramePr>
+                    <a:graphicFrameLocks noChangeAspect="1"/>
+                  </wp:cNvGraphicFramePr>
+                  <a:graphic>
+                    <a:graphicData uri="http://schemas.openxmlformats.org/drawingml/2006/picture">
+                      <pic:pic>
+                        <pic:nvPicPr>
+                          <pic:cNvPr id="0" name="frame_0370.jpg"/>
+                          <pic:cNvPicPr/>
+                        </pic:nvPicPr>
+                        <pic:blipFill>
+                          <a:blip r:embed="rId11"/>
+                          <a:stretch>
+                            <a:fillRect/>
+                          </a:stretch>
+                        </pic:blipFill>
+                        <pic:spPr>
+                          <a:xfrm>
+                            <a:off x="0" y="0"/>
+                            <a:ext cx="1280160" cy="720090"/>
+                          </a:xfrm>
+                          <a:prstGeom prst="rect"/>
+                        </pic:spPr>
+                      </pic:pic>
+                    </a:graphicData>
+                  </a:graphic>
+                </wp:inline>
+              </w:drawing>
             </w:r>
           </w:p>
         </w:tc>
@@ -3509,7 +8345,38 @@
           </w:tcPr>
           <w:p>
             <w:r>
-              <w:t>frame_0000.jpg</w:t>
+              <w:drawing>
+                <wp:inline xmlns:a="http://schemas.openxmlformats.org/drawingml/2006/main" xmlns:pic="http://schemas.openxmlformats.org/drawingml/2006/picture">
+                  <wp:extent cx="1280160" cy="720090"/>
+                  <wp:docPr id="157" name="Picture 157"/>
+                  <wp:cNvGraphicFramePr>
+                    <a:graphicFrameLocks noChangeAspect="1"/>
+                  </wp:cNvGraphicFramePr>
+                  <a:graphic>
+                    <a:graphicData uri="http://schemas.openxmlformats.org/drawingml/2006/picture">
+                      <pic:pic>
+                        <pic:nvPicPr>
+                          <pic:cNvPr id="0" name="frame_0000.jpg"/>
+                          <pic:cNvPicPr/>
+                        </pic:nvPicPr>
+                        <pic:blipFill>
+                          <a:blip r:embed="rId9"/>
+                          <a:stretch>
+                            <a:fillRect/>
+                          </a:stretch>
+                        </pic:blipFill>
+                        <pic:spPr>
+                          <a:xfrm>
+                            <a:off x="0" y="0"/>
+                            <a:ext cx="1280160" cy="720090"/>
+                          </a:xfrm>
+                          <a:prstGeom prst="rect"/>
+                        </pic:spPr>
+                      </pic:pic>
+                    </a:graphicData>
+                  </a:graphic>
+                </wp:inline>
+              </w:drawing>
             </w:r>
           </w:p>
         </w:tc>
@@ -3519,7 +8386,38 @@
           </w:tcPr>
           <w:p>
             <w:r>
-              <w:t>frame_0185.jpg</w:t>
+              <w:drawing>
+                <wp:inline xmlns:a="http://schemas.openxmlformats.org/drawingml/2006/main" xmlns:pic="http://schemas.openxmlformats.org/drawingml/2006/picture">
+                  <wp:extent cx="1280160" cy="720090"/>
+                  <wp:docPr id="158" name="Picture 158"/>
+                  <wp:cNvGraphicFramePr>
+                    <a:graphicFrameLocks noChangeAspect="1"/>
+                  </wp:cNvGraphicFramePr>
+                  <a:graphic>
+                    <a:graphicData uri="http://schemas.openxmlformats.org/drawingml/2006/picture">
+                      <pic:pic>
+                        <pic:nvPicPr>
+                          <pic:cNvPr id="0" name="frame_0185.jpg"/>
+                          <pic:cNvPicPr/>
+                        </pic:nvPicPr>
+                        <pic:blipFill>
+                          <a:blip r:embed="rId10"/>
+                          <a:stretch>
+                            <a:fillRect/>
+                          </a:stretch>
+                        </pic:blipFill>
+                        <pic:spPr>
+                          <a:xfrm>
+                            <a:off x="0" y="0"/>
+                            <a:ext cx="1280160" cy="720090"/>
+                          </a:xfrm>
+                          <a:prstGeom prst="rect"/>
+                        </pic:spPr>
+                      </pic:pic>
+                    </a:graphicData>
+                  </a:graphic>
+                </wp:inline>
+              </w:drawing>
             </w:r>
           </w:p>
         </w:tc>
@@ -3529,7 +8427,38 @@
           </w:tcPr>
           <w:p>
             <w:r>
-              <w:t>frame_0370.jpg</w:t>
+              <w:drawing>
+                <wp:inline xmlns:a="http://schemas.openxmlformats.org/drawingml/2006/main" xmlns:pic="http://schemas.openxmlformats.org/drawingml/2006/picture">
+                  <wp:extent cx="1280160" cy="720090"/>
+                  <wp:docPr id="159" name="Picture 159"/>
+                  <wp:cNvGraphicFramePr>
+                    <a:graphicFrameLocks noChangeAspect="1"/>
+                  </wp:cNvGraphicFramePr>
+                  <a:graphic>
+                    <a:graphicData uri="http://schemas.openxmlformats.org/drawingml/2006/picture">
+                      <pic:pic>
+                        <pic:nvPicPr>
+                          <pic:cNvPr id="0" name="frame_0370.jpg"/>
+                          <pic:cNvPicPr/>
+                        </pic:nvPicPr>
+                        <pic:blipFill>
+                          <a:blip r:embed="rId11"/>
+                          <a:stretch>
+                            <a:fillRect/>
+                          </a:stretch>
+                        </pic:blipFill>
+                        <pic:spPr>
+                          <a:xfrm>
+                            <a:off x="0" y="0"/>
+                            <a:ext cx="1280160" cy="720090"/>
+                          </a:xfrm>
+                          <a:prstGeom prst="rect"/>
+                        </pic:spPr>
+                      </pic:pic>
+                    </a:graphicData>
+                  </a:graphic>
+                </wp:inline>
+              </w:drawing>
             </w:r>
           </w:p>
         </w:tc>
@@ -3611,7 +8540,38 @@
           </w:tcPr>
           <w:p>
             <w:r>
-              <w:t>frame_0000.jpg</w:t>
+              <w:drawing>
+                <wp:inline xmlns:a="http://schemas.openxmlformats.org/drawingml/2006/main" xmlns:pic="http://schemas.openxmlformats.org/drawingml/2006/picture">
+                  <wp:extent cx="1280160" cy="720090"/>
+                  <wp:docPr id="160" name="Picture 160"/>
+                  <wp:cNvGraphicFramePr>
+                    <a:graphicFrameLocks noChangeAspect="1"/>
+                  </wp:cNvGraphicFramePr>
+                  <a:graphic>
+                    <a:graphicData uri="http://schemas.openxmlformats.org/drawingml/2006/picture">
+                      <pic:pic>
+                        <pic:nvPicPr>
+                          <pic:cNvPr id="0" name="frame_0000.jpg"/>
+                          <pic:cNvPicPr/>
+                        </pic:nvPicPr>
+                        <pic:blipFill>
+                          <a:blip r:embed="rId9"/>
+                          <a:stretch>
+                            <a:fillRect/>
+                          </a:stretch>
+                        </pic:blipFill>
+                        <pic:spPr>
+                          <a:xfrm>
+                            <a:off x="0" y="0"/>
+                            <a:ext cx="1280160" cy="720090"/>
+                          </a:xfrm>
+                          <a:prstGeom prst="rect"/>
+                        </pic:spPr>
+                      </pic:pic>
+                    </a:graphicData>
+                  </a:graphic>
+                </wp:inline>
+              </w:drawing>
             </w:r>
           </w:p>
         </w:tc>
@@ -3621,7 +8581,38 @@
           </w:tcPr>
           <w:p>
             <w:r>
-              <w:t>frame_0185.jpg</w:t>
+              <w:drawing>
+                <wp:inline xmlns:a="http://schemas.openxmlformats.org/drawingml/2006/main" xmlns:pic="http://schemas.openxmlformats.org/drawingml/2006/picture">
+                  <wp:extent cx="1280160" cy="720090"/>
+                  <wp:docPr id="161" name="Picture 161"/>
+                  <wp:cNvGraphicFramePr>
+                    <a:graphicFrameLocks noChangeAspect="1"/>
+                  </wp:cNvGraphicFramePr>
+                  <a:graphic>
+                    <a:graphicData uri="http://schemas.openxmlformats.org/drawingml/2006/picture">
+                      <pic:pic>
+                        <pic:nvPicPr>
+                          <pic:cNvPr id="0" name="frame_0185.jpg"/>
+                          <pic:cNvPicPr/>
+                        </pic:nvPicPr>
+                        <pic:blipFill>
+                          <a:blip r:embed="rId10"/>
+                          <a:stretch>
+                            <a:fillRect/>
+                          </a:stretch>
+                        </pic:blipFill>
+                        <pic:spPr>
+                          <a:xfrm>
+                            <a:off x="0" y="0"/>
+                            <a:ext cx="1280160" cy="720090"/>
+                          </a:xfrm>
+                          <a:prstGeom prst="rect"/>
+                        </pic:spPr>
+                      </pic:pic>
+                    </a:graphicData>
+                  </a:graphic>
+                </wp:inline>
+              </w:drawing>
             </w:r>
           </w:p>
         </w:tc>
@@ -3631,7 +8622,38 @@
           </w:tcPr>
           <w:p>
             <w:r>
-              <w:t>frame_0370.jpg</w:t>
+              <w:drawing>
+                <wp:inline xmlns:a="http://schemas.openxmlformats.org/drawingml/2006/main" xmlns:pic="http://schemas.openxmlformats.org/drawingml/2006/picture">
+                  <wp:extent cx="1280160" cy="720090"/>
+                  <wp:docPr id="162" name="Picture 162"/>
+                  <wp:cNvGraphicFramePr>
+                    <a:graphicFrameLocks noChangeAspect="1"/>
+                  </wp:cNvGraphicFramePr>
+                  <a:graphic>
+                    <a:graphicData uri="http://schemas.openxmlformats.org/drawingml/2006/picture">
+                      <pic:pic>
+                        <pic:nvPicPr>
+                          <pic:cNvPr id="0" name="frame_0370.jpg"/>
+                          <pic:cNvPicPr/>
+                        </pic:nvPicPr>
+                        <pic:blipFill>
+                          <a:blip r:embed="rId11"/>
+                          <a:stretch>
+                            <a:fillRect/>
+                          </a:stretch>
+                        </pic:blipFill>
+                        <pic:spPr>
+                          <a:xfrm>
+                            <a:off x="0" y="0"/>
+                            <a:ext cx="1280160" cy="720090"/>
+                          </a:xfrm>
+                          <a:prstGeom prst="rect"/>
+                        </pic:spPr>
+                      </pic:pic>
+                    </a:graphicData>
+                  </a:graphic>
+                </wp:inline>
+              </w:drawing>
             </w:r>
           </w:p>
         </w:tc>
